--- a/eng/docx/17.content.docx
+++ b/eng/docx/17.content.docx
@@ -7,6 +7,15 @@
       <w:r/>
     </w:p>
     <w:p>
+      <w:pPr>
+        <w:pStyle w:val="Heading2"/>
+      </w:pPr>
+      <w:r>
+        <w:t>Resource: Study Notes (Tyndale)</w:t>
+      </w:r>
+      <w:r/>
+    </w:p>
+    <w:p>
       <w:r/>
       <w:r>
         <w:rPr>
@@ -46,7 +55,7 @@
         <w:pStyle w:val="Heading1"/>
       </w:pPr>
       <w:r>
-        <w:t>Aquifer Open Study Notes</w:t>
+        <w:t>Study Notes (Tyndale)</w:t>
       </w:r>
     </w:p>
     <w:p>
@@ -55,6 +64,51 @@
           <w:headerReference w:type="even" r:id="rId8"/>
           <w:headerReference w:type="default" r:id="rId9"/>
           <w:footerReference w:type="default" r:id="rId10"/>
+          <w:footnotePr>
+            <w:numRestart w:val="eachSect"/>
+          </w:footnotePr>
+          <w:type w:val="continuous"/>
+          <w:pgSz w:w="12240" w:h="15840" w:code="1"/>
+          <w:pgMar w:top="1440" w:right="1440" w:bottom="1440" w:left="1440" w:header="504" w:footer="504" w:gutter="0"/>
+          <w:cols w:space="708"/>
+          <w:titlePg/>
+          <w:docGrid w:linePitch="360"/>
+        </w:sectPr>
+      </w:pPr>
+    </w:p>
+    <w:p>
+      <w:r/>
+    </w:p>
+    <w:p>
+      <w:pPr>
+        <w:pStyle w:val="Heading2"/>
+      </w:pPr>
+      <w:r>
+        <w:t>EST</w:t>
+      </w:r>
+      <w:r/>
+    </w:p>
+    <w:p>
+      <w:r/>
+      <w:r>
+        <w:rPr>
+          <w:i/>
+        </w:rPr>
+        <w:t>Esther 1:1, Esther 1:2, Esther 1:4, Esther 1:5, Esther 1:6, Esther 1:8, Esther 1:9, Esther 1:10, Esther 1:11, Esther 1:12, Esther 1:13, Esther 1:15, Esther 1:16–18, Esther 1:17, Esther 1:19, Esther 1:22, Esther 2:6, Esther 2:7, Esther 2:9, Esther 2:10, Esther 2:12, Esther 2:14, Esther 2:15, Esther 2:17, Esther 2:18, Esther 2:19, Esther 2:20, Esther 2:21, Esther 2:22, Esther 2:23, Esther 3:1–15, Esther 3:2, Esther 3:6, Esther 3:7, Esther 3:8, Esther 3:9, Esther 3:10–11, Esther 3:12, Esther 3:13, Esther 3:14–15, Esther 4:1, Esther 4:2, Esther 4:3, Esther 4:8, Esther 4:11, Esther 4:13–14, Esther 4:16, Esther 5:2, Esther 5:3, Esther 5:4, Esther 5:8, Esther 5:9, Esther 5:9–14, Esther 5:14, Esther 6:1, Esther 6:2, Esther 6:3, Esther 6:4–6, Esther 6:7–9, Esther 6:10–12, Esther 6:13, Esther 7:3–4, Esther 7:5, Esther 7:6–7, Esther 7:8, Esther 7:9, Esther 8:1, Esther 8:2, Esther 8:3, Esther 8:5, Esther 8:8, Esther 8:9, Esther 8:11, Esther 8:12, Esther 8:13, Esther 8:15, Esther 8:17, Esther 9:1, Esther 9:3–4, Esther 9:5, Esther 9:6, Esther 9:7–10, Esther 9:10, Esther 9:12, Esther 9:13, Esther 9:14, Esther 9:15, Esther 9:16, Esther 9:17, Esther 9:19, Esther 9:23–26, Esther 9:26–28, Esther 9:29–32, Esther 10:1–2, Esther 10:2, Esther 10:3</w:t>
+      </w:r>
+      <w:r/>
+    </w:p>
+    <w:p>
+      <w:r/>
+      <w:r>
+        <w:t xml:space="preserve"> </w:t>
+      </w:r>
+      <w:r/>
+      <w:r/>
+    </w:p>
+    <w:p>
+      <w:pPr>
+        <w:sectPr>
           <w:footnotePr>
             <w:numRestart w:val="eachSect"/>
           </w:footnotePr>

--- a/eng/docx/17.content.docx
+++ b/eng/docx/17.content.docx
@@ -4,57 +4,114 @@
   <w:body>
     <w:p/>
     <w:p>
-      <w:r/>
+      <w:pPr/>
+      <w:r>
+        <w:rPr>
+          <w:lang w:val="en_US" w:bidi="en_US"/>
+        </w:rPr>
+      </w:r>
     </w:p>
     <w:p>
       <w:pPr>
         <w:pStyle w:val="Heading2"/>
       </w:pPr>
       <w:r>
+        <w:rPr>
+          <w:lang w:val="en_US" w:bidi="en_US"/>
+        </w:rPr>
         <w:t>Resource: Study Notes (Tyndale)</w:t>
       </w:r>
-      <w:r/>
-    </w:p>
-    <w:p>
-      <w:r/>
+      <w:r>
+        <w:rPr>
+          <w:lang w:val="en_US" w:bidi="en_US"/>
+        </w:rPr>
+      </w:r>
+    </w:p>
+    <w:p>
+      <w:pPr/>
+      <w:r>
+        <w:rPr>
+          <w:lang w:val="en_US" w:bidi="en_US"/>
+        </w:rPr>
+      </w:r>
       <w:r>
         <w:rPr>
           <w:b/>
+          <w:lang w:val="en_US" w:bidi="en_US"/>
         </w:rPr>
         <w:t>Aquifer Open Study Notes</w:t>
       </w:r>
     </w:p>
     <w:p>
-      <w:r/>
-      <w:r>
+      <w:pPr/>
+      <w:r>
+        <w:rPr>
+          <w:lang w:val="en_US" w:bidi="en_US"/>
+        </w:rPr>
+      </w:r>
+      <w:r>
+        <w:rPr>
+          <w:lang w:val="en_US" w:bidi="en_US"/>
+        </w:rPr>
         <w:t xml:space="preserve">This work is an adaptation of </w:t>
       </w:r>
       <w:r>
+        <w:rPr>
+          <w:lang w:val="en_US" w:bidi="en_US"/>
+        </w:rPr>
         <w:t>Tyndale Open Study Notes</w:t>
       </w:r>
       <w:r>
+        <w:rPr>
+          <w:lang w:val="en_US" w:bidi="en_US"/>
+        </w:rPr>
         <w:t xml:space="preserve"> © 2023 Tyndale House Publishers, licensed under the CC BY-SA 4.0 license. The adaptation, </w:t>
       </w:r>
       <w:r>
+        <w:rPr>
+          <w:lang w:val="en_US" w:bidi="en_US"/>
+        </w:rPr>
         <w:t>Aquifer Open Study Notes</w:t>
       </w:r>
       <w:r>
+        <w:rPr>
+          <w:lang w:val="en_US" w:bidi="en_US"/>
+        </w:rPr>
         <w:t>, was created by Mission Mutual and is also licensed under CC BY-SA 4.0.</w:t>
       </w:r>
     </w:p>
     <w:p>
-      <w:r/>
-      <w:r>
+      <w:pPr/>
+      <w:r>
+        <w:rPr>
+          <w:lang w:val="en_US" w:bidi="en_US"/>
+        </w:rPr>
+      </w:r>
+      <w:r>
+        <w:rPr>
+          <w:lang w:val="en_US" w:bidi="en_US"/>
+        </w:rPr>
         <w:t>This resource has been adapted into multiple languages, including English, Tok Pisin, Arabic (عربي), French (Français), Hindi (हिंदी), Indonesian (Bahasa Indonesia), Portuguese (Português), Russian (Русский), Spanish (Español), Swahili (Kiswahili), and Simplified Chinese (简体中文).</w:t>
       </w:r>
-      <w:r/>
-      <w:r/>
+      <w:r>
+        <w:rPr>
+          <w:lang w:val="en_US" w:bidi="en_US"/>
+        </w:rPr>
+      </w:r>
+      <w:r>
+        <w:rPr>
+          <w:lang w:val="en_US" w:bidi="en_US"/>
+        </w:rPr>
+      </w:r>
     </w:p>
     <w:p>
       <w:pPr>
         <w:pStyle w:val="Heading1"/>
       </w:pPr>
       <w:r>
+        <w:rPr>
+          <w:lang w:val="en_US" w:bidi="en_US"/>
+        </w:rPr>
         <w:t>Study Notes (Tyndale)</w:t>
       </w:r>
     </w:p>
@@ -77,34 +134,72 @@
       </w:pPr>
     </w:p>
     <w:p>
-      <w:r/>
+      <w:pPr/>
+      <w:r>
+        <w:rPr>
+          <w:lang w:val="en_US" w:bidi="en_US"/>
+        </w:rPr>
+      </w:r>
     </w:p>
     <w:p>
       <w:pPr>
         <w:pStyle w:val="Heading2"/>
       </w:pPr>
       <w:r>
+        <w:rPr>
+          <w:lang w:val="en_US" w:bidi="en_US"/>
+        </w:rPr>
         <w:t>EST</w:t>
       </w:r>
-      <w:r/>
-    </w:p>
-    <w:p>
-      <w:r/>
+      <w:r>
+        <w:rPr>
+          <w:lang w:val="en_US" w:bidi="en_US"/>
+        </w:rPr>
+      </w:r>
+    </w:p>
+    <w:p>
+      <w:pPr/>
+      <w:r>
+        <w:rPr>
+          <w:lang w:val="en_US" w:bidi="en_US"/>
+        </w:rPr>
+      </w:r>
       <w:r>
         <w:rPr>
           <w:i/>
+          <w:lang w:val="en_US" w:bidi="en_US"/>
         </w:rPr>
         <w:t>Esther 1:1, Esther 1:2, Esther 1:4, Esther 1:5, Esther 1:6, Esther 1:8, Esther 1:9, Esther 1:10, Esther 1:11, Esther 1:12, Esther 1:13, Esther 1:15, Esther 1:16–18, Esther 1:17, Esther 1:19, Esther 1:22, Esther 2:6, Esther 2:7, Esther 2:9, Esther 2:10, Esther 2:12, Esther 2:14, Esther 2:15, Esther 2:17, Esther 2:18, Esther 2:19, Esther 2:20, Esther 2:21, Esther 2:22, Esther 2:23, Esther 3:1–15, Esther 3:2, Esther 3:6, Esther 3:7, Esther 3:8, Esther 3:9, Esther 3:10–11, Esther 3:12, Esther 3:13, Esther 3:14–15, Esther 4:1, Esther 4:2, Esther 4:3, Esther 4:8, Esther 4:11, Esther 4:13–14, Esther 4:16, Esther 5:2, Esther 5:3, Esther 5:4, Esther 5:8, Esther 5:9, Esther 5:9–14, Esther 5:14, Esther 6:1, Esther 6:2, Esther 6:3, Esther 6:4–6, Esther 6:7–9, Esther 6:10–12, Esther 6:13, Esther 7:3–4, Esther 7:5, Esther 7:6–7, Esther 7:8, Esther 7:9, Esther 8:1, Esther 8:2, Esther 8:3, Esther 8:5, Esther 8:8, Esther 8:9, Esther 8:11, Esther 8:12, Esther 8:13, Esther 8:15, Esther 8:17, Esther 9:1, Esther 9:3–4, Esther 9:5, Esther 9:6, Esther 9:7–10, Esther 9:10, Esther 9:12, Esther 9:13, Esther 9:14, Esther 9:15, Esther 9:16, Esther 9:17, Esther 9:19, Esther 9:23–26, Esther 9:26–28, Esther 9:29–32, Esther 10:1–2, Esther 10:2, Esther 10:3</w:t>
       </w:r>
-      <w:r/>
-    </w:p>
-    <w:p>
-      <w:r/>
-      <w:r>
+      <w:r>
+        <w:rPr>
+          <w:lang w:val="en_US" w:bidi="en_US"/>
+        </w:rPr>
+      </w:r>
+    </w:p>
+    <w:p>
+      <w:pPr/>
+      <w:r>
+        <w:rPr>
+          <w:lang w:val="en_US" w:bidi="en_US"/>
+        </w:rPr>
+      </w:r>
+      <w:r>
+        <w:rPr>
+          <w:lang w:val="en_US" w:bidi="en_US"/>
+        </w:rPr>
         <w:t xml:space="preserve"> </w:t>
       </w:r>
-      <w:r/>
-      <w:r/>
+      <w:r>
+        <w:rPr>
+          <w:lang w:val="en_US" w:bidi="en_US"/>
+        </w:rPr>
+      </w:r>
+      <w:r>
+        <w:rPr>
+          <w:lang w:val="en_US" w:bidi="en_US"/>
+        </w:rPr>
+      </w:r>
     </w:p>
     <w:p>
       <w:pPr>
@@ -122,16 +217,28 @@
       </w:pPr>
     </w:p>
     <w:p>
-      <w:r/>
+      <w:pPr/>
+      <w:r>
+        <w:rPr>
+          <w:lang w:val="en_US" w:bidi="en_US"/>
+        </w:rPr>
+      </w:r>
     </w:p>
     <w:p>
       <w:pPr>
         <w:pStyle w:val="Heading2"/>
       </w:pPr>
       <w:r>
+        <w:rPr>
+          <w:lang w:val="en_US" w:bidi="en_US"/>
+        </w:rPr>
         <w:t>Esther 1:1</w:t>
       </w:r>
-      <w:r/>
+      <w:r>
+        <w:rPr>
+          <w:lang w:val="en_US" w:bidi="en_US"/>
+        </w:rPr>
+      </w:r>
     </w:p>
     <w:p>
       <w:pPr>
@@ -139,39 +246,61 @@
         <w:spacing w:line="240" w:lineRule="auto"/>
         <w:ind w:left="720"/>
       </w:pPr>
-      <w:r/>
-      <w:r>
+      <w:r>
+        <w:rPr>
+          <w:lang w:val="en_US" w:bidi="en_US"/>
+        </w:rPr>
+      </w:r>
+      <w:r>
+        <w:rPr>
+          <w:lang w:val="en_US" w:bidi="en_US"/>
+        </w:rPr>
         <w:t xml:space="preserve">The name Xerxes is the Greek version of the Persian </w:t>
       </w:r>
       <w:r>
         <w:rPr>
           <w:i/>
+          <w:lang w:val="en_US" w:bidi="en_US"/>
         </w:rPr>
         <w:t>Xshayarshan,</w:t>
       </w:r>
       <w:r>
+        <w:rPr>
+          <w:lang w:val="en_US" w:bidi="en_US"/>
+        </w:rPr>
         <w:t xml:space="preserve"> which the Hebrew text calls </w:t>
       </w:r>
       <w:r>
         <w:rPr>
           <w:i/>
+          <w:lang w:val="en_US" w:bidi="en_US"/>
         </w:rPr>
         <w:t>’akhashwerosh</w:t>
       </w:r>
       <w:r>
+        <w:rPr>
+          <w:lang w:val="en_US" w:bidi="en_US"/>
+        </w:rPr>
         <w:t xml:space="preserve"> (</w:t>
       </w:r>
       <w:r>
         <w:rPr>
           <w:i/>
+          <w:lang w:val="en_US" w:bidi="en_US"/>
         </w:rPr>
         <w:t>Ahasuerus</w:t>
       </w:r>
       <w:r>
+        <w:rPr>
+          <w:lang w:val="en_US" w:bidi="en_US"/>
+        </w:rPr>
         <w:t xml:space="preserve">). His father, Darius I, who ruled from 521 to 486 BC, was king when Haggai and Zechariah urged the people of Judah to complete the temple in Jerusalem (see </w:t>
       </w:r>
       <w:hyperlink r:id="rId13">
         <w:r>
+          <w:rPr>
+            <w:lang w:val="en_US" w:bidi="en_US"/>
+          </w:rPr>
           <w:rPr>
             <w:color w:val="0000EE"/>
             <w:u w:val="single"/>
@@ -180,10 +309,16 @@
         </w:r>
       </w:hyperlink>
       <w:r>
+        <w:rPr>
+          <w:lang w:val="en_US" w:bidi="en_US"/>
+        </w:rPr>
         <w:t xml:space="preserve">; </w:t>
       </w:r>
       <w:hyperlink r:id="rId14">
         <w:r>
+          <w:rPr>
+            <w:lang w:val="en_US" w:bidi="en_US"/>
+          </w:rPr>
           <w:rPr>
             <w:color w:val="0000EE"/>
             <w:u w:val="single"/>
@@ -192,10 +327,16 @@
         </w:r>
       </w:hyperlink>
       <w:r>
+        <w:rPr>
+          <w:lang w:val="en_US" w:bidi="en_US"/>
+        </w:rPr>
         <w:t xml:space="preserve">; </w:t>
       </w:r>
       <w:hyperlink r:id="rId15">
         <w:r>
+          <w:rPr>
+            <w:lang w:val="en_US" w:bidi="en_US"/>
+          </w:rPr>
           <w:rPr>
             <w:color w:val="0000EE"/>
             <w:u w:val="single"/>
@@ -204,6 +345,9 @@
         </w:r>
       </w:hyperlink>
       <w:r>
+        <w:rPr>
+          <w:lang w:val="en_US" w:bidi="en_US"/>
+        </w:rPr>
         <w:t xml:space="preserve">). </w:t>
       </w:r>
     </w:p>
@@ -213,50 +357,106 @@
         <w:spacing w:line="240" w:lineRule="auto"/>
         <w:ind w:left="720"/>
       </w:pPr>
-      <w:r/>
+      <w:r>
+        <w:rPr>
+          <w:lang w:val="en_US" w:bidi="en_US"/>
+        </w:rPr>
+      </w:r>
       <w:r>
         <w:rPr>
           <w:i/>
+          <w:lang w:val="en_US" w:bidi="en_US"/>
         </w:rPr>
         <w:t>127 provinces</w:t>
       </w:r>
       <w:r>
+        <w:rPr>
+          <w:lang w:val="en_US" w:bidi="en_US"/>
+        </w:rPr>
         <w:t>: Xerxes ruled a vast empire from India to Ethiopia.</w:t>
       </w:r>
-      <w:r/>
-      <w:r/>
-    </w:p>
-    <w:p>
-      <w:r/>
+      <w:r>
+        <w:rPr>
+          <w:lang w:val="en_US" w:bidi="en_US"/>
+        </w:rPr>
+      </w:r>
+      <w:r>
+        <w:rPr>
+          <w:lang w:val="en_US" w:bidi="en_US"/>
+        </w:rPr>
+      </w:r>
+    </w:p>
+    <w:p>
+      <w:pPr/>
+      <w:r>
+        <w:rPr>
+          <w:lang w:val="en_US" w:bidi="en_US"/>
+        </w:rPr>
+      </w:r>
     </w:p>
     <w:p>
       <w:pPr>
         <w:pStyle w:val="Heading2"/>
       </w:pPr>
       <w:r>
+        <w:rPr>
+          <w:lang w:val="en_US" w:bidi="en_US"/>
+        </w:rPr>
         <w:t>Esther 1:2</w:t>
       </w:r>
-      <w:r/>
-    </w:p>
-    <w:p>
-      <w:r/>
-      <w:r>
+      <w:r>
+        <w:rPr>
+          <w:lang w:val="en_US" w:bidi="en_US"/>
+        </w:rPr>
+      </w:r>
+    </w:p>
+    <w:p>
+      <w:pPr/>
+      <w:r>
+        <w:rPr>
+          <w:lang w:val="en_US" w:bidi="en_US"/>
+        </w:rPr>
+      </w:r>
+      <w:r>
+        <w:rPr>
+          <w:lang w:val="en_US" w:bidi="en_US"/>
+        </w:rPr>
         <w:t>The fortress of Susa served as the king's winter capital during the colder months.</w:t>
       </w:r>
-      <w:r/>
-      <w:r/>
-    </w:p>
-    <w:p>
-      <w:r/>
+      <w:r>
+        <w:rPr>
+          <w:lang w:val="en_US" w:bidi="en_US"/>
+        </w:rPr>
+      </w:r>
+      <w:r>
+        <w:rPr>
+          <w:lang w:val="en_US" w:bidi="en_US"/>
+        </w:rPr>
+      </w:r>
+    </w:p>
+    <w:p>
+      <w:pPr/>
+      <w:r>
+        <w:rPr>
+          <w:lang w:val="en_US" w:bidi="en_US"/>
+        </w:rPr>
+      </w:r>
     </w:p>
     <w:p>
       <w:pPr>
         <w:pStyle w:val="Heading2"/>
       </w:pPr>
       <w:r>
+        <w:rPr>
+          <w:lang w:val="en_US" w:bidi="en_US"/>
+        </w:rPr>
         <w:t>Esther 1:4</w:t>
       </w:r>
-      <w:r/>
+      <w:r>
+        <w:rPr>
+          <w:lang w:val="en_US" w:bidi="en_US"/>
+        </w:rPr>
+      </w:r>
     </w:p>
     <w:p>
       <w:pPr>
@@ -264,17 +464,28 @@
         <w:spacing w:line="240" w:lineRule="auto"/>
         <w:ind w:left="720"/>
       </w:pPr>
-      <w:r/>
+      <w:r>
+        <w:rPr>
+          <w:lang w:val="en_US" w:bidi="en_US"/>
+        </w:rPr>
+      </w:r>
       <w:r>
         <w:rPr>
           <w:i/>
+          <w:lang w:val="en_US" w:bidi="en_US"/>
         </w:rPr>
         <w:t>for a full 180 days</w:t>
       </w:r>
       <w:r>
+        <w:rPr>
+          <w:lang w:val="en_US" w:bidi="en_US"/>
+        </w:rPr>
         <w:t>:</w:t>
       </w:r>
       <w:r>
+        <w:rPr>
+          <w:lang w:val="en_US" w:bidi="en_US"/>
+        </w:rPr>
         <w:t xml:space="preserve"> Officials likely took turns attending various events during this six-month period. This allowed them to maintain the nation’s military and infrastructure. </w:t>
       </w:r>
     </w:p>
@@ -284,146 +495,292 @@
         <w:spacing w:line="240" w:lineRule="auto"/>
         <w:ind w:left="720"/>
       </w:pPr>
-      <w:r/>
-      <w:r>
+      <w:r>
+        <w:rPr>
+          <w:lang w:val="en_US" w:bidi="en_US"/>
+        </w:rPr>
+      </w:r>
+      <w:r>
+        <w:rPr>
+          <w:lang w:val="en_US" w:bidi="en_US"/>
+        </w:rPr>
         <w:t>This grand display of pomp and splendor aimed to impress others with the king’s greatness. It also shows Xerxes’ pride.</w:t>
       </w:r>
-      <w:r/>
-      <w:r/>
-    </w:p>
-    <w:p>
-      <w:r/>
+      <w:r>
+        <w:rPr>
+          <w:lang w:val="en_US" w:bidi="en_US"/>
+        </w:rPr>
+      </w:r>
+      <w:r>
+        <w:rPr>
+          <w:lang w:val="en_US" w:bidi="en_US"/>
+        </w:rPr>
+      </w:r>
+    </w:p>
+    <w:p>
+      <w:pPr/>
+      <w:r>
+        <w:rPr>
+          <w:lang w:val="en_US" w:bidi="en_US"/>
+        </w:rPr>
+      </w:r>
     </w:p>
     <w:p>
       <w:pPr>
         <w:pStyle w:val="Heading2"/>
       </w:pPr>
       <w:r>
+        <w:rPr>
+          <w:lang w:val="en_US" w:bidi="en_US"/>
+        </w:rPr>
         <w:t>Esther 1:5</w:t>
       </w:r>
-      <w:r/>
-    </w:p>
-    <w:p>
-      <w:r/>
-      <w:r>
+      <w:r>
+        <w:rPr>
+          <w:lang w:val="en_US" w:bidi="en_US"/>
+        </w:rPr>
+      </w:r>
+    </w:p>
+    <w:p>
+      <w:pPr/>
+      <w:r>
+        <w:rPr>
+          <w:lang w:val="en_US" w:bidi="en_US"/>
+        </w:rPr>
+      </w:r>
+      <w:r>
+        <w:rPr>
+          <w:lang w:val="en_US" w:bidi="en_US"/>
+        </w:rPr>
         <w:t>A second, shorter banquet let people from all social levels, from the highest to the lowest, see the king's great wealth. Due to the large crowd, this ongoing open-house event took place outside in the paved courtyard of the palace garden.</w:t>
       </w:r>
-      <w:r/>
-      <w:r/>
-    </w:p>
-    <w:p>
-      <w:r/>
+      <w:r>
+        <w:rPr>
+          <w:lang w:val="en_US" w:bidi="en_US"/>
+        </w:rPr>
+      </w:r>
+      <w:r>
+        <w:rPr>
+          <w:lang w:val="en_US" w:bidi="en_US"/>
+        </w:rPr>
+      </w:r>
+    </w:p>
+    <w:p>
+      <w:pPr/>
+      <w:r>
+        <w:rPr>
+          <w:lang w:val="en_US" w:bidi="en_US"/>
+        </w:rPr>
+      </w:r>
     </w:p>
     <w:p>
       <w:pPr>
         <w:pStyle w:val="Heading2"/>
       </w:pPr>
       <w:r>
+        <w:rPr>
+          <w:lang w:val="en_US" w:bidi="en_US"/>
+        </w:rPr>
         <w:t>Esther 1:6</w:t>
       </w:r>
-      <w:r/>
-    </w:p>
-    <w:p>
-      <w:r/>
-      <w:r>
+      <w:r>
+        <w:rPr>
+          <w:lang w:val="en_US" w:bidi="en_US"/>
+        </w:rPr>
+      </w:r>
+    </w:p>
+    <w:p>
+      <w:pPr/>
+      <w:r>
+        <w:rPr>
+          <w:lang w:val="en_US" w:bidi="en_US"/>
+        </w:rPr>
+      </w:r>
+      <w:r>
+        <w:rPr>
+          <w:lang w:val="en_US" w:bidi="en_US"/>
+        </w:rPr>
         <w:t xml:space="preserve">White and blue (or </w:t>
       </w:r>
       <w:r>
         <w:rPr>
           <w:i/>
+          <w:lang w:val="en_US" w:bidi="en_US"/>
         </w:rPr>
         <w:t>violet</w:t>
       </w:r>
       <w:r>
+        <w:rPr>
+          <w:lang w:val="en_US" w:bidi="en_US"/>
+        </w:rPr>
         <w:t>) were colors of royalty. The mosaic pavement was also richly detailed.</w:t>
       </w:r>
-      <w:r/>
-      <w:r/>
-    </w:p>
-    <w:p>
-      <w:r/>
+      <w:r>
+        <w:rPr>
+          <w:lang w:val="en_US" w:bidi="en_US"/>
+        </w:rPr>
+      </w:r>
+      <w:r>
+        <w:rPr>
+          <w:lang w:val="en_US" w:bidi="en_US"/>
+        </w:rPr>
+      </w:r>
+    </w:p>
+    <w:p>
+      <w:pPr/>
+      <w:r>
+        <w:rPr>
+          <w:lang w:val="en_US" w:bidi="en_US"/>
+        </w:rPr>
+      </w:r>
     </w:p>
     <w:p>
       <w:pPr>
         <w:pStyle w:val="Heading2"/>
       </w:pPr>
       <w:r>
+        <w:rPr>
+          <w:lang w:val="en_US" w:bidi="en_US"/>
+        </w:rPr>
         <w:t>Esther 1:8</w:t>
       </w:r>
-      <w:r/>
-    </w:p>
-    <w:p>
-      <w:r/>
+      <w:r>
+        <w:rPr>
+          <w:lang w:val="en_US" w:bidi="en_US"/>
+        </w:rPr>
+      </w:r>
+    </w:p>
+    <w:p>
+      <w:pPr/>
+      <w:r>
+        <w:rPr>
+          <w:lang w:val="en_US" w:bidi="en_US"/>
+        </w:rPr>
+      </w:r>
       <w:r>
         <w:rPr>
           <w:i/>
+          <w:lang w:val="en_US" w:bidi="en_US"/>
         </w:rPr>
         <w:t>no limit was placed on the drinking</w:t>
       </w:r>
       <w:r>
+        <w:rPr>
+          <w:lang w:val="en_US" w:bidi="en_US"/>
+        </w:rPr>
         <w:t xml:space="preserve">: </w:t>
       </w:r>
       <w:r>
+        <w:rPr>
+          <w:lang w:val="en_US" w:bidi="en_US"/>
+        </w:rPr>
         <w:t xml:space="preserve">Often, guests would drink only when the Persian king offered a toast (see Xenophon, </w:t>
       </w:r>
       <w:r>
         <w:rPr>
           <w:i/>
+          <w:lang w:val="en_US" w:bidi="en_US"/>
         </w:rPr>
         <w:t>Cyropaedia</w:t>
       </w:r>
       <w:r>
+        <w:rPr>
+          <w:lang w:val="en_US" w:bidi="en_US"/>
+        </w:rPr>
         <w:t xml:space="preserve"> 8.8.18). At this banquet, people could drink freely.</w:t>
       </w:r>
-      <w:r/>
-      <w:r/>
-    </w:p>
-    <w:p>
-      <w:r/>
+      <w:r>
+        <w:rPr>
+          <w:lang w:val="en_US" w:bidi="en_US"/>
+        </w:rPr>
+      </w:r>
+      <w:r>
+        <w:rPr>
+          <w:lang w:val="en_US" w:bidi="en_US"/>
+        </w:rPr>
+      </w:r>
+    </w:p>
+    <w:p>
+      <w:pPr/>
+      <w:r>
+        <w:rPr>
+          <w:lang w:val="en_US" w:bidi="en_US"/>
+        </w:rPr>
+      </w:r>
     </w:p>
     <w:p>
       <w:pPr>
         <w:pStyle w:val="Heading2"/>
       </w:pPr>
       <w:r>
+        <w:rPr>
+          <w:lang w:val="en_US" w:bidi="en_US"/>
+        </w:rPr>
         <w:t>Esther 1:9</w:t>
       </w:r>
-      <w:r/>
-    </w:p>
-    <w:p>
-      <w:r/>
-      <w:r>
+      <w:r>
+        <w:rPr>
+          <w:lang w:val="en_US" w:bidi="en_US"/>
+        </w:rPr>
+      </w:r>
+    </w:p>
+    <w:p>
+      <w:pPr/>
+      <w:r>
+        <w:rPr>
+          <w:lang w:val="en_US" w:bidi="en_US"/>
+        </w:rPr>
+      </w:r>
+      <w:r>
+        <w:rPr>
+          <w:lang w:val="en_US" w:bidi="en_US"/>
+        </w:rPr>
         <w:t xml:space="preserve">Since Vashti means </w:t>
       </w:r>
       <w:r>
         <w:rPr>
           <w:i/>
+          <w:lang w:val="en_US" w:bidi="en_US"/>
         </w:rPr>
         <w:t>the best, desired, beloved,</w:t>
       </w:r>
       <w:r>
+        <w:rPr>
+          <w:lang w:val="en_US" w:bidi="en_US"/>
+        </w:rPr>
         <w:t xml:space="preserve"> it might be a title for a favored wife rather than her real name. Ancient Greek historians call her </w:t>
       </w:r>
       <w:r>
         <w:rPr>
           <w:i/>
+          <w:lang w:val="en_US" w:bidi="en_US"/>
         </w:rPr>
         <w:t>Amestris</w:t>
       </w:r>
       <w:r>
+        <w:rPr>
+          <w:lang w:val="en_US" w:bidi="en_US"/>
+        </w:rPr>
         <w:t xml:space="preserve"> (for example, Herodotus, </w:t>
       </w:r>
       <w:r>
         <w:rPr>
           <w:i/>
+          <w:lang w:val="en_US" w:bidi="en_US"/>
         </w:rPr>
         <w:t>Histories</w:t>
       </w:r>
       <w:r>
+        <w:rPr>
+          <w:lang w:val="en_US" w:bidi="en_US"/>
+        </w:rPr>
         <w:t xml:space="preserve"> 7.114). Her son, Artaxerxes I, became king of Persia and ruled from 465 to 424 BC, after Xerxes died (see </w:t>
       </w:r>
       <w:hyperlink r:id="rId16">
         <w:r>
+          <w:rPr>
+            <w:lang w:val="en_US" w:bidi="en_US"/>
+          </w:rPr>
           <w:rPr>
             <w:color w:val="0000EE"/>
             <w:u w:val="single"/>
@@ -432,10 +789,16 @@
         </w:r>
       </w:hyperlink>
       <w:r>
+        <w:rPr>
+          <w:lang w:val="en_US" w:bidi="en_US"/>
+        </w:rPr>
         <w:t xml:space="preserve">; </w:t>
       </w:r>
       <w:hyperlink r:id="rId17">
         <w:r>
+          <w:rPr>
+            <w:lang w:val="en_US" w:bidi="en_US"/>
+          </w:rPr>
           <w:rPr>
             <w:color w:val="0000EE"/>
             <w:u w:val="single"/>
@@ -444,10 +807,16 @@
         </w:r>
       </w:hyperlink>
       <w:r>
+        <w:rPr>
+          <w:lang w:val="en_US" w:bidi="en_US"/>
+        </w:rPr>
         <w:t xml:space="preserve">; </w:t>
       </w:r>
       <w:hyperlink r:id="rId18">
         <w:r>
+          <w:rPr>
+            <w:lang w:val="en_US" w:bidi="en_US"/>
+          </w:rPr>
           <w:rPr>
             <w:color w:val="0000EE"/>
             <w:u w:val="single"/>
@@ -456,10 +825,16 @@
         </w:r>
       </w:hyperlink>
       <w:r>
+        <w:rPr>
+          <w:lang w:val="en_US" w:bidi="en_US"/>
+        </w:rPr>
         <w:t xml:space="preserve">, </w:t>
       </w:r>
       <w:hyperlink r:id="rId19">
         <w:r>
+          <w:rPr>
+            <w:lang w:val="en_US" w:bidi="en_US"/>
+          </w:rPr>
           <w:rPr>
             <w:color w:val="0000EE"/>
             <w:u w:val="single"/>
@@ -468,10 +843,16 @@
         </w:r>
       </w:hyperlink>
       <w:r>
+        <w:rPr>
+          <w:lang w:val="en_US" w:bidi="en_US"/>
+        </w:rPr>
         <w:t xml:space="preserve">, </w:t>
       </w:r>
       <w:hyperlink r:id="rId20">
         <w:r>
+          <w:rPr>
+            <w:lang w:val="en_US" w:bidi="en_US"/>
+          </w:rPr>
           <w:rPr>
             <w:color w:val="0000EE"/>
             <w:u w:val="single"/>
@@ -480,10 +861,16 @@
         </w:r>
       </w:hyperlink>
       <w:r>
+        <w:rPr>
+          <w:lang w:val="en_US" w:bidi="en_US"/>
+        </w:rPr>
         <w:t xml:space="preserve">; </w:t>
       </w:r>
       <w:hyperlink r:id="rId21">
         <w:r>
+          <w:rPr>
+            <w:lang w:val="en_US" w:bidi="en_US"/>
+          </w:rPr>
           <w:rPr>
             <w:color w:val="0000EE"/>
             <w:u w:val="single"/>
@@ -492,10 +879,16 @@
         </w:r>
       </w:hyperlink>
       <w:r>
+        <w:rPr>
+          <w:lang w:val="en_US" w:bidi="en_US"/>
+        </w:rPr>
         <w:t xml:space="preserve">; </w:t>
       </w:r>
       <w:hyperlink r:id="rId22">
         <w:r>
+          <w:rPr>
+            <w:lang w:val="en_US" w:bidi="en_US"/>
+          </w:rPr>
           <w:rPr>
             <w:color w:val="0000EE"/>
             <w:u w:val="single"/>
@@ -504,10 +897,16 @@
         </w:r>
       </w:hyperlink>
       <w:r>
+        <w:rPr>
+          <w:lang w:val="en_US" w:bidi="en_US"/>
+        </w:rPr>
         <w:t xml:space="preserve">; </w:t>
       </w:r>
       <w:hyperlink r:id="rId23">
         <w:r>
+          <w:rPr>
+            <w:lang w:val="en_US" w:bidi="en_US"/>
+          </w:rPr>
           <w:rPr>
             <w:color w:val="0000EE"/>
             <w:u w:val="single"/>
@@ -516,10 +915,16 @@
         </w:r>
       </w:hyperlink>
       <w:r>
+        <w:rPr>
+          <w:lang w:val="en_US" w:bidi="en_US"/>
+        </w:rPr>
         <w:t xml:space="preserve">; </w:t>
       </w:r>
       <w:hyperlink r:id="rId24">
         <w:r>
+          <w:rPr>
+            <w:lang w:val="en_US" w:bidi="en_US"/>
+          </w:rPr>
           <w:rPr>
             <w:color w:val="0000EE"/>
             <w:u w:val="single"/>
@@ -528,10 +933,16 @@
         </w:r>
       </w:hyperlink>
       <w:r>
+        <w:rPr>
+          <w:lang w:val="en_US" w:bidi="en_US"/>
+        </w:rPr>
         <w:t xml:space="preserve">; </w:t>
       </w:r>
       <w:hyperlink r:id="rId25">
         <w:r>
+          <w:rPr>
+            <w:lang w:val="en_US" w:bidi="en_US"/>
+          </w:rPr>
           <w:rPr>
             <w:color w:val="0000EE"/>
             <w:u w:val="single"/>
@@ -540,22 +951,45 @@
         </w:r>
       </w:hyperlink>
       <w:r>
+        <w:rPr>
+          <w:lang w:val="en_US" w:bidi="en_US"/>
+        </w:rPr>
         <w:t>).</w:t>
       </w:r>
-      <w:r/>
-      <w:r/>
-    </w:p>
-    <w:p>
-      <w:r/>
+      <w:r>
+        <w:rPr>
+          <w:lang w:val="en_US" w:bidi="en_US"/>
+        </w:rPr>
+      </w:r>
+      <w:r>
+        <w:rPr>
+          <w:lang w:val="en_US" w:bidi="en_US"/>
+        </w:rPr>
+      </w:r>
+    </w:p>
+    <w:p>
+      <w:pPr/>
+      <w:r>
+        <w:rPr>
+          <w:lang w:val="en_US" w:bidi="en_US"/>
+        </w:rPr>
+      </w:r>
     </w:p>
     <w:p>
       <w:pPr>
         <w:pStyle w:val="Heading2"/>
       </w:pPr>
       <w:r>
+        <w:rPr>
+          <w:lang w:val="en_US" w:bidi="en_US"/>
+        </w:rPr>
         <w:t>Esther 1:10</w:t>
       </w:r>
-      <w:r/>
+      <w:r>
+        <w:rPr>
+          <w:lang w:val="en_US" w:bidi="en_US"/>
+        </w:rPr>
+      </w:r>
     </w:p>
     <w:p>
       <w:pPr>
@@ -563,17 +997,28 @@
         <w:spacing w:line="240" w:lineRule="auto"/>
         <w:ind w:left="720"/>
       </w:pPr>
-      <w:r/>
+      <w:r>
+        <w:rPr>
+          <w:lang w:val="en_US" w:bidi="en_US"/>
+        </w:rPr>
+      </w:r>
       <w:r>
         <w:rPr>
           <w:i/>
+          <w:lang w:val="en_US" w:bidi="en_US"/>
         </w:rPr>
         <w:t>the king’s heart was merry with wine</w:t>
       </w:r>
       <w:r>
+        <w:rPr>
+          <w:lang w:val="en_US" w:bidi="en_US"/>
+        </w:rPr>
         <w:t>:</w:t>
       </w:r>
       <w:r>
+        <w:rPr>
+          <w:lang w:val="en_US" w:bidi="en_US"/>
+        </w:rPr>
         <w:t xml:space="preserve"> He was likely quite drunk and might do something unwise. </w:t>
       </w:r>
     </w:p>
@@ -583,53 +1028,112 @@
         <w:spacing w:line="240" w:lineRule="auto"/>
         <w:ind w:left="720"/>
       </w:pPr>
-      <w:r/>
-      <w:r>
+      <w:r>
+        <w:rPr>
+          <w:lang w:val="en_US" w:bidi="en_US"/>
+        </w:rPr>
+      </w:r>
+      <w:r>
+        <w:rPr>
+          <w:lang w:val="en_US" w:bidi="en_US"/>
+        </w:rPr>
         <w:t>Eunuchs were servants who had been castrated. Their jobs often involved contact with the women of the royal harem.</w:t>
       </w:r>
-      <w:r/>
-      <w:r/>
-    </w:p>
-    <w:p>
-      <w:r/>
+      <w:r>
+        <w:rPr>
+          <w:lang w:val="en_US" w:bidi="en_US"/>
+        </w:rPr>
+      </w:r>
+      <w:r>
+        <w:rPr>
+          <w:lang w:val="en_US" w:bidi="en_US"/>
+        </w:rPr>
+      </w:r>
+    </w:p>
+    <w:p>
+      <w:pPr/>
+      <w:r>
+        <w:rPr>
+          <w:lang w:val="en_US" w:bidi="en_US"/>
+        </w:rPr>
+      </w:r>
     </w:p>
     <w:p>
       <w:pPr>
         <w:pStyle w:val="Heading2"/>
       </w:pPr>
       <w:r>
+        <w:rPr>
+          <w:lang w:val="en_US" w:bidi="en_US"/>
+        </w:rPr>
         <w:t>Esther 1:11</w:t>
       </w:r>
-      <w:r/>
-    </w:p>
-    <w:p>
-      <w:r/>
+      <w:r>
+        <w:rPr>
+          <w:lang w:val="en_US" w:bidi="en_US"/>
+        </w:rPr>
+      </w:r>
+    </w:p>
+    <w:p>
+      <w:pPr/>
+      <w:r>
+        <w:rPr>
+          <w:lang w:val="en_US" w:bidi="en_US"/>
+        </w:rPr>
+      </w:r>
       <w:r>
         <w:rPr>
           <w:i/>
+          <w:lang w:val="en_US" w:bidi="en_US"/>
         </w:rPr>
         <w:t>she was beautiful to behold</w:t>
       </w:r>
       <w:r>
+        <w:rPr>
+          <w:lang w:val="en_US" w:bidi="en_US"/>
+        </w:rPr>
         <w:t>:</w:t>
       </w:r>
       <w:r>
+        <w:rPr>
+          <w:lang w:val="en_US" w:bidi="en_US"/>
+        </w:rPr>
         <w:t xml:space="preserve"> The king wanted to show off one of his prized possessions.</w:t>
       </w:r>
-      <w:r/>
-      <w:r/>
-    </w:p>
-    <w:p>
-      <w:r/>
+      <w:r>
+        <w:rPr>
+          <w:lang w:val="en_US" w:bidi="en_US"/>
+        </w:rPr>
+      </w:r>
+      <w:r>
+        <w:rPr>
+          <w:lang w:val="en_US" w:bidi="en_US"/>
+        </w:rPr>
+      </w:r>
+    </w:p>
+    <w:p>
+      <w:pPr/>
+      <w:r>
+        <w:rPr>
+          <w:lang w:val="en_US" w:bidi="en_US"/>
+        </w:rPr>
+      </w:r>
     </w:p>
     <w:p>
       <w:pPr>
         <w:pStyle w:val="Heading2"/>
       </w:pPr>
       <w:r>
+        <w:rPr>
+          <w:lang w:val="en_US" w:bidi="en_US"/>
+        </w:rPr>
         <w:t>Esther 1:12</w:t>
       </w:r>
-      <w:r/>
+      <w:r>
+        <w:rPr>
+          <w:lang w:val="en_US" w:bidi="en_US"/>
+        </w:rPr>
+      </w:r>
     </w:p>
     <w:p>
       <w:pPr>
@@ -637,14 +1141,22 @@
         <w:spacing w:line="240" w:lineRule="auto"/>
         <w:ind w:left="720"/>
       </w:pPr>
-      <w:r/>
+      <w:r>
+        <w:rPr>
+          <w:lang w:val="en_US" w:bidi="en_US"/>
+        </w:rPr>
+      </w:r>
       <w:r>
         <w:rPr>
           <w:i/>
+          <w:lang w:val="en_US" w:bidi="en_US"/>
         </w:rPr>
         <w:t>refused to come</w:t>
       </w:r>
       <w:r>
+        <w:rPr>
+          <w:lang w:val="en_US" w:bidi="en_US"/>
+        </w:rPr>
         <w:t xml:space="preserve">: The queen's refusal is not explained. Perhaps she feared the king, who was drunk, might humiliate her. </w:t>
       </w:r>
     </w:p>
@@ -654,38 +1166,77 @@
         <w:spacing w:line="240" w:lineRule="auto"/>
         <w:ind w:left="720"/>
       </w:pPr>
-      <w:r/>
+      <w:r>
+        <w:rPr>
+          <w:lang w:val="en_US" w:bidi="en_US"/>
+        </w:rPr>
+      </w:r>
       <w:r>
         <w:rPr>
           <w:i/>
+          <w:lang w:val="en_US" w:bidi="en_US"/>
         </w:rPr>
         <w:t>the king became furious</w:t>
       </w:r>
       <w:r>
+        <w:rPr>
+          <w:lang w:val="en_US" w:bidi="en_US"/>
+        </w:rPr>
         <w:t>: His anger likely increased because he was drunk and felt embarrassed in front of his friends.</w:t>
       </w:r>
-      <w:r/>
-      <w:r/>
-    </w:p>
-    <w:p>
-      <w:r/>
+      <w:r>
+        <w:rPr>
+          <w:lang w:val="en_US" w:bidi="en_US"/>
+        </w:rPr>
+      </w:r>
+      <w:r>
+        <w:rPr>
+          <w:lang w:val="en_US" w:bidi="en_US"/>
+        </w:rPr>
+      </w:r>
+    </w:p>
+    <w:p>
+      <w:pPr/>
+      <w:r>
+        <w:rPr>
+          <w:lang w:val="en_US" w:bidi="en_US"/>
+        </w:rPr>
+      </w:r>
     </w:p>
     <w:p>
       <w:pPr>
         <w:pStyle w:val="Heading2"/>
       </w:pPr>
       <w:r>
+        <w:rPr>
+          <w:lang w:val="en_US" w:bidi="en_US"/>
+        </w:rPr>
         <w:t>Esther 1:13</w:t>
       </w:r>
-      <w:r/>
-    </w:p>
-    <w:p>
-      <w:r/>
-      <w:r>
+      <w:r>
+        <w:rPr>
+          <w:lang w:val="en_US" w:bidi="en_US"/>
+        </w:rPr>
+      </w:r>
+    </w:p>
+    <w:p>
+      <w:pPr/>
+      <w:r>
+        <w:rPr>
+          <w:lang w:val="en_US" w:bidi="en_US"/>
+        </w:rPr>
+      </w:r>
+      <w:r>
+        <w:rPr>
+          <w:lang w:val="en_US" w:bidi="en_US"/>
+        </w:rPr>
         <w:t>The king did not react immediately. He consulted his wise advisers, as he usually did. He checked with Persian legal experts to see what could be done about his disobedient wife (</w:t>
       </w:r>
       <w:hyperlink r:id="rId26">
         <w:r>
+          <w:rPr>
+            <w:lang w:val="en_US" w:bidi="en_US"/>
+          </w:rPr>
           <w:rPr>
             <w:color w:val="0000EE"/>
             <w:u w:val="single"/>
@@ -694,123 +1245,254 @@
         </w:r>
       </w:hyperlink>
       <w:r>
+        <w:rPr>
+          <w:lang w:val="en_US" w:bidi="en_US"/>
+        </w:rPr>
         <w:t>).</w:t>
       </w:r>
-      <w:r/>
-      <w:r/>
-    </w:p>
-    <w:p>
-      <w:r/>
+      <w:r>
+        <w:rPr>
+          <w:lang w:val="en_US" w:bidi="en_US"/>
+        </w:rPr>
+      </w:r>
+      <w:r>
+        <w:rPr>
+          <w:lang w:val="en_US" w:bidi="en_US"/>
+        </w:rPr>
+      </w:r>
+    </w:p>
+    <w:p>
+      <w:pPr/>
+      <w:r>
+        <w:rPr>
+          <w:lang w:val="en_US" w:bidi="en_US"/>
+        </w:rPr>
+      </w:r>
     </w:p>
     <w:p>
       <w:pPr>
         <w:pStyle w:val="Heading2"/>
       </w:pPr>
       <w:r>
+        <w:rPr>
+          <w:lang w:val="en_US" w:bidi="en_US"/>
+        </w:rPr>
         <w:t>Esther 1:15</w:t>
       </w:r>
-      <w:r/>
-    </w:p>
-    <w:p>
-      <w:r/>
+      <w:r>
+        <w:rPr>
+          <w:lang w:val="en_US" w:bidi="en_US"/>
+        </w:rPr>
+      </w:r>
+    </w:p>
+    <w:p>
+      <w:pPr/>
+      <w:r>
+        <w:rPr>
+          <w:lang w:val="en_US" w:bidi="en_US"/>
+        </w:rPr>
+      </w:r>
       <w:r>
         <w:rPr>
           <w:i/>
+          <w:lang w:val="en_US" w:bidi="en_US"/>
         </w:rPr>
         <w:t>According to law...what should be done</w:t>
       </w:r>
       <w:r>
+        <w:rPr>
+          <w:lang w:val="en_US" w:bidi="en_US"/>
+        </w:rPr>
         <w:t>:</w:t>
       </w:r>
       <w:r>
+        <w:rPr>
+          <w:lang w:val="en_US" w:bidi="en_US"/>
+        </w:rPr>
         <w:t xml:space="preserve"> In his embarrassment, the king likely wanted to punish Vashti as much as possible.</w:t>
       </w:r>
-      <w:r/>
-      <w:r/>
-    </w:p>
-    <w:p>
-      <w:r/>
+      <w:r>
+        <w:rPr>
+          <w:lang w:val="en_US" w:bidi="en_US"/>
+        </w:rPr>
+      </w:r>
+      <w:r>
+        <w:rPr>
+          <w:lang w:val="en_US" w:bidi="en_US"/>
+        </w:rPr>
+      </w:r>
+    </w:p>
+    <w:p>
+      <w:pPr/>
+      <w:r>
+        <w:rPr>
+          <w:lang w:val="en_US" w:bidi="en_US"/>
+        </w:rPr>
+      </w:r>
     </w:p>
     <w:p>
       <w:pPr>
         <w:pStyle w:val="Heading2"/>
       </w:pPr>
       <w:r>
+        <w:rPr>
+          <w:lang w:val="en_US" w:bidi="en_US"/>
+        </w:rPr>
         <w:t>Esther 1:16–18</w:t>
       </w:r>
-      <w:r/>
-    </w:p>
-    <w:p>
-      <w:r/>
+      <w:r>
+        <w:rPr>
+          <w:lang w:val="en_US" w:bidi="en_US"/>
+        </w:rPr>
+      </w:r>
+    </w:p>
+    <w:p>
+      <w:pPr/>
+      <w:r>
+        <w:rPr>
+          <w:lang w:val="en_US" w:bidi="en_US"/>
+        </w:rPr>
+      </w:r>
       <w:r>
         <w:rPr>
           <w:i/>
+          <w:lang w:val="en_US" w:bidi="en_US"/>
         </w:rPr>
         <w:t>Queen Vashti has wronged</w:t>
       </w:r>
       <w:r>
+        <w:rPr>
+          <w:lang w:val="en_US" w:bidi="en_US"/>
+        </w:rPr>
         <w:t>: The adviser Memucan did not use Persian law to guide the king's decision. His hasty advice made Vashti's action seem like a possible crime for all women.</w:t>
       </w:r>
-      <w:r/>
-      <w:r/>
-    </w:p>
-    <w:p>
-      <w:r/>
+      <w:r>
+        <w:rPr>
+          <w:lang w:val="en_US" w:bidi="en_US"/>
+        </w:rPr>
+      </w:r>
+      <w:r>
+        <w:rPr>
+          <w:lang w:val="en_US" w:bidi="en_US"/>
+        </w:rPr>
+      </w:r>
+    </w:p>
+    <w:p>
+      <w:pPr/>
+      <w:r>
+        <w:rPr>
+          <w:lang w:val="en_US" w:bidi="en_US"/>
+        </w:rPr>
+      </w:r>
     </w:p>
     <w:p>
       <w:pPr>
         <w:pStyle w:val="Heading2"/>
       </w:pPr>
       <w:r>
+        <w:rPr>
+          <w:lang w:val="en_US" w:bidi="en_US"/>
+        </w:rPr>
         <w:t>Esther 1:17</w:t>
       </w:r>
-      <w:r/>
-    </w:p>
-    <w:p>
-      <w:r/>
+      <w:r>
+        <w:rPr>
+          <w:lang w:val="en_US" w:bidi="en_US"/>
+        </w:rPr>
+      </w:r>
+    </w:p>
+    <w:p>
+      <w:pPr/>
+      <w:r>
+        <w:rPr>
+          <w:lang w:val="en_US" w:bidi="en_US"/>
+        </w:rPr>
+      </w:r>
       <w:r>
         <w:rPr>
           <w:i/>
+          <w:lang w:val="en_US" w:bidi="en_US"/>
         </w:rPr>
         <w:t>all women, causing them to despise their husbands</w:t>
       </w:r>
       <w:r>
+        <w:rPr>
+          <w:lang w:val="en_US" w:bidi="en_US"/>
+        </w:rPr>
         <w:t>:</w:t>
       </w:r>
       <w:r>
+        <w:rPr>
+          <w:lang w:val="en_US" w:bidi="en_US"/>
+        </w:rPr>
         <w:t xml:space="preserve"> The council's decision was driven by fear of consequences, not by facts or law.</w:t>
       </w:r>
-      <w:r/>
-      <w:r/>
-    </w:p>
-    <w:p>
-      <w:r/>
+      <w:r>
+        <w:rPr>
+          <w:lang w:val="en_US" w:bidi="en_US"/>
+        </w:rPr>
+      </w:r>
+      <w:r>
+        <w:rPr>
+          <w:lang w:val="en_US" w:bidi="en_US"/>
+        </w:rPr>
+      </w:r>
+    </w:p>
+    <w:p>
+      <w:pPr/>
+      <w:r>
+        <w:rPr>
+          <w:lang w:val="en_US" w:bidi="en_US"/>
+        </w:rPr>
+      </w:r>
     </w:p>
     <w:p>
       <w:pPr>
         <w:pStyle w:val="Heading2"/>
       </w:pPr>
       <w:r>
+        <w:rPr>
+          <w:lang w:val="en_US" w:bidi="en_US"/>
+        </w:rPr>
         <w:t>Esther 1:19</w:t>
       </w:r>
-      <w:r/>
-    </w:p>
-    <w:p>
-      <w:r/>
+      <w:r>
+        <w:rPr>
+          <w:lang w:val="en_US" w:bidi="en_US"/>
+        </w:rPr>
+      </w:r>
+    </w:p>
+    <w:p>
+      <w:pPr/>
+      <w:r>
+        <w:rPr>
+          <w:lang w:val="en_US" w:bidi="en_US"/>
+        </w:rPr>
+      </w:r>
       <w:r>
         <w:rPr>
           <w:i/>
+          <w:lang w:val="en_US" w:bidi="en_US"/>
         </w:rPr>
         <w:t>issue a royal decree...that it cannot be repealed</w:t>
       </w:r>
       <w:r>
+        <w:rPr>
+          <w:lang w:val="en_US" w:bidi="en_US"/>
+        </w:rPr>
         <w:t>:</w:t>
       </w:r>
       <w:r>
+        <w:rPr>
+          <w:lang w:val="en_US" w:bidi="en_US"/>
+        </w:rPr>
         <w:t xml:space="preserve"> This decree would become an unchangeable law (</w:t>
       </w:r>
       <w:hyperlink r:id="rId27">
         <w:r>
+          <w:rPr>
+            <w:lang w:val="en_US" w:bidi="en_US"/>
+          </w:rPr>
           <w:rPr>
             <w:color w:val="0000EE"/>
             <w:u w:val="single"/>
@@ -819,10 +1501,16 @@
         </w:r>
       </w:hyperlink>
       <w:r>
+        <w:rPr>
+          <w:lang w:val="en_US" w:bidi="en_US"/>
+        </w:rPr>
         <w:t xml:space="preserve">; </w:t>
       </w:r>
       <w:hyperlink r:id="rId28">
         <w:r>
+          <w:rPr>
+            <w:lang w:val="en_US" w:bidi="en_US"/>
+          </w:rPr>
           <w:rPr>
             <w:color w:val="0000EE"/>
             <w:u w:val="single"/>
@@ -831,10 +1519,16 @@
         </w:r>
       </w:hyperlink>
       <w:r>
+        <w:rPr>
+          <w:lang w:val="en_US" w:bidi="en_US"/>
+        </w:rPr>
         <w:t xml:space="preserve">, </w:t>
       </w:r>
       <w:hyperlink r:id="rId29">
         <w:r>
+          <w:rPr>
+            <w:lang w:val="en_US" w:bidi="en_US"/>
+          </w:rPr>
           <w:rPr>
             <w:color w:val="0000EE"/>
             <w:u w:val="single"/>
@@ -843,22 +1537,45 @@
         </w:r>
       </w:hyperlink>
       <w:r>
+        <w:rPr>
+          <w:lang w:val="en_US" w:bidi="en_US"/>
+        </w:rPr>
         <w:t>).</w:t>
       </w:r>
-      <w:r/>
-      <w:r/>
-    </w:p>
-    <w:p>
-      <w:r/>
+      <w:r>
+        <w:rPr>
+          <w:lang w:val="en_US" w:bidi="en_US"/>
+        </w:rPr>
+      </w:r>
+      <w:r>
+        <w:rPr>
+          <w:lang w:val="en_US" w:bidi="en_US"/>
+        </w:rPr>
+      </w:r>
+    </w:p>
+    <w:p>
+      <w:pPr/>
+      <w:r>
+        <w:rPr>
+          <w:lang w:val="en_US" w:bidi="en_US"/>
+        </w:rPr>
+      </w:r>
     </w:p>
     <w:p>
       <w:pPr>
         <w:pStyle w:val="Heading2"/>
       </w:pPr>
       <w:r>
+        <w:rPr>
+          <w:lang w:val="en_US" w:bidi="en_US"/>
+        </w:rPr>
         <w:t>Esther 1:22</w:t>
       </w:r>
-      <w:r/>
+      <w:r>
+        <w:rPr>
+          <w:lang w:val="en_US" w:bidi="en_US"/>
+        </w:rPr>
+      </w:r>
     </w:p>
     <w:p>
       <w:pPr>
@@ -866,8 +1583,15 @@
         <w:spacing w:line="240" w:lineRule="auto"/>
         <w:ind w:left="720"/>
       </w:pPr>
-      <w:r/>
-      <w:r>
+      <w:r>
+        <w:rPr>
+          <w:lang w:val="en_US" w:bidi="en_US"/>
+        </w:rPr>
+      </w:r>
+      <w:r>
+        <w:rPr>
+          <w:lang w:val="en_US" w:bidi="en_US"/>
+        </w:rPr>
         <w:t xml:space="preserve">The decree was published in each region's script and language so everyone in the Persian Empire could understand it. </w:t>
       </w:r>
     </w:p>
@@ -877,44 +1601,84 @@
         <w:spacing w:line="240" w:lineRule="auto"/>
         <w:ind w:left="720"/>
       </w:pPr>
-      <w:r/>
+      <w:r>
+        <w:rPr>
+          <w:lang w:val="en_US" w:bidi="en_US"/>
+        </w:rPr>
+      </w:r>
       <w:r>
         <w:rPr>
           <w:i/>
+          <w:lang w:val="en_US" w:bidi="en_US"/>
         </w:rPr>
         <w:t>every man should be master of his own household</w:t>
       </w:r>
       <w:r>
+        <w:rPr>
+          <w:lang w:val="en_US" w:bidi="en_US"/>
+        </w:rPr>
         <w:t>: In the ancient Near East, it was already common for men to rule their houses. The decree made this custom legally enforceable.</w:t>
       </w:r>
-      <w:r/>
-      <w:r/>
-    </w:p>
-    <w:p>
-      <w:r/>
+      <w:r>
+        <w:rPr>
+          <w:lang w:val="en_US" w:bidi="en_US"/>
+        </w:rPr>
+      </w:r>
+      <w:r>
+        <w:rPr>
+          <w:lang w:val="en_US" w:bidi="en_US"/>
+        </w:rPr>
+      </w:r>
+    </w:p>
+    <w:p>
+      <w:pPr/>
+      <w:r>
+        <w:rPr>
+          <w:lang w:val="en_US" w:bidi="en_US"/>
+        </w:rPr>
+      </w:r>
     </w:p>
     <w:p>
       <w:pPr>
         <w:pStyle w:val="Heading2"/>
       </w:pPr>
       <w:r>
+        <w:rPr>
+          <w:lang w:val="en_US" w:bidi="en_US"/>
+        </w:rPr>
         <w:t>Esther 2:6</w:t>
       </w:r>
-      <w:r/>
-    </w:p>
-    <w:p>
-      <w:r/>
+      <w:r>
+        <w:rPr>
+          <w:lang w:val="en_US" w:bidi="en_US"/>
+        </w:rPr>
+      </w:r>
+    </w:p>
+    <w:p>
+      <w:pPr/>
+      <w:r>
+        <w:rPr>
+          <w:lang w:val="en_US" w:bidi="en_US"/>
+        </w:rPr>
+      </w:r>
       <w:r>
         <w:rPr>
           <w:i/>
+          <w:lang w:val="en_US" w:bidi="en_US"/>
         </w:rPr>
         <w:t>He</w:t>
       </w:r>
       <w:r>
+        <w:rPr>
+          <w:lang w:val="en_US" w:bidi="en_US"/>
+        </w:rPr>
         <w:t>: King Jehoiachin was exiled in 597 BC (</w:t>
       </w:r>
       <w:hyperlink r:id="rId30">
         <w:r>
+          <w:rPr>
+            <w:lang w:val="en_US" w:bidi="en_US"/>
+          </w:rPr>
           <w:rPr>
             <w:color w:val="0000EE"/>
             <w:u w:val="single"/>
@@ -923,57 +1687,113 @@
         </w:r>
       </w:hyperlink>
       <w:r>
+        <w:rPr>
+          <w:lang w:val="en_US" w:bidi="en_US"/>
+        </w:rPr>
         <w:t>), over 100 years earlier. It was likely one of Mordecai’s ancestors who was taken into Babylonian captivity.</w:t>
       </w:r>
-      <w:r/>
-      <w:r/>
-    </w:p>
-    <w:p>
-      <w:r/>
+      <w:r>
+        <w:rPr>
+          <w:lang w:val="en_US" w:bidi="en_US"/>
+        </w:rPr>
+      </w:r>
+      <w:r>
+        <w:rPr>
+          <w:lang w:val="en_US" w:bidi="en_US"/>
+        </w:rPr>
+      </w:r>
+    </w:p>
+    <w:p>
+      <w:pPr/>
+      <w:r>
+        <w:rPr>
+          <w:lang w:val="en_US" w:bidi="en_US"/>
+        </w:rPr>
+      </w:r>
     </w:p>
     <w:p>
       <w:pPr>
         <w:pStyle w:val="Heading2"/>
       </w:pPr>
       <w:r>
+        <w:rPr>
+          <w:lang w:val="en_US" w:bidi="en_US"/>
+        </w:rPr>
         <w:t>Esther 2:7</w:t>
       </w:r>
-      <w:r/>
-    </w:p>
-    <w:p>
-      <w:r/>
-      <w:r>
+      <w:r>
+        <w:rPr>
+          <w:lang w:val="en_US" w:bidi="en_US"/>
+        </w:rPr>
+      </w:r>
+    </w:p>
+    <w:p>
+      <w:pPr/>
+      <w:r>
+        <w:rPr>
+          <w:lang w:val="en_US" w:bidi="en_US"/>
+        </w:rPr>
+      </w:r>
+      <w:r>
+        <w:rPr>
+          <w:lang w:val="en_US" w:bidi="en_US"/>
+        </w:rPr>
         <w:t xml:space="preserve">Hadassah is a Hebrew name meaning </w:t>
       </w:r>
       <w:r>
         <w:rPr>
           <w:i/>
+          <w:lang w:val="en_US" w:bidi="en_US"/>
         </w:rPr>
         <w:t>myrtle.</w:t>
       </w:r>
       <w:r>
+        <w:rPr>
+          <w:lang w:val="en_US" w:bidi="en_US"/>
+        </w:rPr>
         <w:t xml:space="preserve"> Esther is a Persian name meaning </w:t>
       </w:r>
       <w:r>
         <w:rPr>
           <w:i/>
+          <w:lang w:val="en_US" w:bidi="en_US"/>
         </w:rPr>
         <w:t>star.</w:t>
       </w:r>
-      <w:r/>
-      <w:r/>
-    </w:p>
-    <w:p>
-      <w:r/>
+      <w:r>
+        <w:rPr>
+          <w:lang w:val="en_US" w:bidi="en_US"/>
+        </w:rPr>
+      </w:r>
+      <w:r>
+        <w:rPr>
+          <w:lang w:val="en_US" w:bidi="en_US"/>
+        </w:rPr>
+      </w:r>
+    </w:p>
+    <w:p>
+      <w:pPr/>
+      <w:r>
+        <w:rPr>
+          <w:lang w:val="en_US" w:bidi="en_US"/>
+        </w:rPr>
+      </w:r>
     </w:p>
     <w:p>
       <w:pPr>
         <w:pStyle w:val="Heading2"/>
       </w:pPr>
       <w:r>
+        <w:rPr>
+          <w:lang w:val="en_US" w:bidi="en_US"/>
+        </w:rPr>
         <w:t>Esther 2:9</w:t>
       </w:r>
-      <w:r/>
+      <w:r>
+        <w:rPr>
+          <w:lang w:val="en_US" w:bidi="en_US"/>
+        </w:rPr>
+      </w:r>
     </w:p>
     <w:p>
       <w:pPr>
@@ -981,14 +1801,22 @@
         <w:spacing w:line="240" w:lineRule="auto"/>
         <w:ind w:left="720"/>
       </w:pPr>
-      <w:r/>
+      <w:r>
+        <w:rPr>
+          <w:lang w:val="en_US" w:bidi="en_US"/>
+        </w:rPr>
+      </w:r>
       <w:r>
         <w:rPr>
           <w:i/>
+          <w:lang w:val="en_US" w:bidi="en_US"/>
         </w:rPr>
         <w:t>provided her with beauty treatments and the special diet</w:t>
       </w:r>
       <w:r>
+        <w:rPr>
+          <w:lang w:val="en_US" w:bidi="en_US"/>
+        </w:rPr>
         <w:t xml:space="preserve">: Hegai knew the king’s preferences and chose the best candidates for special attention. </w:t>
       </w:r>
     </w:p>
@@ -998,139 +1826,311 @@
         <w:spacing w:line="240" w:lineRule="auto"/>
         <w:ind w:left="720"/>
       </w:pPr>
-      <w:r/>
-      <w:r>
+      <w:r>
+        <w:rPr>
+          <w:lang w:val="en_US" w:bidi="en_US"/>
+        </w:rPr>
+      </w:r>
+      <w:r>
+        <w:rPr>
+          <w:lang w:val="en_US" w:bidi="en_US"/>
+        </w:rPr>
         <w:t>Hegai assigned seven of the best assistants to Esther, showing he believed she was a top candidate for becoming queen.</w:t>
       </w:r>
-      <w:r/>
-      <w:r/>
-    </w:p>
-    <w:p>
-      <w:r/>
+      <w:r>
+        <w:rPr>
+          <w:lang w:val="en_US" w:bidi="en_US"/>
+        </w:rPr>
+      </w:r>
+      <w:r>
+        <w:rPr>
+          <w:lang w:val="en_US" w:bidi="en_US"/>
+        </w:rPr>
+      </w:r>
+    </w:p>
+    <w:p>
+      <w:pPr/>
+      <w:r>
+        <w:rPr>
+          <w:lang w:val="en_US" w:bidi="en_US"/>
+        </w:rPr>
+      </w:r>
     </w:p>
     <w:p>
       <w:pPr>
         <w:pStyle w:val="Heading2"/>
       </w:pPr>
       <w:r>
+        <w:rPr>
+          <w:lang w:val="en_US" w:bidi="en_US"/>
+        </w:rPr>
         <w:t>Esther 2:10</w:t>
       </w:r>
-      <w:r/>
-    </w:p>
-    <w:p>
-      <w:r/>
-      <w:r>
+      <w:r>
+        <w:rPr>
+          <w:lang w:val="en_US" w:bidi="en_US"/>
+        </w:rPr>
+      </w:r>
+    </w:p>
+    <w:p>
+      <w:pPr/>
+      <w:r>
+        <w:rPr>
+          <w:lang w:val="en_US" w:bidi="en_US"/>
+        </w:rPr>
+      </w:r>
+      <w:r>
+        <w:rPr>
+          <w:lang w:val="en_US" w:bidi="en_US"/>
+        </w:rPr>
         <w:t>Mordecai had likely faced some prejudice against Jews. Esther's Jewish heritage would later help her reveal Haman's terrible plan.</w:t>
       </w:r>
-      <w:r/>
-      <w:r/>
-    </w:p>
-    <w:p>
-      <w:r/>
+      <w:r>
+        <w:rPr>
+          <w:lang w:val="en_US" w:bidi="en_US"/>
+        </w:rPr>
+      </w:r>
+      <w:r>
+        <w:rPr>
+          <w:lang w:val="en_US" w:bidi="en_US"/>
+        </w:rPr>
+      </w:r>
+    </w:p>
+    <w:p>
+      <w:pPr/>
+      <w:r>
+        <w:rPr>
+          <w:lang w:val="en_US" w:bidi="en_US"/>
+        </w:rPr>
+      </w:r>
     </w:p>
     <w:p>
       <w:pPr>
         <w:pStyle w:val="Heading2"/>
       </w:pPr>
       <w:r>
+        <w:rPr>
+          <w:lang w:val="en_US" w:bidi="en_US"/>
+        </w:rPr>
         <w:t>Esther 2:12</w:t>
       </w:r>
-      <w:r/>
-    </w:p>
-    <w:p>
-      <w:r/>
-      <w:r>
+      <w:r>
+        <w:rPr>
+          <w:lang w:val="en_US" w:bidi="en_US"/>
+        </w:rPr>
+      </w:r>
+    </w:p>
+    <w:p>
+      <w:pPr/>
+      <w:r>
+        <w:rPr>
+          <w:lang w:val="en_US" w:bidi="en_US"/>
+        </w:rPr>
+      </w:r>
+      <w:r>
+        <w:rPr>
+          <w:lang w:val="en_US" w:bidi="en_US"/>
+        </w:rPr>
         <w:t>The twelve months of preparation likely included learning court customs and beauty treatments. However, the main focus was on physical beauty.</w:t>
       </w:r>
-      <w:r/>
-      <w:r/>
-    </w:p>
-    <w:p>
-      <w:r/>
+      <w:r>
+        <w:rPr>
+          <w:lang w:val="en_US" w:bidi="en_US"/>
+        </w:rPr>
+      </w:r>
+      <w:r>
+        <w:rPr>
+          <w:lang w:val="en_US" w:bidi="en_US"/>
+        </w:rPr>
+      </w:r>
+    </w:p>
+    <w:p>
+      <w:pPr/>
+      <w:r>
+        <w:rPr>
+          <w:lang w:val="en_US" w:bidi="en_US"/>
+        </w:rPr>
+      </w:r>
     </w:p>
     <w:p>
       <w:pPr>
         <w:pStyle w:val="Heading2"/>
       </w:pPr>
       <w:r>
+        <w:rPr>
+          <w:lang w:val="en_US" w:bidi="en_US"/>
+        </w:rPr>
         <w:t>Esther 2:14</w:t>
       </w:r>
-      <w:r/>
-    </w:p>
-    <w:p>
-      <w:r/>
+      <w:r>
+        <w:rPr>
+          <w:lang w:val="en_US" w:bidi="en_US"/>
+        </w:rPr>
+      </w:r>
+    </w:p>
+    <w:p>
+      <w:pPr/>
+      <w:r>
+        <w:rPr>
+          <w:lang w:val="en_US" w:bidi="en_US"/>
+        </w:rPr>
+      </w:r>
       <w:r>
         <w:rPr>
           <w:i/>
+          <w:lang w:val="en_US" w:bidi="en_US"/>
         </w:rPr>
         <w:t>a second harem</w:t>
       </w:r>
       <w:r>
+        <w:rPr>
+          <w:lang w:val="en_US" w:bidi="en_US"/>
+        </w:rPr>
         <w:t>: Each woman spent one night with the king in his bedroom. After that, she lived like a widow unless the king remembered her name and called for her. The women in the second harem lived comfortably in a luxurious setting under the care of Shaashgaz, the king’s eunuch.</w:t>
       </w:r>
-      <w:r/>
-      <w:r/>
-    </w:p>
-    <w:p>
-      <w:r/>
+      <w:r>
+        <w:rPr>
+          <w:lang w:val="en_US" w:bidi="en_US"/>
+        </w:rPr>
+      </w:r>
+      <w:r>
+        <w:rPr>
+          <w:lang w:val="en_US" w:bidi="en_US"/>
+        </w:rPr>
+      </w:r>
+    </w:p>
+    <w:p>
+      <w:pPr/>
+      <w:r>
+        <w:rPr>
+          <w:lang w:val="en_US" w:bidi="en_US"/>
+        </w:rPr>
+      </w:r>
     </w:p>
     <w:p>
       <w:pPr>
         <w:pStyle w:val="Heading2"/>
       </w:pPr>
       <w:r>
+        <w:rPr>
+          <w:lang w:val="en_US" w:bidi="en_US"/>
+        </w:rPr>
         <w:t>Esther 2:15</w:t>
       </w:r>
-      <w:r/>
-    </w:p>
-    <w:p>
-      <w:r/>
-      <w:r>
+      <w:r>
+        <w:rPr>
+          <w:lang w:val="en_US" w:bidi="en_US"/>
+        </w:rPr>
+      </w:r>
+    </w:p>
+    <w:p>
+      <w:pPr/>
+      <w:r>
+        <w:rPr>
+          <w:lang w:val="en_US" w:bidi="en_US"/>
+        </w:rPr>
+      </w:r>
+      <w:r>
+        <w:rPr>
+          <w:lang w:val="en_US" w:bidi="en_US"/>
+        </w:rPr>
         <w:t>Hegai knew what the king liked, so he gave Esther good advice. She wisely accepted and followed it.</w:t>
       </w:r>
-      <w:r/>
-      <w:r/>
-    </w:p>
-    <w:p>
-      <w:r/>
+      <w:r>
+        <w:rPr>
+          <w:lang w:val="en_US" w:bidi="en_US"/>
+        </w:rPr>
+      </w:r>
+      <w:r>
+        <w:rPr>
+          <w:lang w:val="en_US" w:bidi="en_US"/>
+        </w:rPr>
+      </w:r>
+    </w:p>
+    <w:p>
+      <w:pPr/>
+      <w:r>
+        <w:rPr>
+          <w:lang w:val="en_US" w:bidi="en_US"/>
+        </w:rPr>
+      </w:r>
     </w:p>
     <w:p>
       <w:pPr>
         <w:pStyle w:val="Heading2"/>
       </w:pPr>
       <w:r>
+        <w:rPr>
+          <w:lang w:val="en_US" w:bidi="en_US"/>
+        </w:rPr>
         <w:t>Esther 2:17</w:t>
       </w:r>
-      <w:r/>
-    </w:p>
-    <w:p>
-      <w:r/>
+      <w:r>
+        <w:rPr>
+          <w:lang w:val="en_US" w:bidi="en_US"/>
+        </w:rPr>
+      </w:r>
+    </w:p>
+    <w:p>
+      <w:pPr/>
+      <w:r>
+        <w:rPr>
+          <w:lang w:val="en_US" w:bidi="en_US"/>
+        </w:rPr>
+      </w:r>
       <w:r>
         <w:rPr>
           <w:i/>
+          <w:lang w:val="en_US" w:bidi="en_US"/>
         </w:rPr>
         <w:t>he placed the royal crown upon her head</w:t>
       </w:r>
       <w:r>
+        <w:rPr>
+          <w:lang w:val="en_US" w:bidi="en_US"/>
+        </w:rPr>
         <w:t>:</w:t>
       </w:r>
       <w:r>
+        <w:rPr>
+          <w:lang w:val="en_US" w:bidi="en_US"/>
+        </w:rPr>
         <w:t xml:space="preserve"> Now Esther had access to the king's heart as his favored wife. She was in a position where God could use her to influence the king's thoughts and actions.</w:t>
       </w:r>
-      <w:r/>
-      <w:r/>
-    </w:p>
-    <w:p>
-      <w:r/>
+      <w:r>
+        <w:rPr>
+          <w:lang w:val="en_US" w:bidi="en_US"/>
+        </w:rPr>
+      </w:r>
+      <w:r>
+        <w:rPr>
+          <w:lang w:val="en_US" w:bidi="en_US"/>
+        </w:rPr>
+      </w:r>
+    </w:p>
+    <w:p>
+      <w:pPr/>
+      <w:r>
+        <w:rPr>
+          <w:lang w:val="en_US" w:bidi="en_US"/>
+        </w:rPr>
+      </w:r>
     </w:p>
     <w:p>
       <w:pPr>
         <w:pStyle w:val="Heading2"/>
       </w:pPr>
       <w:r>
+        <w:rPr>
+          <w:lang w:val="en_US" w:bidi="en_US"/>
+        </w:rPr>
         <w:t>Esther 2:18</w:t>
       </w:r>
-      <w:r/>
+      <w:r>
+        <w:rPr>
+          <w:lang w:val="en_US" w:bidi="en_US"/>
+        </w:rPr>
+      </w:r>
     </w:p>
     <w:p>
       <w:pPr>
@@ -1138,21 +2138,35 @@
         <w:spacing w:line="240" w:lineRule="auto"/>
         <w:ind w:left="720"/>
       </w:pPr>
-      <w:r/>
+      <w:r>
+        <w:rPr>
+          <w:lang w:val="en_US" w:bidi="en_US"/>
+        </w:rPr>
+      </w:r>
       <w:r>
         <w:rPr>
           <w:i/>
+          <w:lang w:val="en_US" w:bidi="en_US"/>
         </w:rPr>
         <w:t>he king held a great banquet, Esther’s banquet</w:t>
       </w:r>
       <w:r>
+        <w:rPr>
+          <w:lang w:val="en_US" w:bidi="en_US"/>
+        </w:rPr>
         <w:t>:</w:t>
       </w:r>
       <w:r>
+        <w:rPr>
+          <w:lang w:val="en_US" w:bidi="en_US"/>
+        </w:rPr>
         <w:t xml:space="preserve"> The king honored his wife instead of showing her off (compare </w:t>
       </w:r>
       <w:hyperlink r:id="rId31">
         <w:r>
+          <w:rPr>
+            <w:lang w:val="en_US" w:bidi="en_US"/>
+          </w:rPr>
           <w:rPr>
             <w:color w:val="0000EE"/>
             <w:u w:val="single"/>
@@ -1161,6 +2175,9 @@
         </w:r>
       </w:hyperlink>
       <w:r>
+        <w:rPr>
+          <w:lang w:val="en_US" w:bidi="en_US"/>
+        </w:rPr>
         <w:t xml:space="preserve">). </w:t>
       </w:r>
     </w:p>
@@ -1170,36 +2187,55 @@
         <w:spacing w:line="240" w:lineRule="auto"/>
         <w:ind w:left="720"/>
       </w:pPr>
-      <w:r/>
+      <w:r>
+        <w:rPr>
+          <w:lang w:val="en_US" w:bidi="en_US"/>
+        </w:rPr>
+      </w:r>
       <w:r>
         <w:rPr>
           <w:i/>
+          <w:lang w:val="en_US" w:bidi="en_US"/>
         </w:rPr>
         <w:t>He proclaimed a tax holiday</w:t>
       </w:r>
       <w:r>
+        <w:rPr>
+          <w:lang w:val="en_US" w:bidi="en_US"/>
+        </w:rPr>
         <w:t>: The Hebrew word for “public holiday” (</w:t>
       </w:r>
       <w:r>
         <w:rPr>
           <w:i/>
+          <w:lang w:val="en_US" w:bidi="en_US"/>
         </w:rPr>
         <w:t>hanakhah</w:t>
       </w:r>
       <w:r>
+        <w:rPr>
+          <w:lang w:val="en_US" w:bidi="en_US"/>
+        </w:rPr>
         <w:t>) relates to the verb meaning “rest” (</w:t>
       </w:r>
       <w:r>
         <w:rPr>
           <w:i/>
+          <w:lang w:val="en_US" w:bidi="en_US"/>
         </w:rPr>
         <w:t>nukh</w:t>
       </w:r>
       <w:r>
+        <w:rPr>
+          <w:lang w:val="en_US" w:bidi="en_US"/>
+        </w:rPr>
         <w:t xml:space="preserve">). The book describes how the Jewish people found rest from their enemies' threats (see </w:t>
       </w:r>
       <w:hyperlink r:id="rId32">
         <w:r>
+          <w:rPr>
+            <w:lang w:val="en_US" w:bidi="en_US"/>
+          </w:rPr>
           <w:rPr>
             <w:color w:val="0000EE"/>
             <w:u w:val="single"/>
@@ -1208,22 +2244,45 @@
         </w:r>
       </w:hyperlink>
       <w:r>
+        <w:rPr>
+          <w:lang w:val="en_US" w:bidi="en_US"/>
+        </w:rPr>
         <w:t>).</w:t>
       </w:r>
-      <w:r/>
-      <w:r/>
-    </w:p>
-    <w:p>
-      <w:r/>
+      <w:r>
+        <w:rPr>
+          <w:lang w:val="en_US" w:bidi="en_US"/>
+        </w:rPr>
+      </w:r>
+      <w:r>
+        <w:rPr>
+          <w:lang w:val="en_US" w:bidi="en_US"/>
+        </w:rPr>
+      </w:r>
+    </w:p>
+    <w:p>
+      <w:pPr/>
+      <w:r>
+        <w:rPr>
+          <w:lang w:val="en_US" w:bidi="en_US"/>
+        </w:rPr>
+      </w:r>
     </w:p>
     <w:p>
       <w:pPr>
         <w:pStyle w:val="Heading2"/>
       </w:pPr>
       <w:r>
+        <w:rPr>
+          <w:lang w:val="en_US" w:bidi="en_US"/>
+        </w:rPr>
         <w:t>Esther 2:19</w:t>
       </w:r>
-      <w:r/>
+      <w:r>
+        <w:rPr>
+          <w:lang w:val="en_US" w:bidi="en_US"/>
+        </w:rPr>
+      </w:r>
     </w:p>
     <w:p>
       <w:pPr>
@@ -1231,17 +2290,28 @@
         <w:spacing w:line="240" w:lineRule="auto"/>
         <w:ind w:left="720"/>
       </w:pPr>
-      <w:r/>
+      <w:r>
+        <w:rPr>
+          <w:lang w:val="en_US" w:bidi="en_US"/>
+        </w:rPr>
+      </w:r>
       <w:r>
         <w:rPr>
           <w:i/>
+          <w:lang w:val="en_US" w:bidi="en_US"/>
         </w:rPr>
         <w:t>When the virgins were assembled a second time</w:t>
       </w:r>
       <w:r>
+        <w:rPr>
+          <w:lang w:val="en_US" w:bidi="en_US"/>
+        </w:rPr>
         <w:t>: Since</w:t>
       </w:r>
       <w:r>
+        <w:rPr>
+          <w:lang w:val="en_US" w:bidi="en_US"/>
+        </w:rPr>
         <w:t xml:space="preserve"> the queen had been chosen, the rest of the woman would join the other concubines.</w:t>
       </w:r>
     </w:p>
@@ -1251,21 +2321,35 @@
         <w:spacing w:line="240" w:lineRule="auto"/>
         <w:ind w:left="720"/>
       </w:pPr>
-      <w:r/>
+      <w:r>
+        <w:rPr>
+          <w:lang w:val="en_US" w:bidi="en_US"/>
+        </w:rPr>
+      </w:r>
       <w:r>
         <w:rPr>
           <w:i/>
+          <w:lang w:val="en_US" w:bidi="en_US"/>
         </w:rPr>
         <w:t>Mordecai was sitting at the king’s gate</w:t>
       </w:r>
       <w:r>
+        <w:rPr>
+          <w:lang w:val="en_US" w:bidi="en_US"/>
+        </w:rPr>
         <w:t>:</w:t>
       </w:r>
       <w:r>
+        <w:rPr>
+          <w:lang w:val="en_US" w:bidi="en_US"/>
+        </w:rPr>
         <w:t xml:space="preserve"> Court cases and official business took place at the gate. There, Mordecai heard about the plot against the king (</w:t>
       </w:r>
       <w:hyperlink r:id="rId33">
         <w:r>
+          <w:rPr>
+            <w:lang w:val="en_US" w:bidi="en_US"/>
+          </w:rPr>
           <w:rPr>
             <w:color w:val="0000EE"/>
             <w:u w:val="single"/>
@@ -1274,22 +2358,45 @@
         </w:r>
       </w:hyperlink>
       <w:r>
+        <w:rPr>
+          <w:lang w:val="en_US" w:bidi="en_US"/>
+        </w:rPr>
         <w:t>).</w:t>
       </w:r>
-      <w:r/>
-      <w:r/>
-    </w:p>
-    <w:p>
-      <w:r/>
+      <w:r>
+        <w:rPr>
+          <w:lang w:val="en_US" w:bidi="en_US"/>
+        </w:rPr>
+      </w:r>
+      <w:r>
+        <w:rPr>
+          <w:lang w:val="en_US" w:bidi="en_US"/>
+        </w:rPr>
+      </w:r>
+    </w:p>
+    <w:p>
+      <w:pPr/>
+      <w:r>
+        <w:rPr>
+          <w:lang w:val="en_US" w:bidi="en_US"/>
+        </w:rPr>
+      </w:r>
     </w:p>
     <w:p>
       <w:pPr>
         <w:pStyle w:val="Heading2"/>
       </w:pPr>
       <w:r>
+        <w:rPr>
+          <w:lang w:val="en_US" w:bidi="en_US"/>
+        </w:rPr>
         <w:t>Esther 2:20</w:t>
       </w:r>
-      <w:r/>
+      <w:r>
+        <w:rPr>
+          <w:lang w:val="en_US" w:bidi="en_US"/>
+        </w:rPr>
+      </w:r>
     </w:p>
     <w:p>
       <w:pPr>
@@ -1297,21 +2404,35 @@
         <w:spacing w:line="240" w:lineRule="auto"/>
         <w:ind w:left="720"/>
       </w:pPr>
-      <w:r/>
+      <w:r>
+        <w:rPr>
+          <w:lang w:val="en_US" w:bidi="en_US"/>
+        </w:rPr>
+      </w:r>
       <w:r>
         <w:rPr>
           <w:i/>
+          <w:lang w:val="en_US" w:bidi="en_US"/>
         </w:rPr>
         <w:t>still had not revealed her lineage or her people</w:t>
       </w:r>
       <w:r>
+        <w:rPr>
+          <w:lang w:val="en_US" w:bidi="en_US"/>
+        </w:rPr>
         <w:t>:</w:t>
       </w:r>
       <w:r>
+        <w:rPr>
+          <w:lang w:val="en_US" w:bidi="en_US"/>
+        </w:rPr>
         <w:t xml:space="preserve"> The repetition of this point (see also </w:t>
       </w:r>
       <w:hyperlink r:id="rId34">
         <w:r>
+          <w:rPr>
+            <w:lang w:val="en_US" w:bidi="en_US"/>
+          </w:rPr>
           <w:rPr>
             <w:color w:val="0000EE"/>
             <w:u w:val="single"/>
@@ -1320,6 +2441,9 @@
         </w:r>
       </w:hyperlink>
       <w:r>
+        <w:rPr>
+          <w:lang w:val="en_US" w:bidi="en_US"/>
+        </w:rPr>
         <w:t xml:space="preserve">) shows its importance to the story. </w:t>
       </w:r>
     </w:p>
@@ -1329,32 +2453,70 @@
         <w:spacing w:line="240" w:lineRule="auto"/>
         <w:ind w:left="720"/>
       </w:pPr>
-      <w:r/>
-      <w:r>
+      <w:r>
+        <w:rPr>
+          <w:lang w:val="en_US" w:bidi="en_US"/>
+        </w:rPr>
+      </w:r>
+      <w:r>
+        <w:rPr>
+          <w:lang w:val="en_US" w:bidi="en_US"/>
+        </w:rPr>
         <w:t>With humility, she continued to follow Mordecai’s directions. She did not become proud or forget her people or the family that raised her.</w:t>
       </w:r>
-      <w:r/>
-      <w:r/>
-    </w:p>
-    <w:p>
-      <w:r/>
+      <w:r>
+        <w:rPr>
+          <w:lang w:val="en_US" w:bidi="en_US"/>
+        </w:rPr>
+      </w:r>
+      <w:r>
+        <w:rPr>
+          <w:lang w:val="en_US" w:bidi="en_US"/>
+        </w:rPr>
+      </w:r>
+    </w:p>
+    <w:p>
+      <w:pPr/>
+      <w:r>
+        <w:rPr>
+          <w:lang w:val="en_US" w:bidi="en_US"/>
+        </w:rPr>
+      </w:r>
     </w:p>
     <w:p>
       <w:pPr>
         <w:pStyle w:val="Heading2"/>
       </w:pPr>
       <w:r>
+        <w:rPr>
+          <w:lang w:val="en_US" w:bidi="en_US"/>
+        </w:rPr>
         <w:t>Esther 2:21</w:t>
       </w:r>
-      <w:r/>
-    </w:p>
-    <w:p>
-      <w:r/>
-      <w:r>
+      <w:r>
+        <w:rPr>
+          <w:lang w:val="en_US" w:bidi="en_US"/>
+        </w:rPr>
+      </w:r>
+    </w:p>
+    <w:p>
+      <w:pPr/>
+      <w:r>
+        <w:rPr>
+          <w:lang w:val="en_US" w:bidi="en_US"/>
+        </w:rPr>
+      </w:r>
+      <w:r>
+        <w:rPr>
+          <w:lang w:val="en_US" w:bidi="en_US"/>
+        </w:rPr>
         <w:t xml:space="preserve">Bigthana might be the same person as Bigtha from </w:t>
       </w:r>
       <w:hyperlink r:id="rId35">
         <w:r>
+          <w:rPr>
+            <w:lang w:val="en_US" w:bidi="en_US"/>
+          </w:rPr>
           <w:rPr>
             <w:color w:val="0000EE"/>
             <w:u w:val="single"/>
@@ -1363,22 +2525,45 @@
         </w:r>
       </w:hyperlink>
       <w:r>
+        <w:rPr>
+          <w:lang w:val="en_US" w:bidi="en_US"/>
+        </w:rPr>
         <w:t>, one of the king’s seven eunuchs. He and Teresh guarded the king’s bedroom. They could have easily carried out their plan if they had not been discovered.</w:t>
       </w:r>
-      <w:r/>
-      <w:r/>
-    </w:p>
-    <w:p>
-      <w:r/>
+      <w:r>
+        <w:rPr>
+          <w:lang w:val="en_US" w:bidi="en_US"/>
+        </w:rPr>
+      </w:r>
+      <w:r>
+        <w:rPr>
+          <w:lang w:val="en_US" w:bidi="en_US"/>
+        </w:rPr>
+      </w:r>
+    </w:p>
+    <w:p>
+      <w:pPr/>
+      <w:r>
+        <w:rPr>
+          <w:lang w:val="en_US" w:bidi="en_US"/>
+        </w:rPr>
+      </w:r>
     </w:p>
     <w:p>
       <w:pPr>
         <w:pStyle w:val="Heading2"/>
       </w:pPr>
       <w:r>
+        <w:rPr>
+          <w:lang w:val="en_US" w:bidi="en_US"/>
+        </w:rPr>
         <w:t>Esther 2:22</w:t>
       </w:r>
-      <w:r/>
+      <w:r>
+        <w:rPr>
+          <w:lang w:val="en_US" w:bidi="en_US"/>
+        </w:rPr>
+      </w:r>
     </w:p>
     <w:p>
       <w:pPr>
@@ -1386,8 +2571,15 @@
         <w:spacing w:line="240" w:lineRule="auto"/>
         <w:ind w:left="720"/>
       </w:pPr>
-      <w:r/>
-      <w:r>
+      <w:r>
+        <w:rPr>
+          <w:lang w:val="en_US" w:bidi="en_US"/>
+        </w:rPr>
+      </w:r>
+      <w:r>
+        <w:rPr>
+          <w:lang w:val="en_US" w:bidi="en_US"/>
+        </w:rPr>
         <w:t xml:space="preserve">Queen Esther received the information. The fastest and safest way to inform the king was through her. </w:t>
       </w:r>
     </w:p>
@@ -1397,12 +2589,22 @@
         <w:spacing w:line="240" w:lineRule="auto"/>
         <w:ind w:left="720"/>
       </w:pPr>
-      <w:r/>
-      <w:r>
+      <w:r>
+        <w:rPr>
+          <w:lang w:val="en_US" w:bidi="en_US"/>
+        </w:rPr>
+      </w:r>
+      <w:r>
+        <w:rPr>
+          <w:lang w:val="en_US" w:bidi="en_US"/>
+        </w:rPr>
         <w:t>Although Esther could have taken credit for the information to promote herself, she credited Mordecai for the report, which becomes important later in the story (</w:t>
       </w:r>
       <w:hyperlink r:id="rId36">
         <w:r>
+          <w:rPr>
+            <w:lang w:val="en_US" w:bidi="en_US"/>
+          </w:rPr>
           <w:rPr>
             <w:color w:val="0000EE"/>
             <w:u w:val="single"/>
@@ -1411,22 +2613,45 @@
         </w:r>
       </w:hyperlink>
       <w:r>
+        <w:rPr>
+          <w:lang w:val="en_US" w:bidi="en_US"/>
+        </w:rPr>
         <w:t>).</w:t>
       </w:r>
-      <w:r/>
-      <w:r/>
-    </w:p>
-    <w:p>
-      <w:r/>
+      <w:r>
+        <w:rPr>
+          <w:lang w:val="en_US" w:bidi="en_US"/>
+        </w:rPr>
+      </w:r>
+      <w:r>
+        <w:rPr>
+          <w:lang w:val="en_US" w:bidi="en_US"/>
+        </w:rPr>
+      </w:r>
+    </w:p>
+    <w:p>
+      <w:pPr/>
+      <w:r>
+        <w:rPr>
+          <w:lang w:val="en_US" w:bidi="en_US"/>
+        </w:rPr>
+      </w:r>
     </w:p>
     <w:p>
       <w:pPr>
         <w:pStyle w:val="Heading2"/>
       </w:pPr>
       <w:r>
+        <w:rPr>
+          <w:lang w:val="en_US" w:bidi="en_US"/>
+        </w:rPr>
         <w:t>Esther 2:23</w:t>
       </w:r>
-      <w:r/>
+      <w:r>
+        <w:rPr>
+          <w:lang w:val="en_US" w:bidi="en_US"/>
+        </w:rPr>
+      </w:r>
     </w:p>
     <w:p>
       <w:pPr>
@@ -1434,27 +2659,42 @@
         <w:spacing w:line="240" w:lineRule="auto"/>
         <w:ind w:left="720"/>
       </w:pPr>
-      <w:r/>
+      <w:r>
+        <w:rPr>
+          <w:lang w:val="en_US" w:bidi="en_US"/>
+        </w:rPr>
+      </w:r>
       <w:r>
         <w:rPr>
           <w:i/>
+          <w:lang w:val="en_US" w:bidi="en_US"/>
         </w:rPr>
         <w:t>hanged on the gallows</w:t>
       </w:r>
       <w:r>
+        <w:rPr>
+          <w:lang w:val="en_US" w:bidi="en_US"/>
+        </w:rPr>
         <w:t xml:space="preserve">: Thought this phrase has often been translated as </w:t>
       </w:r>
       <w:r>
         <w:rPr>
           <w:i/>
+          <w:lang w:val="en_US" w:bidi="en_US"/>
         </w:rPr>
         <w:t>hanged on a gallows</w:t>
       </w:r>
       <w:r>
+        <w:rPr>
+          <w:lang w:val="en_US" w:bidi="en_US"/>
+        </w:rPr>
         <w:t>, inscriptions from ancient Persia show that impalement was a common execution method. Xerxes’ father, Darius I, claimed he impaled 3,000 Babylonians when he conquered Babylon. Sometimes, authorities executed criminals first and then displayed them on a stake, as with the execution of Haman’s sons (</w:t>
       </w:r>
       <w:hyperlink r:id="rId37">
         <w:r>
+          <w:rPr>
+            <w:lang w:val="en_US" w:bidi="en_US"/>
+          </w:rPr>
           <w:rPr>
             <w:color w:val="0000EE"/>
             <w:u w:val="single"/>
@@ -1463,6 +2703,9 @@
         </w:r>
       </w:hyperlink>
       <w:r>
+        <w:rPr>
+          <w:lang w:val="en_US" w:bidi="en_US"/>
+        </w:rPr>
         <w:t xml:space="preserve">). </w:t>
       </w:r>
     </w:p>
@@ -1472,12 +2715,22 @@
         <w:spacing w:line="240" w:lineRule="auto"/>
         <w:ind w:left="720"/>
       </w:pPr>
-      <w:r/>
-      <w:r>
+      <w:r>
+        <w:rPr>
+          <w:lang w:val="en_US" w:bidi="en_US"/>
+        </w:rPr>
+      </w:r>
+      <w:r>
+        <w:rPr>
+          <w:lang w:val="en_US" w:bidi="en_US"/>
+        </w:rPr>
         <w:t>This was all recorded, but Mordecai was not rewarded until much later (</w:t>
       </w:r>
       <w:hyperlink r:id="rId38">
         <w:r>
+          <w:rPr>
+            <w:lang w:val="en_US" w:bidi="en_US"/>
+          </w:rPr>
           <w:rPr>
             <w:color w:val="0000EE"/>
             <w:u w:val="single"/>
@@ -1486,6 +2739,9 @@
         </w:r>
       </w:hyperlink>
       <w:r>
+        <w:rPr>
+          <w:lang w:val="en_US" w:bidi="en_US"/>
+        </w:rPr>
         <w:t xml:space="preserve">). </w:t>
       </w:r>
     </w:p>
@@ -1495,52 +2751,118 @@
         <w:spacing w:line="240" w:lineRule="auto"/>
         <w:ind w:left="720"/>
       </w:pPr>
-      <w:r/>
-      <w:r>
+      <w:r>
+        <w:rPr>
+          <w:lang w:val="en_US" w:bidi="en_US"/>
+        </w:rPr>
+      </w:r>
+      <w:r>
+        <w:rPr>
+          <w:lang w:val="en_US" w:bidi="en_US"/>
+        </w:rPr>
         <w:t>While various records of Xerxes’ reign have been found, the specific book mentioned here no longer exists.</w:t>
       </w:r>
-      <w:r/>
-      <w:r/>
-    </w:p>
-    <w:p>
-      <w:r/>
+      <w:r>
+        <w:rPr>
+          <w:lang w:val="en_US" w:bidi="en_US"/>
+        </w:rPr>
+      </w:r>
+      <w:r>
+        <w:rPr>
+          <w:lang w:val="en_US" w:bidi="en_US"/>
+        </w:rPr>
+      </w:r>
+    </w:p>
+    <w:p>
+      <w:pPr/>
+      <w:r>
+        <w:rPr>
+          <w:lang w:val="en_US" w:bidi="en_US"/>
+        </w:rPr>
+      </w:r>
     </w:p>
     <w:p>
       <w:pPr>
         <w:pStyle w:val="Heading2"/>
       </w:pPr>
       <w:r>
+        <w:rPr>
+          <w:lang w:val="en_US" w:bidi="en_US"/>
+        </w:rPr>
         <w:t>Esther 3:1–15</w:t>
       </w:r>
-      <w:r/>
-    </w:p>
-    <w:p>
-      <w:r/>
-      <w:r>
+      <w:r>
+        <w:rPr>
+          <w:lang w:val="en_US" w:bidi="en_US"/>
+        </w:rPr>
+      </w:r>
+    </w:p>
+    <w:p>
+      <w:pPr/>
+      <w:r>
+        <w:rPr>
+          <w:lang w:val="en_US" w:bidi="en_US"/>
+        </w:rPr>
+      </w:r>
+      <w:r>
+        <w:rPr>
+          <w:lang w:val="en_US" w:bidi="en_US"/>
+        </w:rPr>
         <w:t>Haman's hatred for Mordecai grows into a plan to kill all the Jewish people.</w:t>
       </w:r>
-      <w:r/>
-      <w:r/>
-    </w:p>
-    <w:p>
-      <w:r/>
+      <w:r>
+        <w:rPr>
+          <w:lang w:val="en_US" w:bidi="en_US"/>
+        </w:rPr>
+      </w:r>
+      <w:r>
+        <w:rPr>
+          <w:lang w:val="en_US" w:bidi="en_US"/>
+        </w:rPr>
+      </w:r>
+    </w:p>
+    <w:p>
+      <w:pPr/>
+      <w:r>
+        <w:rPr>
+          <w:lang w:val="en_US" w:bidi="en_US"/>
+        </w:rPr>
+      </w:r>
     </w:p>
     <w:p>
       <w:pPr>
         <w:pStyle w:val="Heading2"/>
       </w:pPr>
       <w:r>
+        <w:rPr>
+          <w:lang w:val="en_US" w:bidi="en_US"/>
+        </w:rPr>
         <w:t>Esther 3:2</w:t>
       </w:r>
-      <w:r/>
-    </w:p>
-    <w:p>
-      <w:r/>
-      <w:r>
+      <w:r>
+        <w:rPr>
+          <w:lang w:val="en_US" w:bidi="en_US"/>
+        </w:rPr>
+      </w:r>
+    </w:p>
+    <w:p>
+      <w:pPr/>
+      <w:r>
+        <w:rPr>
+          <w:lang w:val="en_US" w:bidi="en_US"/>
+        </w:rPr>
+      </w:r>
+      <w:r>
+        <w:rPr>
+          <w:lang w:val="en_US" w:bidi="en_US"/>
+        </w:rPr>
         <w:t xml:space="preserve">People often bowed to those in higher positions (for example, </w:t>
       </w:r>
       <w:hyperlink r:id="rId39">
         <w:r>
+          <w:rPr>
+            <w:lang w:val="en_US" w:bidi="en_US"/>
+          </w:rPr>
           <w:rPr>
             <w:color w:val="0000EE"/>
             <w:u w:val="single"/>
@@ -1549,65 +2871,132 @@
         </w:r>
       </w:hyperlink>
       <w:r>
+        <w:rPr>
+          <w:lang w:val="en_US" w:bidi="en_US"/>
+        </w:rPr>
         <w:t>). Mordecai worked at the palace's main gate, and Haman entered the king’s court through this gate. This gave Mordecai many chances to disobey the king's order by not bowing to Haman.</w:t>
       </w:r>
-      <w:r/>
-      <w:r/>
-    </w:p>
-    <w:p>
-      <w:r/>
+      <w:r>
+        <w:rPr>
+          <w:lang w:val="en_US" w:bidi="en_US"/>
+        </w:rPr>
+      </w:r>
+      <w:r>
+        <w:rPr>
+          <w:lang w:val="en_US" w:bidi="en_US"/>
+        </w:rPr>
+      </w:r>
+    </w:p>
+    <w:p>
+      <w:pPr/>
+      <w:r>
+        <w:rPr>
+          <w:lang w:val="en_US" w:bidi="en_US"/>
+        </w:rPr>
+      </w:r>
     </w:p>
     <w:p>
       <w:pPr>
         <w:pStyle w:val="Heading2"/>
       </w:pPr>
       <w:r>
+        <w:rPr>
+          <w:lang w:val="en_US" w:bidi="en_US"/>
+        </w:rPr>
         <w:t>Esther 3:6</w:t>
       </w:r>
-      <w:r/>
-    </w:p>
-    <w:p>
-      <w:r/>
-      <w:r>
+      <w:r>
+        <w:rPr>
+          <w:lang w:val="en_US" w:bidi="en_US"/>
+        </w:rPr>
+      </w:r>
+    </w:p>
+    <w:p>
+      <w:pPr/>
+      <w:r>
+        <w:rPr>
+          <w:lang w:val="en_US" w:bidi="en_US"/>
+        </w:rPr>
+      </w:r>
+      <w:r>
+        <w:rPr>
+          <w:lang w:val="en_US" w:bidi="en_US"/>
+        </w:rPr>
         <w:t>Haman did not care about justice; he wanted revenge. He was determined to do everything he could to destroy Mordecai, even if it meant wiping out all the Jews.</w:t>
       </w:r>
-      <w:r/>
-      <w:r/>
-    </w:p>
-    <w:p>
-      <w:r/>
+      <w:r>
+        <w:rPr>
+          <w:lang w:val="en_US" w:bidi="en_US"/>
+        </w:rPr>
+      </w:r>
+      <w:r>
+        <w:rPr>
+          <w:lang w:val="en_US" w:bidi="en_US"/>
+        </w:rPr>
+      </w:r>
+    </w:p>
+    <w:p>
+      <w:pPr/>
+      <w:r>
+        <w:rPr>
+          <w:lang w:val="en_US" w:bidi="en_US"/>
+        </w:rPr>
+      </w:r>
     </w:p>
     <w:p>
       <w:pPr>
         <w:pStyle w:val="Heading2"/>
       </w:pPr>
       <w:r>
+        <w:rPr>
+          <w:lang w:val="en_US" w:bidi="en_US"/>
+        </w:rPr>
         <w:t>Esther 3:7</w:t>
       </w:r>
-      <w:r/>
-    </w:p>
-    <w:p>
-      <w:r/>
+      <w:r>
+        <w:rPr>
+          <w:lang w:val="en_US" w:bidi="en_US"/>
+        </w:rPr>
+      </w:r>
+    </w:p>
+    <w:p>
+      <w:pPr/>
+      <w:r>
+        <w:rPr>
+          <w:lang w:val="en_US" w:bidi="en_US"/>
+        </w:rPr>
+      </w:r>
       <w:r>
         <w:rPr>
           <w:i/>
+          <w:lang w:val="en_US" w:bidi="en_US"/>
         </w:rPr>
         <w:t>the Pur (that is, the lot) was cast before</w:t>
       </w:r>
       <w:r>
+        <w:rPr>
+          <w:lang w:val="en_US" w:bidi="en_US"/>
+        </w:rPr>
         <w:t xml:space="preserve">: Throwing the </w:t>
       </w:r>
       <w:r>
         <w:rPr>
           <w:i/>
+          <w:lang w:val="en_US" w:bidi="en_US"/>
         </w:rPr>
         <w:t>Purim</w:t>
       </w:r>
       <w:r>
+        <w:rPr>
+          <w:lang w:val="en_US" w:bidi="en_US"/>
+        </w:rPr>
         <w:t xml:space="preserve"> was like throwing dice. The Hebrews used lots to understand God's will (</w:t>
       </w:r>
       <w:hyperlink r:id="rId40">
         <w:r>
+          <w:rPr>
+            <w:lang w:val="en_US" w:bidi="en_US"/>
+          </w:rPr>
           <w:rPr>
             <w:color w:val="0000EE"/>
             <w:u w:val="single"/>
@@ -1616,10 +3005,16 @@
         </w:r>
       </w:hyperlink>
       <w:r>
+        <w:rPr>
+          <w:lang w:val="en_US" w:bidi="en_US"/>
+        </w:rPr>
         <w:t xml:space="preserve">; </w:t>
       </w:r>
       <w:hyperlink r:id="rId41">
         <w:r>
+          <w:rPr>
+            <w:lang w:val="en_US" w:bidi="en_US"/>
+          </w:rPr>
           <w:rPr>
             <w:color w:val="0000EE"/>
             <w:u w:val="single"/>
@@ -1628,31 +3023,58 @@
         </w:r>
       </w:hyperlink>
       <w:r>
+        <w:rPr>
+          <w:lang w:val="en_US" w:bidi="en_US"/>
+        </w:rPr>
         <w:t xml:space="preserve">). Persian astrologers used </w:t>
       </w:r>
       <w:r>
         <w:rPr>
           <w:i/>
+          <w:lang w:val="en_US" w:bidi="en_US"/>
         </w:rPr>
         <w:t>purim</w:t>
       </w:r>
       <w:r>
+        <w:rPr>
+          <w:lang w:val="en_US" w:bidi="en_US"/>
+        </w:rPr>
         <w:t xml:space="preserve"> in the first month of the year to find out which days would bring good fortune.</w:t>
       </w:r>
-      <w:r/>
-      <w:r/>
-    </w:p>
-    <w:p>
-      <w:r/>
+      <w:r>
+        <w:rPr>
+          <w:lang w:val="en_US" w:bidi="en_US"/>
+        </w:rPr>
+      </w:r>
+      <w:r>
+        <w:rPr>
+          <w:lang w:val="en_US" w:bidi="en_US"/>
+        </w:rPr>
+      </w:r>
+    </w:p>
+    <w:p>
+      <w:pPr/>
+      <w:r>
+        <w:rPr>
+          <w:lang w:val="en_US" w:bidi="en_US"/>
+        </w:rPr>
+      </w:r>
     </w:p>
     <w:p>
       <w:pPr>
         <w:pStyle w:val="Heading2"/>
       </w:pPr>
       <w:r>
+        <w:rPr>
+          <w:lang w:val="en_US" w:bidi="en_US"/>
+        </w:rPr>
         <w:t>Esther 3:8</w:t>
       </w:r>
-      <w:r/>
+      <w:r>
+        <w:rPr>
+          <w:lang w:val="en_US" w:bidi="en_US"/>
+        </w:rPr>
+      </w:r>
     </w:p>
     <w:p>
       <w:pPr>
@@ -1660,17 +3082,28 @@
         <w:spacing w:line="240" w:lineRule="auto"/>
         <w:ind w:left="720"/>
       </w:pPr>
-      <w:r/>
+      <w:r>
+        <w:rPr>
+          <w:lang w:val="en_US" w:bidi="en_US"/>
+        </w:rPr>
+      </w:r>
       <w:r>
         <w:rPr>
           <w:i/>
+          <w:lang w:val="en_US" w:bidi="en_US"/>
         </w:rPr>
         <w:t>people scattered and dispersed</w:t>
       </w:r>
       <w:r>
+        <w:rPr>
+          <w:lang w:val="en_US" w:bidi="en_US"/>
+        </w:rPr>
         <w:t>:</w:t>
       </w:r>
       <w:r>
+        <w:rPr>
+          <w:lang w:val="en_US" w:bidi="en_US"/>
+        </w:rPr>
         <w:t xml:space="preserve"> Jews marryied within their close communities and resisting integration into the larger culture. </w:t>
       </w:r>
     </w:p>
@@ -1680,18 +3113,29 @@
         <w:spacing w:line="240" w:lineRule="auto"/>
         <w:ind w:left="720"/>
       </w:pPr>
-      <w:r/>
+      <w:r>
+        <w:rPr>
+          <w:lang w:val="en_US" w:bidi="en_US"/>
+        </w:rPr>
+      </w:r>
       <w:r>
         <w:rPr>
           <w:i/>
+          <w:lang w:val="en_US" w:bidi="en_US"/>
         </w:rPr>
         <w:t>Their laws are different</w:t>
       </w:r>
       <w:r>
+        <w:rPr>
+          <w:lang w:val="en_US" w:bidi="en_US"/>
+        </w:rPr>
         <w:t>: They followed unique laws, including eating and religious customs, to remain separate from the sinful practices of surrounding people (</w:t>
       </w:r>
       <w:hyperlink r:id="rId42">
         <w:r>
+          <w:rPr>
+            <w:lang w:val="en_US" w:bidi="en_US"/>
+          </w:rPr>
           <w:rPr>
             <w:color w:val="0000EE"/>
             <w:u w:val="single"/>
@@ -1700,10 +3144,16 @@
         </w:r>
       </w:hyperlink>
       <w:r>
+        <w:rPr>
+          <w:lang w:val="en_US" w:bidi="en_US"/>
+        </w:rPr>
         <w:t xml:space="preserve">; </w:t>
       </w:r>
       <w:hyperlink r:id="rId43">
         <w:r>
+          <w:rPr>
+            <w:lang w:val="en_US" w:bidi="en_US"/>
+          </w:rPr>
           <w:rPr>
             <w:color w:val="0000EE"/>
             <w:u w:val="single"/>
@@ -1712,10 +3162,16 @@
         </w:r>
       </w:hyperlink>
       <w:r>
+        <w:rPr>
+          <w:lang w:val="en_US" w:bidi="en_US"/>
+        </w:rPr>
         <w:t xml:space="preserve">; </w:t>
       </w:r>
       <w:hyperlink r:id="rId44">
         <w:r>
+          <w:rPr>
+            <w:lang w:val="en_US" w:bidi="en_US"/>
+          </w:rPr>
           <w:rPr>
             <w:color w:val="0000EE"/>
             <w:u w:val="single"/>
@@ -1724,10 +3180,16 @@
         </w:r>
       </w:hyperlink>
       <w:r>
+        <w:rPr>
+          <w:lang w:val="en_US" w:bidi="en_US"/>
+        </w:rPr>
         <w:t xml:space="preserve">, </w:t>
       </w:r>
       <w:hyperlink r:id="rId45">
         <w:r>
+          <w:rPr>
+            <w:lang w:val="en_US" w:bidi="en_US"/>
+          </w:rPr>
           <w:rPr>
             <w:color w:val="0000EE"/>
             <w:u w:val="single"/>
@@ -1736,6 +3198,9 @@
         </w:r>
       </w:hyperlink>
       <w:r>
+        <w:rPr>
+          <w:lang w:val="en_US" w:bidi="en_US"/>
+        </w:rPr>
         <w:t xml:space="preserve">). </w:t>
       </w:r>
     </w:p>
@@ -1745,14 +3210,22 @@
         <w:spacing w:line="240" w:lineRule="auto"/>
         <w:ind w:left="720"/>
       </w:pPr>
-      <w:r/>
+      <w:r>
+        <w:rPr>
+          <w:lang w:val="en_US" w:bidi="en_US"/>
+        </w:rPr>
+      </w:r>
       <w:r>
         <w:rPr>
           <w:i/>
+          <w:lang w:val="en_US" w:bidi="en_US"/>
         </w:rPr>
         <w:t>they do not obey the king’s laws</w:t>
       </w:r>
       <w:r>
+        <w:rPr>
+          <w:lang w:val="en_US" w:bidi="en_US"/>
+        </w:rPr>
         <w:t xml:space="preserve">: This accusation is generally false and likely refers to Mordecai’s refusal to bow to Haman. </w:t>
       </w:r>
     </w:p>
@@ -1762,21 +3235,35 @@
         <w:spacing w:line="240" w:lineRule="auto"/>
         <w:ind w:left="720"/>
       </w:pPr>
-      <w:r/>
+      <w:r>
+        <w:rPr>
+          <w:lang w:val="en_US" w:bidi="en_US"/>
+        </w:rPr>
+      </w:r>
       <w:r>
         <w:rPr>
           <w:i/>
+          <w:lang w:val="en_US" w:bidi="en_US"/>
         </w:rPr>
         <w:t>So it is not in the king’s best interest to tolerate them</w:t>
       </w:r>
       <w:r>
+        <w:rPr>
+          <w:lang w:val="en_US" w:bidi="en_US"/>
+        </w:rPr>
         <w:t>:</w:t>
       </w:r>
       <w:r>
+        <w:rPr>
+          <w:lang w:val="en_US" w:bidi="en_US"/>
+        </w:rPr>
         <w:t xml:space="preserve"> Haman exploited the king’s fears and interests, similar to what Memucan did in </w:t>
       </w:r>
       <w:hyperlink r:id="rId46">
         <w:r>
+          <w:rPr>
+            <w:lang w:val="en_US" w:bidi="en_US"/>
+          </w:rPr>
           <w:rPr>
             <w:color w:val="0000EE"/>
             <w:u w:val="single"/>
@@ -1785,42 +3272,93 @@
         </w:r>
       </w:hyperlink>
       <w:r>
+        <w:rPr>
+          <w:lang w:val="en_US" w:bidi="en_US"/>
+        </w:rPr>
         <w:t>. Intolerance toward any group contradicted the Persian tendency to respect cultural and religious differences.</w:t>
       </w:r>
-      <w:r/>
-      <w:r/>
-    </w:p>
-    <w:p>
-      <w:r/>
+      <w:r>
+        <w:rPr>
+          <w:lang w:val="en_US" w:bidi="en_US"/>
+        </w:rPr>
+      </w:r>
+      <w:r>
+        <w:rPr>
+          <w:lang w:val="en_US" w:bidi="en_US"/>
+        </w:rPr>
+      </w:r>
+    </w:p>
+    <w:p>
+      <w:pPr/>
+      <w:r>
+        <w:rPr>
+          <w:lang w:val="en_US" w:bidi="en_US"/>
+        </w:rPr>
+      </w:r>
     </w:p>
     <w:p>
       <w:pPr>
         <w:pStyle w:val="Heading2"/>
       </w:pPr>
       <w:r>
+        <w:rPr>
+          <w:lang w:val="en_US" w:bidi="en_US"/>
+        </w:rPr>
         <w:t>Esther 3:9</w:t>
       </w:r>
-      <w:r/>
-    </w:p>
-    <w:p>
-      <w:r/>
-      <w:r>
+      <w:r>
+        <w:rPr>
+          <w:lang w:val="en_US" w:bidi="en_US"/>
+        </w:rPr>
+      </w:r>
+    </w:p>
+    <w:p>
+      <w:pPr/>
+      <w:r>
+        <w:rPr>
+          <w:lang w:val="en_US" w:bidi="en_US"/>
+        </w:rPr>
+      </w:r>
+      <w:r>
+        <w:rPr>
+          <w:lang w:val="en_US" w:bidi="en_US"/>
+        </w:rPr>
         <w:t>Haman revealed his intentions by offering to bribe the king with a large amount of silver. This should have made the king suspicious of Haman's motives. The value of the proposed gift was so high that Haman may have exaggerated to show his intended generosity.</w:t>
       </w:r>
-      <w:r/>
-      <w:r/>
-    </w:p>
-    <w:p>
-      <w:r/>
+      <w:r>
+        <w:rPr>
+          <w:lang w:val="en_US" w:bidi="en_US"/>
+        </w:rPr>
+      </w:r>
+      <w:r>
+        <w:rPr>
+          <w:lang w:val="en_US" w:bidi="en_US"/>
+        </w:rPr>
+      </w:r>
+    </w:p>
+    <w:p>
+      <w:pPr/>
+      <w:r>
+        <w:rPr>
+          <w:lang w:val="en_US" w:bidi="en_US"/>
+        </w:rPr>
+      </w:r>
     </w:p>
     <w:p>
       <w:pPr>
         <w:pStyle w:val="Heading2"/>
       </w:pPr>
       <w:r>
+        <w:rPr>
+          <w:lang w:val="en_US" w:bidi="en_US"/>
+        </w:rPr>
         <w:t>Esther 3:10–11</w:t>
       </w:r>
-      <w:r/>
+      <w:r>
+        <w:rPr>
+          <w:lang w:val="en_US" w:bidi="en_US"/>
+        </w:rPr>
+      </w:r>
     </w:p>
     <w:p>
       <w:pPr>
@@ -1828,8 +3366,15 @@
         <w:spacing w:line="240" w:lineRule="auto"/>
         <w:ind w:left="720"/>
       </w:pPr>
-      <w:r/>
-      <w:r>
+      <w:r>
+        <w:rPr>
+          <w:lang w:val="en_US" w:bidi="en_US"/>
+        </w:rPr>
+      </w:r>
+      <w:r>
+        <w:rPr>
+          <w:lang w:val="en_US" w:bidi="en_US"/>
+        </w:rPr>
         <w:t xml:space="preserve">The king agreed without any investigation. He appears irresponsible and easily influenced. By removing his signet ring, the king gave up control over official policies. By giving it to Haman, he showed that Haman had full authority to seal the decree. </w:t>
       </w:r>
     </w:p>
@@ -1839,18 +3384,29 @@
         <w:spacing w:line="240" w:lineRule="auto"/>
         <w:ind w:left="720"/>
       </w:pPr>
-      <w:r/>
+      <w:r>
+        <w:rPr>
+          <w:lang w:val="en_US" w:bidi="en_US"/>
+        </w:rPr>
+      </w:r>
       <w:r>
         <w:rPr>
           <w:i/>
+          <w:lang w:val="en_US" w:bidi="en_US"/>
         </w:rPr>
         <w:t>the enemy of the Jews</w:t>
       </w:r>
       <w:r>
+        <w:rPr>
+          <w:lang w:val="en_US" w:bidi="en_US"/>
+        </w:rPr>
         <w:t xml:space="preserve">: The narrator's new title for Haman hints at his power to harm the Jews (see also </w:t>
       </w:r>
       <w:hyperlink r:id="rId47">
         <w:r>
+          <w:rPr>
+            <w:lang w:val="en_US" w:bidi="en_US"/>
+          </w:rPr>
           <w:rPr>
             <w:color w:val="0000EE"/>
             <w:u w:val="single"/>
@@ -1859,10 +3415,16 @@
         </w:r>
       </w:hyperlink>
       <w:r>
+        <w:rPr>
+          <w:lang w:val="en_US" w:bidi="en_US"/>
+        </w:rPr>
         <w:t xml:space="preserve">; </w:t>
       </w:r>
       <w:hyperlink r:id="rId48">
         <w:r>
+          <w:rPr>
+            <w:lang w:val="en_US" w:bidi="en_US"/>
+          </w:rPr>
           <w:rPr>
             <w:color w:val="0000EE"/>
             <w:u w:val="single"/>
@@ -1871,10 +3433,16 @@
         </w:r>
       </w:hyperlink>
       <w:r>
+        <w:rPr>
+          <w:lang w:val="en_US" w:bidi="en_US"/>
+        </w:rPr>
         <w:t xml:space="preserve">, </w:t>
       </w:r>
       <w:hyperlink r:id="rId49">
         <w:r>
+          <w:rPr>
+            <w:lang w:val="en_US" w:bidi="en_US"/>
+          </w:rPr>
           <w:rPr>
             <w:color w:val="0000EE"/>
             <w:u w:val="single"/>
@@ -1883,6 +3451,9 @@
         </w:r>
       </w:hyperlink>
       <w:r>
+        <w:rPr>
+          <w:lang w:val="en_US" w:bidi="en_US"/>
+        </w:rPr>
         <w:t xml:space="preserve">). </w:t>
       </w:r>
     </w:p>
@@ -1892,21 +3463,35 @@
         <w:spacing w:line="240" w:lineRule="auto"/>
         <w:ind w:left="720"/>
       </w:pPr>
-      <w:r/>
+      <w:r>
+        <w:rPr>
+          <w:lang w:val="en_US" w:bidi="en_US"/>
+        </w:rPr>
+      </w:r>
       <w:r>
         <w:rPr>
           <w:i/>
+          <w:lang w:val="en_US" w:bidi="en_US"/>
         </w:rPr>
         <w:t>Keep your money...These people are given to you to do</w:t>
       </w:r>
       <w:r>
+        <w:rPr>
+          <w:lang w:val="en_US" w:bidi="en_US"/>
+        </w:rPr>
         <w:t>:</w:t>
       </w:r>
       <w:r>
+        <w:rPr>
+          <w:lang w:val="en_US" w:bidi="en_US"/>
+        </w:rPr>
         <w:t xml:space="preserve"> It seems the king did not want the bribe, but </w:t>
       </w:r>
       <w:hyperlink r:id="rId50">
         <w:r>
+          <w:rPr>
+            <w:lang w:val="en_US" w:bidi="en_US"/>
+          </w:rPr>
           <w:rPr>
             <w:color w:val="0000EE"/>
             <w:u w:val="single"/>
@@ -1915,10 +3500,16 @@
         </w:r>
       </w:hyperlink>
       <w:r>
+        <w:rPr>
+          <w:lang w:val="en_US" w:bidi="en_US"/>
+        </w:rPr>
         <w:t xml:space="preserve"> suggests Haman did give the money. The king followed a common practice to make the bribe and his greed less obvious (compare </w:t>
       </w:r>
       <w:hyperlink r:id="rId51">
         <w:r>
+          <w:rPr>
+            <w:lang w:val="en_US" w:bidi="en_US"/>
+          </w:rPr>
           <w:rPr>
             <w:color w:val="0000EE"/>
             <w:u w:val="single"/>
@@ -1927,39 +3518,77 @@
         </w:r>
       </w:hyperlink>
       <w:r>
+        <w:rPr>
+          <w:lang w:val="en_US" w:bidi="en_US"/>
+        </w:rPr>
         <w:t>). For public appearance, the king pretended not to care about the money, but he actually did.</w:t>
       </w:r>
-      <w:r/>
-      <w:r/>
-    </w:p>
-    <w:p>
-      <w:r/>
+      <w:r>
+        <w:rPr>
+          <w:lang w:val="en_US" w:bidi="en_US"/>
+        </w:rPr>
+      </w:r>
+      <w:r>
+        <w:rPr>
+          <w:lang w:val="en_US" w:bidi="en_US"/>
+        </w:rPr>
+      </w:r>
+    </w:p>
+    <w:p>
+      <w:pPr/>
+      <w:r>
+        <w:rPr>
+          <w:lang w:val="en_US" w:bidi="en_US"/>
+        </w:rPr>
+      </w:r>
     </w:p>
     <w:p>
       <w:pPr>
         <w:pStyle w:val="Heading2"/>
       </w:pPr>
       <w:r>
+        <w:rPr>
+          <w:lang w:val="en_US" w:bidi="en_US"/>
+        </w:rPr>
         <w:t>Esther 3:12</w:t>
       </w:r>
-      <w:r/>
-    </w:p>
-    <w:p>
-      <w:r/>
+      <w:r>
+        <w:rPr>
+          <w:lang w:val="en_US" w:bidi="en_US"/>
+        </w:rPr>
+      </w:r>
+    </w:p>
+    <w:p>
+      <w:pPr/>
+      <w:r>
+        <w:rPr>
+          <w:lang w:val="en_US" w:bidi="en_US"/>
+        </w:rPr>
+      </w:r>
       <w:r>
         <w:rPr>
           <w:i/>
+          <w:lang w:val="en_US" w:bidi="en_US"/>
         </w:rPr>
         <w:t>On the thirteenth day of the first month</w:t>
       </w:r>
       <w:r>
+        <w:rPr>
+          <w:lang w:val="en_US" w:bidi="en_US"/>
+        </w:rPr>
         <w:t xml:space="preserve">: </w:t>
       </w:r>
       <w:r>
+        <w:rPr>
+          <w:lang w:val="en_US" w:bidi="en_US"/>
+        </w:rPr>
         <w:t xml:space="preserve">Haman chose the day before the Jewish Passover (see </w:t>
       </w:r>
       <w:hyperlink r:id="rId52">
         <w:r>
+          <w:rPr>
+            <w:lang w:val="en_US" w:bidi="en_US"/>
+          </w:rPr>
           <w:rPr>
             <w:color w:val="0000EE"/>
             <w:u w:val="single"/>
@@ -1968,22 +3597,45 @@
         </w:r>
       </w:hyperlink>
       <w:r>
+        <w:rPr>
+          <w:lang w:val="en_US" w:bidi="en_US"/>
+        </w:rPr>
         <w:t>) to scare and demoralize the Jews. However, just as during the Exodus, God would miraculously save the Jews from a tyrant trying to destroy them.</w:t>
       </w:r>
-      <w:r/>
-      <w:r/>
-    </w:p>
-    <w:p>
-      <w:r/>
+      <w:r>
+        <w:rPr>
+          <w:lang w:val="en_US" w:bidi="en_US"/>
+        </w:rPr>
+      </w:r>
+      <w:r>
+        <w:rPr>
+          <w:lang w:val="en_US" w:bidi="en_US"/>
+        </w:rPr>
+      </w:r>
+    </w:p>
+    <w:p>
+      <w:pPr/>
+      <w:r>
+        <w:rPr>
+          <w:lang w:val="en_US" w:bidi="en_US"/>
+        </w:rPr>
+      </w:r>
     </w:p>
     <w:p>
       <w:pPr>
         <w:pStyle w:val="Heading2"/>
       </w:pPr>
       <w:r>
+        <w:rPr>
+          <w:lang w:val="en_US" w:bidi="en_US"/>
+        </w:rPr>
         <w:t>Esther 3:13</w:t>
       </w:r>
-      <w:r/>
+      <w:r>
+        <w:rPr>
+          <w:lang w:val="en_US" w:bidi="en_US"/>
+        </w:rPr>
+      </w:r>
     </w:p>
     <w:p>
       <w:pPr>
@@ -1991,21 +3643,35 @@
         <w:spacing w:line="240" w:lineRule="auto"/>
         <w:ind w:left="720"/>
       </w:pPr>
-      <w:r/>
-      <w:r>
+      <w:r>
+        <w:rPr>
+          <w:lang w:val="en_US" w:bidi="en_US"/>
+        </w:rPr>
+      </w:r>
+      <w:r>
+        <w:rPr>
+          <w:lang w:val="en_US" w:bidi="en_US"/>
+        </w:rPr>
         <w:t xml:space="preserve">The phrase </w:t>
       </w:r>
       <w:r>
         <w:rPr>
           <w:i/>
+          <w:lang w:val="en_US" w:bidi="en_US"/>
         </w:rPr>
         <w:t>destroy, kill, and annihilate</w:t>
       </w:r>
       <w:r>
+        <w:rPr>
+          <w:lang w:val="en_US" w:bidi="en_US"/>
+        </w:rPr>
         <w:t xml:space="preserve"> is repeated with irony in </w:t>
       </w:r>
       <w:hyperlink r:id="rId53">
         <w:r>
+          <w:rPr>
+            <w:lang w:val="en_US" w:bidi="en_US"/>
+          </w:rPr>
           <w:rPr>
             <w:color w:val="0000EE"/>
             <w:u w:val="single"/>
@@ -2014,10 +3680,16 @@
         </w:r>
       </w:hyperlink>
       <w:r>
+        <w:rPr>
+          <w:lang w:val="en_US" w:bidi="en_US"/>
+        </w:rPr>
         <w:t xml:space="preserve"> and </w:t>
       </w:r>
       <w:hyperlink r:id="rId54">
         <w:r>
+          <w:rPr>
+            <w:lang w:val="en_US" w:bidi="en_US"/>
+          </w:rPr>
           <w:rPr>
             <w:color w:val="0000EE"/>
             <w:u w:val="single"/>
@@ -2026,6 +3698,9 @@
         </w:r>
       </w:hyperlink>
       <w:r>
+        <w:rPr>
+          <w:lang w:val="en_US" w:bidi="en_US"/>
+        </w:rPr>
         <w:t xml:space="preserve">. </w:t>
       </w:r>
     </w:p>
@@ -2035,21 +3710,35 @@
         <w:spacing w:line="240" w:lineRule="auto"/>
         <w:ind w:left="720"/>
       </w:pPr>
-      <w:r/>
+      <w:r>
+        <w:rPr>
+          <w:lang w:val="en_US" w:bidi="en_US"/>
+        </w:rPr>
+      </w:r>
       <w:r>
         <w:rPr>
           <w:i/>
+          <w:lang w:val="en_US" w:bidi="en_US"/>
         </w:rPr>
         <w:t>the thirteenth day of Adar, the twelfth month</w:t>
       </w:r>
       <w:r>
+        <w:rPr>
+          <w:lang w:val="en_US" w:bidi="en_US"/>
+        </w:rPr>
         <w:t>:</w:t>
       </w:r>
       <w:r>
+        <w:rPr>
+          <w:lang w:val="en_US" w:bidi="en_US"/>
+        </w:rPr>
         <w:t xml:space="preserve"> Haman's "lucky day," chosen by casting lots (</w:t>
       </w:r>
       <w:hyperlink r:id="rId55">
         <w:r>
+          <w:rPr>
+            <w:lang w:val="en_US" w:bidi="en_US"/>
+          </w:rPr>
           <w:rPr>
             <w:color w:val="0000EE"/>
             <w:u w:val="single"/>
@@ -2058,6 +3747,9 @@
         </w:r>
       </w:hyperlink>
       <w:r>
+        <w:rPr>
+          <w:lang w:val="en_US" w:bidi="en_US"/>
+        </w:rPr>
         <w:t xml:space="preserve">), was eleven months after the decree. By God's plan, this gave time to overcome the decree. </w:t>
       </w:r>
     </w:p>
@@ -2067,24 +3759,51 @@
         <w:spacing w:line="240" w:lineRule="auto"/>
         <w:ind w:left="720"/>
       </w:pPr>
-      <w:r/>
-      <w:r>
+      <w:r>
+        <w:rPr>
+          <w:lang w:val="en_US" w:bidi="en_US"/>
+        </w:rPr>
+      </w:r>
+      <w:r>
+        <w:rPr>
+          <w:lang w:val="en_US" w:bidi="en_US"/>
+        </w:rPr>
         <w:t>The property of the Jews would be given to those who killed them. Haman cleverly bribed the potential executioners.</w:t>
       </w:r>
-      <w:r/>
-      <w:r/>
-    </w:p>
-    <w:p>
-      <w:r/>
+      <w:r>
+        <w:rPr>
+          <w:lang w:val="en_US" w:bidi="en_US"/>
+        </w:rPr>
+      </w:r>
+      <w:r>
+        <w:rPr>
+          <w:lang w:val="en_US" w:bidi="en_US"/>
+        </w:rPr>
+      </w:r>
+    </w:p>
+    <w:p>
+      <w:pPr/>
+      <w:r>
+        <w:rPr>
+          <w:lang w:val="en_US" w:bidi="en_US"/>
+        </w:rPr>
+      </w:r>
     </w:p>
     <w:p>
       <w:pPr>
         <w:pStyle w:val="Heading2"/>
       </w:pPr>
       <w:r>
+        <w:rPr>
+          <w:lang w:val="en_US" w:bidi="en_US"/>
+        </w:rPr>
         <w:t>Esther 3:14–15</w:t>
       </w:r>
-      <w:r/>
+      <w:r>
+        <w:rPr>
+          <w:lang w:val="en_US" w:bidi="en_US"/>
+        </w:rPr>
+      </w:r>
     </w:p>
     <w:p>
       <w:pPr>
@@ -2092,8 +3811,15 @@
         <w:spacing w:line="240" w:lineRule="auto"/>
         <w:ind w:left="720"/>
       </w:pPr>
-      <w:r/>
-      <w:r>
+      <w:r>
+        <w:rPr>
+          <w:lang w:val="en_US" w:bidi="en_US"/>
+        </w:rPr>
+      </w:r>
+      <w:r>
+        <w:rPr>
+          <w:lang w:val="en_US" w:bidi="en_US"/>
+        </w:rPr>
         <w:t xml:space="preserve">This decree had the full authority of King Xerxes. </w:t>
       </w:r>
     </w:p>
@@ -2103,32 +3829,70 @@
         <w:spacing w:line="240" w:lineRule="auto"/>
         <w:ind w:left="720"/>
       </w:pPr>
-      <w:r/>
-      <w:r>
+      <w:r>
+        <w:rPr>
+          <w:lang w:val="en_US" w:bidi="en_US"/>
+        </w:rPr>
+      </w:r>
+      <w:r>
+        <w:rPr>
+          <w:lang w:val="en_US" w:bidi="en_US"/>
+        </w:rPr>
         <w:t>The foolish king and wicked Haman celebrated, but the people of Susa were confused and upset by the unfair decree.</w:t>
       </w:r>
-      <w:r/>
-      <w:r/>
-    </w:p>
-    <w:p>
-      <w:r/>
+      <w:r>
+        <w:rPr>
+          <w:lang w:val="en_US" w:bidi="en_US"/>
+        </w:rPr>
+      </w:r>
+      <w:r>
+        <w:rPr>
+          <w:lang w:val="en_US" w:bidi="en_US"/>
+        </w:rPr>
+      </w:r>
+    </w:p>
+    <w:p>
+      <w:pPr/>
+      <w:r>
+        <w:rPr>
+          <w:lang w:val="en_US" w:bidi="en_US"/>
+        </w:rPr>
+      </w:r>
     </w:p>
     <w:p>
       <w:pPr>
         <w:pStyle w:val="Heading2"/>
       </w:pPr>
       <w:r>
+        <w:rPr>
+          <w:lang w:val="en_US" w:bidi="en_US"/>
+        </w:rPr>
         <w:t>Esther 4:1</w:t>
       </w:r>
-      <w:r/>
-    </w:p>
-    <w:p>
-      <w:r/>
-      <w:r>
+      <w:r>
+        <w:rPr>
+          <w:lang w:val="en_US" w:bidi="en_US"/>
+        </w:rPr>
+      </w:r>
+    </w:p>
+    <w:p>
+      <w:pPr/>
+      <w:r>
+        <w:rPr>
+          <w:lang w:val="en_US" w:bidi="en_US"/>
+        </w:rPr>
+      </w:r>
+      <w:r>
+        <w:rPr>
+          <w:lang w:val="en_US" w:bidi="en_US"/>
+        </w:rPr>
         <w:t xml:space="preserve">Mordecai's intense reaction showed deep sorrow and mourning (see </w:t>
       </w:r>
       <w:hyperlink r:id="rId56">
         <w:r>
+          <w:rPr>
+            <w:lang w:val="en_US" w:bidi="en_US"/>
+          </w:rPr>
           <w:rPr>
             <w:color w:val="0000EE"/>
             <w:u w:val="single"/>
@@ -2137,10 +3901,16 @@
         </w:r>
       </w:hyperlink>
       <w:r>
+        <w:rPr>
+          <w:lang w:val="en_US" w:bidi="en_US"/>
+        </w:rPr>
         <w:t xml:space="preserve">; </w:t>
       </w:r>
       <w:hyperlink r:id="rId57">
         <w:r>
+          <w:rPr>
+            <w:lang w:val="en_US" w:bidi="en_US"/>
+          </w:rPr>
           <w:rPr>
             <w:color w:val="0000EE"/>
             <w:u w:val="single"/>
@@ -2149,10 +3919,16 @@
         </w:r>
       </w:hyperlink>
       <w:r>
+        <w:rPr>
+          <w:lang w:val="en_US" w:bidi="en_US"/>
+        </w:rPr>
         <w:t xml:space="preserve">; </w:t>
       </w:r>
       <w:hyperlink r:id="rId58">
         <w:r>
+          <w:rPr>
+            <w:lang w:val="en_US" w:bidi="en_US"/>
+          </w:rPr>
           <w:rPr>
             <w:color w:val="0000EE"/>
             <w:u w:val="single"/>
@@ -2161,68 +3937,138 @@
         </w:r>
       </w:hyperlink>
       <w:r>
+        <w:rPr>
+          <w:lang w:val="en_US" w:bidi="en_US"/>
+        </w:rPr>
         <w:t>).</w:t>
       </w:r>
-      <w:r/>
-      <w:r/>
-    </w:p>
-    <w:p>
-      <w:r/>
+      <w:r>
+        <w:rPr>
+          <w:lang w:val="en_US" w:bidi="en_US"/>
+        </w:rPr>
+      </w:r>
+      <w:r>
+        <w:rPr>
+          <w:lang w:val="en_US" w:bidi="en_US"/>
+        </w:rPr>
+      </w:r>
+    </w:p>
+    <w:p>
+      <w:pPr/>
+      <w:r>
+        <w:rPr>
+          <w:lang w:val="en_US" w:bidi="en_US"/>
+        </w:rPr>
+      </w:r>
     </w:p>
     <w:p>
       <w:pPr>
         <w:pStyle w:val="Heading2"/>
       </w:pPr>
       <w:r>
+        <w:rPr>
+          <w:lang w:val="en_US" w:bidi="en_US"/>
+        </w:rPr>
         <w:t>Esther 4:2</w:t>
       </w:r>
-      <w:r/>
-    </w:p>
-    <w:p>
-      <w:r/>
+      <w:r>
+        <w:rPr>
+          <w:lang w:val="en_US" w:bidi="en_US"/>
+        </w:rPr>
+      </w:r>
+    </w:p>
+    <w:p>
+      <w:pPr/>
+      <w:r>
+        <w:rPr>
+          <w:lang w:val="en_US" w:bidi="en_US"/>
+        </w:rPr>
+      </w:r>
       <w:r>
         <w:rPr>
           <w:i/>
+          <w:lang w:val="en_US" w:bidi="en_US"/>
         </w:rPr>
         <w:t>the law prohibited anyone...from entering that gate</w:t>
       </w:r>
       <w:r>
+        <w:rPr>
+          <w:lang w:val="en_US" w:bidi="en_US"/>
+        </w:rPr>
         <w:t>:</w:t>
       </w:r>
       <w:r>
+        <w:rPr>
+          <w:lang w:val="en_US" w:bidi="en_US"/>
+        </w:rPr>
         <w:t xml:space="preserve"> The king did not want to hear sad stories or people asking for mercy.</w:t>
       </w:r>
-      <w:r/>
-      <w:r/>
-    </w:p>
-    <w:p>
-      <w:r/>
+      <w:r>
+        <w:rPr>
+          <w:lang w:val="en_US" w:bidi="en_US"/>
+        </w:rPr>
+      </w:r>
+      <w:r>
+        <w:rPr>
+          <w:lang w:val="en_US" w:bidi="en_US"/>
+        </w:rPr>
+      </w:r>
+    </w:p>
+    <w:p>
+      <w:pPr/>
+      <w:r>
+        <w:rPr>
+          <w:lang w:val="en_US" w:bidi="en_US"/>
+        </w:rPr>
+      </w:r>
     </w:p>
     <w:p>
       <w:pPr>
         <w:pStyle w:val="Heading2"/>
       </w:pPr>
       <w:r>
+        <w:rPr>
+          <w:lang w:val="en_US" w:bidi="en_US"/>
+        </w:rPr>
         <w:t>Esther 4:3</w:t>
       </w:r>
-      <w:r/>
-    </w:p>
-    <w:p>
-      <w:r/>
+      <w:r>
+        <w:rPr>
+          <w:lang w:val="en_US" w:bidi="en_US"/>
+        </w:rPr>
+      </w:r>
+    </w:p>
+    <w:p>
+      <w:pPr/>
+      <w:r>
+        <w:rPr>
+          <w:lang w:val="en_US" w:bidi="en_US"/>
+        </w:rPr>
+      </w:r>
       <w:r>
         <w:rPr>
           <w:i/>
+          <w:lang w:val="en_US" w:bidi="en_US"/>
         </w:rPr>
         <w:t>there was great mourning among the Jews</w:t>
       </w:r>
       <w:r>
+        <w:rPr>
+          <w:lang w:val="en_US" w:bidi="en_US"/>
+        </w:rPr>
         <w:t>:</w:t>
       </w:r>
       <w:r>
+        <w:rPr>
+          <w:lang w:val="en_US" w:bidi="en_US"/>
+        </w:rPr>
         <w:t xml:space="preserve"> Although these reports of lamenting do not mention God's name, the lamenting and fasting suggest they were praying for God to intervene and save his people (</w:t>
       </w:r>
       <w:hyperlink r:id="rId59">
         <w:r>
+          <w:rPr>
+            <w:lang w:val="en_US" w:bidi="en_US"/>
+          </w:rPr>
           <w:rPr>
             <w:color w:val="0000EE"/>
             <w:u w:val="single"/>
@@ -2231,10 +4077,16 @@
         </w:r>
       </w:hyperlink>
       <w:r>
+        <w:rPr>
+          <w:lang w:val="en_US" w:bidi="en_US"/>
+        </w:rPr>
         <w:t xml:space="preserve">; </w:t>
       </w:r>
       <w:hyperlink r:id="rId60">
         <w:r>
+          <w:rPr>
+            <w:lang w:val="en_US" w:bidi="en_US"/>
+          </w:rPr>
           <w:rPr>
             <w:color w:val="0000EE"/>
             <w:u w:val="single"/>
@@ -2243,10 +4095,16 @@
         </w:r>
       </w:hyperlink>
       <w:r>
+        <w:rPr>
+          <w:lang w:val="en_US" w:bidi="en_US"/>
+        </w:rPr>
         <w:t xml:space="preserve">; </w:t>
       </w:r>
       <w:hyperlink r:id="rId61">
         <w:r>
+          <w:rPr>
+            <w:lang w:val="en_US" w:bidi="en_US"/>
+          </w:rPr>
           <w:rPr>
             <w:color w:val="0000EE"/>
             <w:u w:val="single"/>
@@ -2255,22 +4113,45 @@
         </w:r>
       </w:hyperlink>
       <w:r>
+        <w:rPr>
+          <w:lang w:val="en_US" w:bidi="en_US"/>
+        </w:rPr>
         <w:t>).</w:t>
       </w:r>
-      <w:r/>
-      <w:r/>
-    </w:p>
-    <w:p>
-      <w:r/>
+      <w:r>
+        <w:rPr>
+          <w:lang w:val="en_US" w:bidi="en_US"/>
+        </w:rPr>
+      </w:r>
+      <w:r>
+        <w:rPr>
+          <w:lang w:val="en_US" w:bidi="en_US"/>
+        </w:rPr>
+      </w:r>
+    </w:p>
+    <w:p>
+      <w:pPr/>
+      <w:r>
+        <w:rPr>
+          <w:lang w:val="en_US" w:bidi="en_US"/>
+        </w:rPr>
+      </w:r>
     </w:p>
     <w:p>
       <w:pPr>
         <w:pStyle w:val="Heading2"/>
       </w:pPr>
       <w:r>
+        <w:rPr>
+          <w:lang w:val="en_US" w:bidi="en_US"/>
+        </w:rPr>
         <w:t>Esther 4:8</w:t>
       </w:r>
-      <w:r/>
+      <w:r>
+        <w:rPr>
+          <w:lang w:val="en_US" w:bidi="en_US"/>
+        </w:rPr>
+      </w:r>
     </w:p>
     <w:p>
       <w:pPr>
@@ -2278,8 +4159,15 @@
         <w:spacing w:line="240" w:lineRule="auto"/>
         <w:ind w:left="720"/>
       </w:pPr>
-      <w:r/>
-      <w:r>
+      <w:r>
+        <w:rPr>
+          <w:lang w:val="en_US" w:bidi="en_US"/>
+        </w:rPr>
+      </w:r>
+      <w:r>
+        <w:rPr>
+          <w:lang w:val="en_US" w:bidi="en_US"/>
+        </w:rPr>
         <w:t xml:space="preserve">A copy of the decree with the king’s seal would show Esther how serious the situation was. </w:t>
       </w:r>
     </w:p>
@@ -2289,30 +4177,58 @@
         <w:spacing w:line="240" w:lineRule="auto"/>
         <w:ind w:left="720"/>
       </w:pPr>
-      <w:r/>
+      <w:r>
+        <w:rPr>
+          <w:lang w:val="en_US" w:bidi="en_US"/>
+        </w:rPr>
+      </w:r>
       <w:r>
         <w:rPr>
           <w:i/>
+          <w:lang w:val="en_US" w:bidi="en_US"/>
         </w:rPr>
         <w:t>implore his favor</w:t>
       </w:r>
       <w:r>
+        <w:rPr>
+          <w:lang w:val="en_US" w:bidi="en_US"/>
+        </w:rPr>
         <w:t>: Mordecai did not give Esther reasons to present to the king. He only asked her to appeal to the king’s mercy and use her influence for her people.</w:t>
       </w:r>
-      <w:r/>
-      <w:r/>
-    </w:p>
-    <w:p>
-      <w:r/>
+      <w:r>
+        <w:rPr>
+          <w:lang w:val="en_US" w:bidi="en_US"/>
+        </w:rPr>
+      </w:r>
+      <w:r>
+        <w:rPr>
+          <w:lang w:val="en_US" w:bidi="en_US"/>
+        </w:rPr>
+      </w:r>
+    </w:p>
+    <w:p>
+      <w:pPr/>
+      <w:r>
+        <w:rPr>
+          <w:lang w:val="en_US" w:bidi="en_US"/>
+        </w:rPr>
+      </w:r>
     </w:p>
     <w:p>
       <w:pPr>
         <w:pStyle w:val="Heading2"/>
       </w:pPr>
       <w:r>
+        <w:rPr>
+          <w:lang w:val="en_US" w:bidi="en_US"/>
+        </w:rPr>
         <w:t>Esther 4:11</w:t>
       </w:r>
-      <w:r/>
+      <w:r>
+        <w:rPr>
+          <w:lang w:val="en_US" w:bidi="en_US"/>
+        </w:rPr>
+      </w:r>
     </w:p>
     <w:p>
       <w:pPr>
@@ -2320,17 +4236,28 @@
         <w:spacing w:line="240" w:lineRule="auto"/>
         <w:ind w:left="720"/>
       </w:pPr>
-      <w:r/>
+      <w:r>
+        <w:rPr>
+          <w:lang w:val="en_US" w:bidi="en_US"/>
+        </w:rPr>
+      </w:r>
       <w:r>
         <w:rPr>
           <w:i/>
+          <w:lang w:val="en_US" w:bidi="en_US"/>
         </w:rPr>
         <w:t>who approaches the king in the inner court without being summoned—that he be put to death</w:t>
       </w:r>
       <w:r>
+        <w:rPr>
+          <w:lang w:val="en_US" w:bidi="en_US"/>
+        </w:rPr>
         <w:t>:</w:t>
       </w:r>
       <w:r>
+        <w:rPr>
+          <w:lang w:val="en_US" w:bidi="en_US"/>
+        </w:rPr>
         <w:t xml:space="preserve"> The king's guards strictly controlled access to him to prevent unwanted guests from wasting his time with minor requests. These were the official court rules, so Esther faced great danger. She likely decided against asking for an audience through a messenger, possibly because she would have to explain her reasons. </w:t>
       </w:r>
     </w:p>
@@ -2340,33 +4267,64 @@
         <w:spacing w:line="240" w:lineRule="auto"/>
         <w:ind w:left="720"/>
       </w:pPr>
-      <w:r/>
+      <w:r>
+        <w:rPr>
+          <w:lang w:val="en_US" w:bidi="en_US"/>
+        </w:rPr>
+      </w:r>
       <w:r>
         <w:rPr>
           <w:i/>
+          <w:lang w:val="en_US" w:bidi="en_US"/>
         </w:rPr>
         <w:t>I have not been summoned to appear before the king for the past thirty days</w:t>
       </w:r>
       <w:r>
+        <w:rPr>
+          <w:lang w:val="en_US" w:bidi="en_US"/>
+        </w:rPr>
         <w:t>:</w:t>
       </w:r>
       <w:r>
+        <w:rPr>
+          <w:lang w:val="en_US" w:bidi="en_US"/>
+        </w:rPr>
         <w:t xml:space="preserve"> Esther had no guarantee of his favorable response.</w:t>
       </w:r>
-      <w:r/>
-      <w:r/>
-    </w:p>
-    <w:p>
-      <w:r/>
+      <w:r>
+        <w:rPr>
+          <w:lang w:val="en_US" w:bidi="en_US"/>
+        </w:rPr>
+      </w:r>
+      <w:r>
+        <w:rPr>
+          <w:lang w:val="en_US" w:bidi="en_US"/>
+        </w:rPr>
+      </w:r>
+    </w:p>
+    <w:p>
+      <w:pPr/>
+      <w:r>
+        <w:rPr>
+          <w:lang w:val="en_US" w:bidi="en_US"/>
+        </w:rPr>
+      </w:r>
     </w:p>
     <w:p>
       <w:pPr>
         <w:pStyle w:val="Heading2"/>
       </w:pPr>
       <w:r>
+        <w:rPr>
+          <w:lang w:val="en_US" w:bidi="en_US"/>
+        </w:rPr>
         <w:t>Esther 4:13–14</w:t>
       </w:r>
-      <w:r/>
+      <w:r>
+        <w:rPr>
+          <w:lang w:val="en_US" w:bidi="en_US"/>
+        </w:rPr>
+      </w:r>
     </w:p>
     <w:p>
       <w:pPr>
@@ -2374,14 +4332,22 @@
         <w:spacing w:line="240" w:lineRule="auto"/>
         <w:ind w:left="720"/>
       </w:pPr>
-      <w:r/>
+      <w:r>
+        <w:rPr>
+          <w:lang w:val="en_US" w:bidi="en_US"/>
+        </w:rPr>
+      </w:r>
       <w:r>
         <w:rPr>
           <w:i/>
+          <w:lang w:val="en_US" w:bidi="en_US"/>
         </w:rPr>
         <w:t>Do not imagine...you alone will escape</w:t>
       </w:r>
       <w:r>
+        <w:rPr>
+          <w:lang w:val="en_US" w:bidi="en_US"/>
+        </w:rPr>
         <w:t xml:space="preserve">: Mordecai did not back down or excuse her because of the danger. He reminded her that staying silent would be more dangerous. </w:t>
       </w:r>
     </w:p>
@@ -2391,18 +4357,29 @@
         <w:spacing w:line="240" w:lineRule="auto"/>
         <w:ind w:left="720"/>
       </w:pPr>
-      <w:r/>
+      <w:r>
+        <w:rPr>
+          <w:lang w:val="en_US" w:bidi="en_US"/>
+        </w:rPr>
+      </w:r>
       <w:r>
         <w:rPr>
           <w:i/>
+          <w:lang w:val="en_US" w:bidi="en_US"/>
         </w:rPr>
         <w:t>relief and deliverance for the Jews will arise from another place</w:t>
       </w:r>
       <w:r>
+        <w:rPr>
+          <w:lang w:val="en_US" w:bidi="en_US"/>
+        </w:rPr>
         <w:t xml:space="preserve">: Mordecai knew God's promises and understood that God would not allow his chosen people to be destroyed (see </w:t>
       </w:r>
       <w:hyperlink r:id="rId62">
         <w:r>
+          <w:rPr>
+            <w:lang w:val="en_US" w:bidi="en_US"/>
+          </w:rPr>
           <w:rPr>
             <w:color w:val="0000EE"/>
             <w:u w:val="single"/>
@@ -2411,10 +4388,16 @@
         </w:r>
       </w:hyperlink>
       <w:r>
+        <w:rPr>
+          <w:lang w:val="en_US" w:bidi="en_US"/>
+        </w:rPr>
         <w:t xml:space="preserve">; </w:t>
       </w:r>
       <w:hyperlink r:id="rId63">
         <w:r>
+          <w:rPr>
+            <w:lang w:val="en_US" w:bidi="en_US"/>
+          </w:rPr>
           <w:rPr>
             <w:color w:val="0000EE"/>
             <w:u w:val="single"/>
@@ -2423,10 +4406,16 @@
         </w:r>
       </w:hyperlink>
       <w:r>
+        <w:rPr>
+          <w:lang w:val="en_US" w:bidi="en_US"/>
+        </w:rPr>
         <w:t xml:space="preserve">; </w:t>
       </w:r>
       <w:hyperlink r:id="rId64">
         <w:r>
+          <w:rPr>
+            <w:lang w:val="en_US" w:bidi="en_US"/>
+          </w:rPr>
           <w:rPr>
             <w:color w:val="0000EE"/>
             <w:u w:val="single"/>
@@ -2435,10 +4424,16 @@
         </w:r>
       </w:hyperlink>
       <w:r>
+        <w:rPr>
+          <w:lang w:val="en_US" w:bidi="en_US"/>
+        </w:rPr>
         <w:t xml:space="preserve">; </w:t>
       </w:r>
       <w:hyperlink r:id="rId65">
         <w:r>
+          <w:rPr>
+            <w:lang w:val="en_US" w:bidi="en_US"/>
+          </w:rPr>
           <w:rPr>
             <w:color w:val="0000EE"/>
             <w:u w:val="single"/>
@@ -2447,6 +4442,9 @@
         </w:r>
       </w:hyperlink>
       <w:r>
+        <w:rPr>
+          <w:lang w:val="en_US" w:bidi="en_US"/>
+        </w:rPr>
         <w:t xml:space="preserve">). </w:t>
       </w:r>
     </w:p>
@@ -2456,30 +4454,58 @@
         <w:spacing w:line="240" w:lineRule="auto"/>
         <w:ind w:left="720"/>
       </w:pPr>
-      <w:r/>
+      <w:r>
+        <w:rPr>
+          <w:lang w:val="en_US" w:bidi="en_US"/>
+        </w:rPr>
+      </w:r>
       <w:r>
         <w:rPr>
           <w:i/>
+          <w:lang w:val="en_US" w:bidi="en_US"/>
         </w:rPr>
         <w:t>perhaps you have come to the kingdom for such a time as this?</w:t>
       </w:r>
       <w:r>
+        <w:rPr>
+          <w:lang w:val="en_US" w:bidi="en_US"/>
+        </w:rPr>
         <w:t>: Esther's rise to power was not just luck. Her position as Xerxes' favored wife and queen was a role God gave her to influence history for the Jewish people.</w:t>
       </w:r>
-      <w:r/>
-      <w:r/>
-    </w:p>
-    <w:p>
-      <w:r/>
+      <w:r>
+        <w:rPr>
+          <w:lang w:val="en_US" w:bidi="en_US"/>
+        </w:rPr>
+      </w:r>
+      <w:r>
+        <w:rPr>
+          <w:lang w:val="en_US" w:bidi="en_US"/>
+        </w:rPr>
+      </w:r>
+    </w:p>
+    <w:p>
+      <w:pPr/>
+      <w:r>
+        <w:rPr>
+          <w:lang w:val="en_US" w:bidi="en_US"/>
+        </w:rPr>
+      </w:r>
     </w:p>
     <w:p>
       <w:pPr>
         <w:pStyle w:val="Heading2"/>
       </w:pPr>
       <w:r>
+        <w:rPr>
+          <w:lang w:val="en_US" w:bidi="en_US"/>
+        </w:rPr>
         <w:t>Esther 4:16</w:t>
       </w:r>
-      <w:r/>
+      <w:r>
+        <w:rPr>
+          <w:lang w:val="en_US" w:bidi="en_US"/>
+        </w:rPr>
+      </w:r>
     </w:p>
     <w:p>
       <w:pPr>
@@ -2487,14 +4513,22 @@
         <w:spacing w:line="240" w:lineRule="auto"/>
         <w:ind w:left="720"/>
       </w:pPr>
-      <w:r/>
+      <w:r>
+        <w:rPr>
+          <w:lang w:val="en_US" w:bidi="en_US"/>
+        </w:rPr>
+      </w:r>
       <w:r>
         <w:rPr>
           <w:i/>
+          <w:lang w:val="en_US" w:bidi="en_US"/>
         </w:rPr>
         <w:t>fast for me</w:t>
       </w:r>
       <w:r>
+        <w:rPr>
+          <w:lang w:val="en_US" w:bidi="en_US"/>
+        </w:rPr>
         <w:t xml:space="preserve">: Esther was convinced, but she wanted as many Jews as possible to pray for God to save her life. </w:t>
       </w:r>
     </w:p>
@@ -2504,18 +4538,29 @@
         <w:spacing w:line="240" w:lineRule="auto"/>
         <w:ind w:left="720"/>
       </w:pPr>
-      <w:r/>
+      <w:r>
+        <w:rPr>
+          <w:lang w:val="en_US" w:bidi="en_US"/>
+        </w:rPr>
+      </w:r>
       <w:r>
         <w:rPr>
           <w:i/>
+          <w:lang w:val="en_US" w:bidi="en_US"/>
         </w:rPr>
         <w:t>Do not eat or drink for three days, night or day</w:t>
       </w:r>
       <w:r>
+        <w:rPr>
+          <w:lang w:val="en_US" w:bidi="en_US"/>
+        </w:rPr>
         <w:t>: A complete fast without any food or water usually lasted only one day (</w:t>
       </w:r>
       <w:hyperlink r:id="rId66">
         <w:r>
+          <w:rPr>
+            <w:lang w:val="en_US" w:bidi="en_US"/>
+          </w:rPr>
           <w:rPr>
             <w:color w:val="0000EE"/>
             <w:u w:val="single"/>
@@ -2524,10 +4569,16 @@
         </w:r>
       </w:hyperlink>
       <w:r>
+        <w:rPr>
+          <w:lang w:val="en_US" w:bidi="en_US"/>
+        </w:rPr>
         <w:t xml:space="preserve">; </w:t>
       </w:r>
       <w:hyperlink r:id="rId67">
         <w:r>
+          <w:rPr>
+            <w:lang w:val="en_US" w:bidi="en_US"/>
+          </w:rPr>
           <w:rPr>
             <w:color w:val="0000EE"/>
             <w:u w:val="single"/>
@@ -2536,6 +4587,9 @@
         </w:r>
       </w:hyperlink>
       <w:r>
+        <w:rPr>
+          <w:lang w:val="en_US" w:bidi="en_US"/>
+        </w:rPr>
         <w:t xml:space="preserve">). The three-day duration showed the seriousness of the situation and the urgent need for God’s help. </w:t>
       </w:r>
     </w:p>
@@ -2545,14 +4599,22 @@
         <w:spacing w:line="240" w:lineRule="auto"/>
         <w:ind w:left="720"/>
       </w:pPr>
-      <w:r/>
+      <w:r>
+        <w:rPr>
+          <w:lang w:val="en_US" w:bidi="en_US"/>
+        </w:rPr>
+      </w:r>
       <w:r>
         <w:rPr>
           <w:i/>
+          <w:lang w:val="en_US" w:bidi="en_US"/>
         </w:rPr>
         <w:t>I will go to the king, even though it is against the law</w:t>
       </w:r>
       <w:r>
+        <w:rPr>
+          <w:lang w:val="en_US" w:bidi="en_US"/>
+        </w:rPr>
         <w:t xml:space="preserve">: Despite the danger, she decided she must act for her people's sake. </w:t>
       </w:r>
     </w:p>
@@ -2562,50 +4624,96 @@
         <w:spacing w:line="240" w:lineRule="auto"/>
         <w:ind w:left="720"/>
       </w:pPr>
-      <w:r/>
+      <w:r>
+        <w:rPr>
+          <w:lang w:val="en_US" w:bidi="en_US"/>
+        </w:rPr>
+      </w:r>
       <w:r>
         <w:rPr>
           <w:i/>
+          <w:lang w:val="en_US" w:bidi="en_US"/>
         </w:rPr>
         <w:t>And if I perish, I perish!</w:t>
       </w:r>
       <w:r>
+        <w:rPr>
+          <w:lang w:val="en_US" w:bidi="en_US"/>
+        </w:rPr>
         <w:t>:</w:t>
       </w:r>
       <w:r>
+        <w:rPr>
+          <w:lang w:val="en_US" w:bidi="en_US"/>
+        </w:rPr>
         <w:t xml:space="preserve"> She, like Mordecai, was a person of character who would do what was right despite personal danger.</w:t>
       </w:r>
-      <w:r/>
-      <w:r/>
-    </w:p>
-    <w:p>
-      <w:r/>
+      <w:r>
+        <w:rPr>
+          <w:lang w:val="en_US" w:bidi="en_US"/>
+        </w:rPr>
+      </w:r>
+      <w:r>
+        <w:rPr>
+          <w:lang w:val="en_US" w:bidi="en_US"/>
+        </w:rPr>
+      </w:r>
+    </w:p>
+    <w:p>
+      <w:pPr/>
+      <w:r>
+        <w:rPr>
+          <w:lang w:val="en_US" w:bidi="en_US"/>
+        </w:rPr>
+      </w:r>
     </w:p>
     <w:p>
       <w:pPr>
         <w:pStyle w:val="Heading2"/>
       </w:pPr>
       <w:r>
+        <w:rPr>
+          <w:lang w:val="en_US" w:bidi="en_US"/>
+        </w:rPr>
         <w:t>Esther 5:2</w:t>
       </w:r>
-      <w:r/>
-    </w:p>
-    <w:p>
-      <w:r/>
+      <w:r>
+        <w:rPr>
+          <w:lang w:val="en_US" w:bidi="en_US"/>
+        </w:rPr>
+      </w:r>
+    </w:p>
+    <w:p>
+      <w:pPr/>
+      <w:r>
+        <w:rPr>
+          <w:lang w:val="en_US" w:bidi="en_US"/>
+        </w:rPr>
+      </w:r>
       <w:r>
         <w:rPr>
           <w:i/>
+          <w:lang w:val="en_US" w:bidi="en_US"/>
         </w:rPr>
         <w:t>The king extended the gold scepter in his hand toward Esther</w:t>
       </w:r>
       <w:r>
+        <w:rPr>
+          <w:lang w:val="en_US" w:bidi="en_US"/>
+        </w:rPr>
         <w:t xml:space="preserve">: </w:t>
       </w:r>
       <w:r>
+        <w:rPr>
+          <w:lang w:val="en_US" w:bidi="en_US"/>
+        </w:rPr>
         <w:t>She was not killed for entering the king’s presence without an invitation (</w:t>
       </w:r>
       <w:hyperlink r:id="rId68">
         <w:r>
+          <w:rPr>
+            <w:lang w:val="en_US" w:bidi="en_US"/>
+          </w:rPr>
           <w:rPr>
             <w:color w:val="0000EE"/>
             <w:u w:val="single"/>
@@ -2614,10 +4722,16 @@
         </w:r>
       </w:hyperlink>
       <w:r>
+        <w:rPr>
+          <w:lang w:val="en_US" w:bidi="en_US"/>
+        </w:rPr>
         <w:t xml:space="preserve">, </w:t>
       </w:r>
       <w:hyperlink r:id="rId69">
         <w:r>
+          <w:rPr>
+            <w:lang w:val="en_US" w:bidi="en_US"/>
+          </w:rPr>
           <w:rPr>
             <w:color w:val="0000EE"/>
             <w:u w:val="single"/>
@@ -2626,65 +4740,132 @@
         </w:r>
       </w:hyperlink>
       <w:r>
+        <w:rPr>
+          <w:lang w:val="en_US" w:bidi="en_US"/>
+        </w:rPr>
         <w:t>).</w:t>
       </w:r>
-      <w:r/>
-      <w:r/>
-    </w:p>
-    <w:p>
-      <w:r/>
+      <w:r>
+        <w:rPr>
+          <w:lang w:val="en_US" w:bidi="en_US"/>
+        </w:rPr>
+      </w:r>
+      <w:r>
+        <w:rPr>
+          <w:lang w:val="en_US" w:bidi="en_US"/>
+        </w:rPr>
+      </w:r>
+    </w:p>
+    <w:p>
+      <w:pPr/>
+      <w:r>
+        <w:rPr>
+          <w:lang w:val="en_US" w:bidi="en_US"/>
+        </w:rPr>
+      </w:r>
     </w:p>
     <w:p>
       <w:pPr>
         <w:pStyle w:val="Heading2"/>
       </w:pPr>
       <w:r>
+        <w:rPr>
+          <w:lang w:val="en_US" w:bidi="en_US"/>
+        </w:rPr>
         <w:t>Esther 5:3</w:t>
       </w:r>
-      <w:r/>
-    </w:p>
-    <w:p>
-      <w:r/>
+      <w:r>
+        <w:rPr>
+          <w:lang w:val="en_US" w:bidi="en_US"/>
+        </w:rPr>
+      </w:r>
+    </w:p>
+    <w:p>
+      <w:pPr/>
+      <w:r>
+        <w:rPr>
+          <w:lang w:val="en_US" w:bidi="en_US"/>
+        </w:rPr>
+      </w:r>
       <w:r>
         <w:rPr>
           <w:i/>
+          <w:lang w:val="en_US" w:bidi="en_US"/>
         </w:rPr>
         <w:t>Even up to half the kingdom, it will be given to you</w:t>
       </w:r>
       <w:r>
+        <w:rPr>
+          <w:lang w:val="en_US" w:bidi="en_US"/>
+        </w:rPr>
         <w:t>:</w:t>
       </w:r>
       <w:r>
+        <w:rPr>
+          <w:lang w:val="en_US" w:bidi="en_US"/>
+        </w:rPr>
         <w:t xml:space="preserve"> This common saying meant the king would be generous with her request. The king wanted nothing to stop Esther from telling the whole truth.</w:t>
       </w:r>
-      <w:r/>
-      <w:r/>
-    </w:p>
-    <w:p>
-      <w:r/>
+      <w:r>
+        <w:rPr>
+          <w:lang w:val="en_US" w:bidi="en_US"/>
+        </w:rPr>
+      </w:r>
+      <w:r>
+        <w:rPr>
+          <w:lang w:val="en_US" w:bidi="en_US"/>
+        </w:rPr>
+      </w:r>
+    </w:p>
+    <w:p>
+      <w:pPr/>
+      <w:r>
+        <w:rPr>
+          <w:lang w:val="en_US" w:bidi="en_US"/>
+        </w:rPr>
+      </w:r>
     </w:p>
     <w:p>
       <w:pPr>
         <w:pStyle w:val="Heading2"/>
       </w:pPr>
       <w:r>
+        <w:rPr>
+          <w:lang w:val="en_US" w:bidi="en_US"/>
+        </w:rPr>
         <w:t>Esther 5:4</w:t>
       </w:r>
-      <w:r/>
-    </w:p>
-    <w:p>
-      <w:r/>
+      <w:r>
+        <w:rPr>
+          <w:lang w:val="en_US" w:bidi="en_US"/>
+        </w:rPr>
+      </w:r>
+    </w:p>
+    <w:p>
+      <w:pPr/>
+      <w:r>
+        <w:rPr>
+          <w:lang w:val="en_US" w:bidi="en_US"/>
+        </w:rPr>
+      </w:r>
       <w:r>
         <w:rPr>
           <w:i/>
+          <w:lang w:val="en_US" w:bidi="en_US"/>
         </w:rPr>
         <w:t>If it pleases the king</w:t>
       </w:r>
       <w:r>
+        <w:rPr>
+          <w:lang w:val="en_US" w:bidi="en_US"/>
+        </w:rPr>
         <w:t xml:space="preserve">: Esther showed proper respect (compare </w:t>
       </w:r>
       <w:hyperlink r:id="rId70">
         <w:r>
+          <w:rPr>
+            <w:lang w:val="en_US" w:bidi="en_US"/>
+          </w:rPr>
           <w:rPr>
             <w:color w:val="0000EE"/>
             <w:u w:val="single"/>
@@ -2693,39 +4874,77 @@
         </w:r>
       </w:hyperlink>
       <w:r>
+        <w:rPr>
+          <w:lang w:val="en_US" w:bidi="en_US"/>
+        </w:rPr>
         <w:t>).</w:t>
       </w:r>
-      <w:r/>
-      <w:r/>
-    </w:p>
-    <w:p>
-      <w:r/>
+      <w:r>
+        <w:rPr>
+          <w:lang w:val="en_US" w:bidi="en_US"/>
+        </w:rPr>
+      </w:r>
+      <w:r>
+        <w:rPr>
+          <w:lang w:val="en_US" w:bidi="en_US"/>
+        </w:rPr>
+      </w:r>
+    </w:p>
+    <w:p>
+      <w:pPr/>
+      <w:r>
+        <w:rPr>
+          <w:lang w:val="en_US" w:bidi="en_US"/>
+        </w:rPr>
+      </w:r>
     </w:p>
     <w:p>
       <w:pPr>
         <w:pStyle w:val="Heading2"/>
       </w:pPr>
       <w:r>
+        <w:rPr>
+          <w:lang w:val="en_US" w:bidi="en_US"/>
+        </w:rPr>
         <w:t>Esther 5:8</w:t>
       </w:r>
-      <w:r/>
-    </w:p>
-    <w:p>
-      <w:r/>
+      <w:r>
+        <w:rPr>
+          <w:lang w:val="en_US" w:bidi="en_US"/>
+        </w:rPr>
+      </w:r>
+    </w:p>
+    <w:p>
+      <w:pPr/>
+      <w:r>
+        <w:rPr>
+          <w:lang w:val="en_US" w:bidi="en_US"/>
+        </w:rPr>
+      </w:r>
       <w:r>
         <w:rPr>
           <w:i/>
+          <w:lang w:val="en_US" w:bidi="en_US"/>
         </w:rPr>
         <w:t>grant my petition...come tomorrow</w:t>
       </w:r>
       <w:r>
+        <w:rPr>
+          <w:lang w:val="en_US" w:bidi="en_US"/>
+        </w:rPr>
         <w:t>:</w:t>
       </w:r>
       <w:r>
+        <w:rPr>
+          <w:lang w:val="en_US" w:bidi="en_US"/>
+        </w:rPr>
         <w:t xml:space="preserve"> It was customary not to seem eager when asking for a favor or negotiating an agreement. The delay gave Xerxes time to learn about Mordecai's loyalty, which helped stop Haman's plot (see </w:t>
       </w:r>
       <w:hyperlink r:id="rId38">
         <w:r>
+          <w:rPr>
+            <w:lang w:val="en_US" w:bidi="en_US"/>
+          </w:rPr>
           <w:rPr>
             <w:color w:val="0000EE"/>
             <w:u w:val="single"/>
@@ -2734,30 +4953,64 @@
         </w:r>
       </w:hyperlink>
       <w:r>
+        <w:rPr>
+          <w:lang w:val="en_US" w:bidi="en_US"/>
+        </w:rPr>
         <w:t>).</w:t>
       </w:r>
-      <w:r/>
-      <w:r/>
-    </w:p>
-    <w:p>
-      <w:r/>
+      <w:r>
+        <w:rPr>
+          <w:lang w:val="en_US" w:bidi="en_US"/>
+        </w:rPr>
+      </w:r>
+      <w:r>
+        <w:rPr>
+          <w:lang w:val="en_US" w:bidi="en_US"/>
+        </w:rPr>
+      </w:r>
+    </w:p>
+    <w:p>
+      <w:pPr/>
+      <w:r>
+        <w:rPr>
+          <w:lang w:val="en_US" w:bidi="en_US"/>
+        </w:rPr>
+      </w:r>
     </w:p>
     <w:p>
       <w:pPr>
         <w:pStyle w:val="Heading2"/>
       </w:pPr>
       <w:r>
+        <w:rPr>
+          <w:lang w:val="en_US" w:bidi="en_US"/>
+        </w:rPr>
         <w:t>Esther 5:9</w:t>
       </w:r>
-      <w:r/>
-    </w:p>
-    <w:p>
-      <w:r/>
-      <w:r>
+      <w:r>
+        <w:rPr>
+          <w:lang w:val="en_US" w:bidi="en_US"/>
+        </w:rPr>
+      </w:r>
+    </w:p>
+    <w:p>
+      <w:pPr/>
+      <w:r>
+        <w:rPr>
+          <w:lang w:val="en_US" w:bidi="en_US"/>
+        </w:rPr>
+      </w:r>
+      <w:r>
+        <w:rPr>
+          <w:lang w:val="en_US" w:bidi="en_US"/>
+        </w:rPr>
         <w:t xml:space="preserve">Mordecai's fasting had ended, and he returned to his official duties at the gate. By not standing or trembling, he strongly refused to honor Haman (compare </w:t>
       </w:r>
       <w:hyperlink r:id="rId71">
         <w:r>
+          <w:rPr>
+            <w:lang w:val="en_US" w:bidi="en_US"/>
+          </w:rPr>
           <w:rPr>
             <w:color w:val="0000EE"/>
             <w:u w:val="single"/>
@@ -2766,42 +5019,93 @@
         </w:r>
       </w:hyperlink>
       <w:r>
+        <w:rPr>
+          <w:lang w:val="en_US" w:bidi="en_US"/>
+        </w:rPr>
         <w:t>).</w:t>
       </w:r>
-      <w:r/>
-      <w:r/>
-    </w:p>
-    <w:p>
-      <w:r/>
+      <w:r>
+        <w:rPr>
+          <w:lang w:val="en_US" w:bidi="en_US"/>
+        </w:rPr>
+      </w:r>
+      <w:r>
+        <w:rPr>
+          <w:lang w:val="en_US" w:bidi="en_US"/>
+        </w:rPr>
+      </w:r>
+    </w:p>
+    <w:p>
+      <w:pPr/>
+      <w:r>
+        <w:rPr>
+          <w:lang w:val="en_US" w:bidi="en_US"/>
+        </w:rPr>
+      </w:r>
     </w:p>
     <w:p>
       <w:pPr>
         <w:pStyle w:val="Heading2"/>
       </w:pPr>
       <w:r>
+        <w:rPr>
+          <w:lang w:val="en_US" w:bidi="en_US"/>
+        </w:rPr>
         <w:t>Esther 5:9–14</w:t>
       </w:r>
-      <w:r/>
-    </w:p>
-    <w:p>
-      <w:r/>
-      <w:r>
+      <w:r>
+        <w:rPr>
+          <w:lang w:val="en_US" w:bidi="en_US"/>
+        </w:rPr>
+      </w:r>
+    </w:p>
+    <w:p>
+      <w:pPr/>
+      <w:r>
+        <w:rPr>
+          <w:lang w:val="en_US" w:bidi="en_US"/>
+        </w:rPr>
+      </w:r>
+      <w:r>
+        <w:rPr>
+          <w:lang w:val="en_US" w:bidi="en_US"/>
+        </w:rPr>
         <w:t>This short pause highlights how deeply Haman hates Mordecai.</w:t>
       </w:r>
-      <w:r/>
-      <w:r/>
-    </w:p>
-    <w:p>
-      <w:r/>
+      <w:r>
+        <w:rPr>
+          <w:lang w:val="en_US" w:bidi="en_US"/>
+        </w:rPr>
+      </w:r>
+      <w:r>
+        <w:rPr>
+          <w:lang w:val="en_US" w:bidi="en_US"/>
+        </w:rPr>
+      </w:r>
+    </w:p>
+    <w:p>
+      <w:pPr/>
+      <w:r>
+        <w:rPr>
+          <w:lang w:val="en_US" w:bidi="en_US"/>
+        </w:rPr>
+      </w:r>
     </w:p>
     <w:p>
       <w:pPr>
         <w:pStyle w:val="Heading2"/>
       </w:pPr>
       <w:r>
+        <w:rPr>
+          <w:lang w:val="en_US" w:bidi="en_US"/>
+        </w:rPr>
         <w:t>Esther 5:14</w:t>
       </w:r>
-      <w:r/>
+      <w:r>
+        <w:rPr>
+          <w:lang w:val="en_US" w:bidi="en_US"/>
+        </w:rPr>
+      </w:r>
     </w:p>
     <w:p>
       <w:pPr>
@@ -2809,12 +5113,22 @@
         <w:spacing w:line="240" w:lineRule="auto"/>
         <w:ind w:left="720"/>
       </w:pPr>
-      <w:r/>
-      <w:r>
+      <w:r>
+        <w:rPr>
+          <w:lang w:val="en_US" w:bidi="en_US"/>
+        </w:rPr>
+      </w:r>
+      <w:r>
+        <w:rPr>
+          <w:lang w:val="en_US" w:bidi="en_US"/>
+        </w:rPr>
         <w:t xml:space="preserve">A sharpened pole was a common execution device (see also </w:t>
       </w:r>
       <w:hyperlink r:id="rId72">
         <w:r>
+          <w:rPr>
+            <w:lang w:val="en_US" w:bidi="en_US"/>
+          </w:rPr>
           <w:rPr>
             <w:color w:val="0000EE"/>
             <w:u w:val="single"/>
@@ -2823,10 +5137,16 @@
         </w:r>
       </w:hyperlink>
       <w:r>
+        <w:rPr>
+          <w:lang w:val="en_US" w:bidi="en_US"/>
+        </w:rPr>
         <w:t xml:space="preserve">; </w:t>
       </w:r>
       <w:hyperlink r:id="rId73">
         <w:r>
+          <w:rPr>
+            <w:lang w:val="en_US" w:bidi="en_US"/>
+          </w:rPr>
           <w:rPr>
             <w:color w:val="0000EE"/>
             <w:u w:val="single"/>
@@ -2835,10 +5155,16 @@
         </w:r>
       </w:hyperlink>
       <w:r>
+        <w:rPr>
+          <w:lang w:val="en_US" w:bidi="en_US"/>
+        </w:rPr>
         <w:t xml:space="preserve">, </w:t>
       </w:r>
       <w:hyperlink r:id="rId74">
         <w:r>
+          <w:rPr>
+            <w:lang w:val="en_US" w:bidi="en_US"/>
+          </w:rPr>
           <w:rPr>
             <w:color w:val="0000EE"/>
             <w:u w:val="single"/>
@@ -2847,10 +5173,16 @@
         </w:r>
       </w:hyperlink>
       <w:r>
+        <w:rPr>
+          <w:lang w:val="en_US" w:bidi="en_US"/>
+        </w:rPr>
         <w:t xml:space="preserve">; </w:t>
       </w:r>
       <w:hyperlink r:id="rId75">
         <w:r>
+          <w:rPr>
+            <w:lang w:val="en_US" w:bidi="en_US"/>
+          </w:rPr>
           <w:rPr>
             <w:color w:val="0000EE"/>
             <w:u w:val="single"/>
@@ -2859,6 +5191,9 @@
         </w:r>
       </w:hyperlink>
       <w:r>
+        <w:rPr>
+          <w:lang w:val="en_US" w:bidi="en_US"/>
+        </w:rPr>
         <w:t xml:space="preserve">). </w:t>
       </w:r>
     </w:p>
@@ -2868,42 +5203,77 @@
         <w:spacing w:line="240" w:lineRule="auto"/>
         <w:ind w:left="720"/>
       </w:pPr>
-      <w:r/>
-      <w:r>
+      <w:r>
+        <w:rPr>
+          <w:lang w:val="en_US" w:bidi="en_US"/>
+        </w:rPr>
+      </w:r>
+      <w:r>
+        <w:rPr>
+          <w:lang w:val="en_US" w:bidi="en_US"/>
+        </w:rPr>
         <w:t>Seventy-five feet (</w:t>
       </w:r>
       <w:r>
         <w:rPr>
           <w:i/>
+          <w:lang w:val="en_US" w:bidi="en_US"/>
         </w:rPr>
         <w:t>fifty cubits</w:t>
       </w:r>
       <w:r>
+        <w:rPr>
+          <w:lang w:val="en_US" w:bidi="en_US"/>
+        </w:rPr>
         <w:t>) is very high, but Haman wanted to make an example of Mordecai, allowing everyone to see his body. The number might be an exaggeration for effect—</w:t>
       </w:r>
       <w:r>
         <w:rPr>
           <w:i/>
+          <w:lang w:val="en_US" w:bidi="en_US"/>
         </w:rPr>
         <w:t>fifty cubits</w:t>
       </w:r>
       <w:r>
+        <w:rPr>
+          <w:lang w:val="en_US" w:bidi="en_US"/>
+        </w:rPr>
         <w:t xml:space="preserve"> is a round number—or it might mean a stake placed high on the city wall for public viewing.</w:t>
       </w:r>
-      <w:r/>
-      <w:r/>
-    </w:p>
-    <w:p>
-      <w:r/>
+      <w:r>
+        <w:rPr>
+          <w:lang w:val="en_US" w:bidi="en_US"/>
+        </w:rPr>
+      </w:r>
+      <w:r>
+        <w:rPr>
+          <w:lang w:val="en_US" w:bidi="en_US"/>
+        </w:rPr>
+      </w:r>
+    </w:p>
+    <w:p>
+      <w:pPr/>
+      <w:r>
+        <w:rPr>
+          <w:lang w:val="en_US" w:bidi="en_US"/>
+        </w:rPr>
+      </w:r>
     </w:p>
     <w:p>
       <w:pPr>
         <w:pStyle w:val="Heading2"/>
       </w:pPr>
       <w:r>
+        <w:rPr>
+          <w:lang w:val="en_US" w:bidi="en_US"/>
+        </w:rPr>
         <w:t>Esther 6:1</w:t>
       </w:r>
-      <w:r/>
+      <w:r>
+        <w:rPr>
+          <w:lang w:val="en_US" w:bidi="en_US"/>
+        </w:rPr>
+      </w:r>
     </w:p>
     <w:p>
       <w:pPr>
@@ -2911,17 +5281,28 @@
         <w:spacing w:line="240" w:lineRule="auto"/>
         <w:ind w:left="720"/>
       </w:pPr>
-      <w:r/>
+      <w:r>
+        <w:rPr>
+          <w:lang w:val="en_US" w:bidi="en_US"/>
+        </w:rPr>
+      </w:r>
       <w:r>
         <w:rPr>
           <w:i/>
+          <w:lang w:val="en_US" w:bidi="en_US"/>
         </w:rPr>
         <w:t>sleep escaped the king</w:t>
       </w:r>
       <w:r>
+        <w:rPr>
+          <w:lang w:val="en_US" w:bidi="en_US"/>
+        </w:rPr>
         <w:t xml:space="preserve">: </w:t>
       </w:r>
       <w:r>
+        <w:rPr>
+          <w:lang w:val="en_US" w:bidi="en_US"/>
+        </w:rPr>
         <w:t xml:space="preserve">God was protecting Esther and Mordecai. </w:t>
       </w:r>
     </w:p>
@@ -2931,38 +5312,77 @@
         <w:spacing w:line="240" w:lineRule="auto"/>
         <w:ind w:left="720"/>
       </w:pPr>
-      <w:r/>
+      <w:r>
+        <w:rPr>
+          <w:lang w:val="en_US" w:bidi="en_US"/>
+        </w:rPr>
+      </w:r>
       <w:r>
         <w:rPr>
           <w:i/>
+          <w:lang w:val="en_US" w:bidi="en_US"/>
         </w:rPr>
         <w:t>the Book of Records, the Chronicles</w:t>
       </w:r>
       <w:r>
+        <w:rPr>
+          <w:lang w:val="en_US" w:bidi="en_US"/>
+        </w:rPr>
         <w:t>: Ancient kings kept records of their rule.</w:t>
       </w:r>
-      <w:r/>
-      <w:r/>
-    </w:p>
-    <w:p>
-      <w:r/>
+      <w:r>
+        <w:rPr>
+          <w:lang w:val="en_US" w:bidi="en_US"/>
+        </w:rPr>
+      </w:r>
+      <w:r>
+        <w:rPr>
+          <w:lang w:val="en_US" w:bidi="en_US"/>
+        </w:rPr>
+      </w:r>
+    </w:p>
+    <w:p>
+      <w:pPr/>
+      <w:r>
+        <w:rPr>
+          <w:lang w:val="en_US" w:bidi="en_US"/>
+        </w:rPr>
+      </w:r>
     </w:p>
     <w:p>
       <w:pPr>
         <w:pStyle w:val="Heading2"/>
       </w:pPr>
       <w:r>
+        <w:rPr>
+          <w:lang w:val="en_US" w:bidi="en_US"/>
+        </w:rPr>
         <w:t>Esther 6:2</w:t>
       </w:r>
-      <w:r/>
-    </w:p>
-    <w:p>
-      <w:r/>
-      <w:r>
+      <w:r>
+        <w:rPr>
+          <w:lang w:val="en_US" w:bidi="en_US"/>
+        </w:rPr>
+      </w:r>
+    </w:p>
+    <w:p>
+      <w:pPr/>
+      <w:r>
+        <w:rPr>
+          <w:lang w:val="en_US" w:bidi="en_US"/>
+        </w:rPr>
+      </w:r>
+      <w:r>
+        <w:rPr>
+          <w:lang w:val="en_US" w:bidi="en_US"/>
+        </w:rPr>
         <w:t>Fortunately, the king's servant opened the royal records to the page where Mordecai revealed the plot (</w:t>
       </w:r>
       <w:hyperlink r:id="rId33">
         <w:r>
+          <w:rPr>
+            <w:lang w:val="en_US" w:bidi="en_US"/>
+          </w:rPr>
           <w:rPr>
             <w:color w:val="0000EE"/>
             <w:u w:val="single"/>
@@ -2971,79 +5391,173 @@
         </w:r>
       </w:hyperlink>
       <w:r>
+        <w:rPr>
+          <w:lang w:val="en_US" w:bidi="en_US"/>
+        </w:rPr>
         <w:t>).</w:t>
       </w:r>
-      <w:r/>
-      <w:r/>
-    </w:p>
-    <w:p>
-      <w:r/>
+      <w:r>
+        <w:rPr>
+          <w:lang w:val="en_US" w:bidi="en_US"/>
+        </w:rPr>
+      </w:r>
+      <w:r>
+        <w:rPr>
+          <w:lang w:val="en_US" w:bidi="en_US"/>
+        </w:rPr>
+      </w:r>
+    </w:p>
+    <w:p>
+      <w:pPr/>
+      <w:r>
+        <w:rPr>
+          <w:lang w:val="en_US" w:bidi="en_US"/>
+        </w:rPr>
+      </w:r>
     </w:p>
     <w:p>
       <w:pPr>
         <w:pStyle w:val="Heading2"/>
       </w:pPr>
       <w:r>
+        <w:rPr>
+          <w:lang w:val="en_US" w:bidi="en_US"/>
+        </w:rPr>
         <w:t>Esther 6:3</w:t>
       </w:r>
-      <w:r/>
-    </w:p>
-    <w:p>
-      <w:r/>
+      <w:r>
+        <w:rPr>
+          <w:lang w:val="en_US" w:bidi="en_US"/>
+        </w:rPr>
+      </w:r>
+    </w:p>
+    <w:p>
+      <w:pPr/>
+      <w:r>
+        <w:rPr>
+          <w:lang w:val="en_US" w:bidi="en_US"/>
+        </w:rPr>
+      </w:r>
       <w:r>
         <w:rPr>
           <w:i/>
+          <w:lang w:val="en_US" w:bidi="en_US"/>
         </w:rPr>
         <w:t>What honor or dignity has been bestowed on Mordecai for this act?</w:t>
       </w:r>
       <w:r>
+        <w:rPr>
+          <w:lang w:val="en_US" w:bidi="en_US"/>
+        </w:rPr>
         <w:t>:</w:t>
       </w:r>
       <w:r>
+        <w:rPr>
+          <w:lang w:val="en_US" w:bidi="en_US"/>
+        </w:rPr>
         <w:t xml:space="preserve"> Persian kings were known for being generous to their supporters, so the king was likely surprised that nothing had been done.</w:t>
       </w:r>
-      <w:r/>
-      <w:r/>
-    </w:p>
-    <w:p>
-      <w:r/>
+      <w:r>
+        <w:rPr>
+          <w:lang w:val="en_US" w:bidi="en_US"/>
+        </w:rPr>
+      </w:r>
+      <w:r>
+        <w:rPr>
+          <w:lang w:val="en_US" w:bidi="en_US"/>
+        </w:rPr>
+      </w:r>
+    </w:p>
+    <w:p>
+      <w:pPr/>
+      <w:r>
+        <w:rPr>
+          <w:lang w:val="en_US" w:bidi="en_US"/>
+        </w:rPr>
+      </w:r>
     </w:p>
     <w:p>
       <w:pPr>
         <w:pStyle w:val="Heading2"/>
       </w:pPr>
       <w:r>
+        <w:rPr>
+          <w:lang w:val="en_US" w:bidi="en_US"/>
+        </w:rPr>
         <w:t>Esther 6:4–6</w:t>
       </w:r>
-      <w:r/>
-    </w:p>
-    <w:p>
-      <w:r/>
-      <w:r>
+      <w:r>
+        <w:rPr>
+          <w:lang w:val="en_US" w:bidi="en_US"/>
+        </w:rPr>
+      </w:r>
+    </w:p>
+    <w:p>
+      <w:pPr/>
+      <w:r>
+        <w:rPr>
+          <w:lang w:val="en_US" w:bidi="en_US"/>
+        </w:rPr>
+      </w:r>
+      <w:r>
+        <w:rPr>
+          <w:lang w:val="en_US" w:bidi="en_US"/>
+        </w:rPr>
         <w:t>As the king thought about how to honor Mordecai, Haman came to request Mordecai's death. Ironically, the king asked Haman for advice on how to reward Mordecai.</w:t>
       </w:r>
-      <w:r/>
-      <w:r/>
-    </w:p>
-    <w:p>
-      <w:r/>
+      <w:r>
+        <w:rPr>
+          <w:lang w:val="en_US" w:bidi="en_US"/>
+        </w:rPr>
+      </w:r>
+      <w:r>
+        <w:rPr>
+          <w:lang w:val="en_US" w:bidi="en_US"/>
+        </w:rPr>
+      </w:r>
+    </w:p>
+    <w:p>
+      <w:pPr/>
+      <w:r>
+        <w:rPr>
+          <w:lang w:val="en_US" w:bidi="en_US"/>
+        </w:rPr>
+      </w:r>
     </w:p>
     <w:p>
       <w:pPr>
         <w:pStyle w:val="Heading2"/>
       </w:pPr>
       <w:r>
+        <w:rPr>
+          <w:lang w:val="en_US" w:bidi="en_US"/>
+        </w:rPr>
         <w:t>Esther 6:7–9</w:t>
       </w:r>
-      <w:r/>
-    </w:p>
-    <w:p>
-      <w:r/>
-      <w:r>
+      <w:r>
+        <w:rPr>
+          <w:lang w:val="en_US" w:bidi="en_US"/>
+        </w:rPr>
+      </w:r>
+    </w:p>
+    <w:p>
+      <w:pPr/>
+      <w:r>
+        <w:rPr>
+          <w:lang w:val="en_US" w:bidi="en_US"/>
+        </w:rPr>
+      </w:r>
+      <w:r>
+        <w:rPr>
+          <w:lang w:val="en_US" w:bidi="en_US"/>
+        </w:rPr>
         <w:t>Haman loved public praise and recognition. He wanted to be honored like a king, to wear royal clothes, and to ride the king’s horse. In short, he wanted to be king for a day. Haman believed another of the king’s top officials would honor him through the streets of Susa. Instead, Haman had to honor Mordecai in that role (</w:t>
       </w:r>
       <w:hyperlink r:id="rId76">
         <w:r>
+          <w:rPr>
+            <w:lang w:val="en_US" w:bidi="en_US"/>
+          </w:rPr>
           <w:rPr>
             <w:color w:val="0000EE"/>
             <w:u w:val="single"/>
@@ -3052,80 +5566,167 @@
         </w:r>
       </w:hyperlink>
       <w:r>
+        <w:rPr>
+          <w:lang w:val="en_US" w:bidi="en_US"/>
+        </w:rPr>
         <w:t>).</w:t>
       </w:r>
-      <w:r/>
-      <w:r/>
-    </w:p>
-    <w:p>
-      <w:r/>
+      <w:r>
+        <w:rPr>
+          <w:lang w:val="en_US" w:bidi="en_US"/>
+        </w:rPr>
+      </w:r>
+      <w:r>
+        <w:rPr>
+          <w:lang w:val="en_US" w:bidi="en_US"/>
+        </w:rPr>
+      </w:r>
+    </w:p>
+    <w:p>
+      <w:pPr/>
+      <w:r>
+        <w:rPr>
+          <w:lang w:val="en_US" w:bidi="en_US"/>
+        </w:rPr>
+      </w:r>
     </w:p>
     <w:p>
       <w:pPr>
         <w:pStyle w:val="Heading2"/>
       </w:pPr>
       <w:r>
+        <w:rPr>
+          <w:lang w:val="en_US" w:bidi="en_US"/>
+        </w:rPr>
         <w:t>Esther 6:10–12</w:t>
       </w:r>
-      <w:r/>
-    </w:p>
-    <w:p>
-      <w:r/>
+      <w:r>
+        <w:rPr>
+          <w:lang w:val="en_US" w:bidi="en_US"/>
+        </w:rPr>
+      </w:r>
+    </w:p>
+    <w:p>
+      <w:pPr/>
+      <w:r>
+        <w:rPr>
+          <w:lang w:val="en_US" w:bidi="en_US"/>
+        </w:rPr>
+      </w:r>
       <w:r>
         <w:rPr>
           <w:i/>
+          <w:lang w:val="en_US" w:bidi="en_US"/>
         </w:rPr>
         <w:t>do just as you proposed...to Mordecai the Jew</w:t>
       </w:r>
       <w:r>
+        <w:rPr>
+          <w:lang w:val="en_US" w:bidi="en_US"/>
+        </w:rPr>
         <w:t>:</w:t>
       </w:r>
       <w:r>
+        <w:rPr>
+          <w:lang w:val="en_US" w:bidi="en_US"/>
+        </w:rPr>
         <w:t xml:space="preserve"> Haman, completely shocked by this reversal, could only obey the king's command in full detail.</w:t>
       </w:r>
-      <w:r/>
-      <w:r/>
-    </w:p>
-    <w:p>
-      <w:r/>
+      <w:r>
+        <w:rPr>
+          <w:lang w:val="en_US" w:bidi="en_US"/>
+        </w:rPr>
+      </w:r>
+      <w:r>
+        <w:rPr>
+          <w:lang w:val="en_US" w:bidi="en_US"/>
+        </w:rPr>
+      </w:r>
+    </w:p>
+    <w:p>
+      <w:pPr/>
+      <w:r>
+        <w:rPr>
+          <w:lang w:val="en_US" w:bidi="en_US"/>
+        </w:rPr>
+      </w:r>
     </w:p>
     <w:p>
       <w:pPr>
         <w:pStyle w:val="Heading2"/>
       </w:pPr>
       <w:r>
+        <w:rPr>
+          <w:lang w:val="en_US" w:bidi="en_US"/>
+        </w:rPr>
         <w:t>Esther 6:13</w:t>
       </w:r>
-      <w:r/>
-    </w:p>
-    <w:p>
-      <w:r/>
+      <w:r>
+        <w:rPr>
+          <w:lang w:val="en_US" w:bidi="en_US"/>
+        </w:rPr>
+      </w:r>
+    </w:p>
+    <w:p>
+      <w:pPr/>
+      <w:r>
+        <w:rPr>
+          <w:lang w:val="en_US" w:bidi="en_US"/>
+        </w:rPr>
+      </w:r>
       <w:r>
         <w:rPr>
           <w:i/>
+          <w:lang w:val="en_US" w:bidi="en_US"/>
         </w:rPr>
         <w:t>Since Mordecai, before whom your downfall has begun, is Jewish, you will not prevail against him</w:t>
       </w:r>
       <w:r>
+        <w:rPr>
+          <w:lang w:val="en_US" w:bidi="en_US"/>
+        </w:rPr>
         <w:t>:</w:t>
       </w:r>
       <w:r>
+        <w:rPr>
+          <w:lang w:val="en_US" w:bidi="en_US"/>
+        </w:rPr>
         <w:t xml:space="preserve"> Haman’s wife and friends saw this as more than coincidences. The text does not explain why Zeresh and the advisers believed Mordecai’s Jewish heritage would cause Haman’s plans to fail.</w:t>
       </w:r>
-      <w:r/>
-      <w:r/>
-    </w:p>
-    <w:p>
-      <w:r/>
+      <w:r>
+        <w:rPr>
+          <w:lang w:val="en_US" w:bidi="en_US"/>
+        </w:rPr>
+      </w:r>
+      <w:r>
+        <w:rPr>
+          <w:lang w:val="en_US" w:bidi="en_US"/>
+        </w:rPr>
+      </w:r>
+    </w:p>
+    <w:p>
+      <w:pPr/>
+      <w:r>
+        <w:rPr>
+          <w:lang w:val="en_US" w:bidi="en_US"/>
+        </w:rPr>
+      </w:r>
     </w:p>
     <w:p>
       <w:pPr>
         <w:pStyle w:val="Heading2"/>
       </w:pPr>
       <w:r>
+        <w:rPr>
+          <w:lang w:val="en_US" w:bidi="en_US"/>
+        </w:rPr>
         <w:t>Esther 7:3–4</w:t>
       </w:r>
-      <w:r/>
+      <w:r>
+        <w:rPr>
+          <w:lang w:val="en_US" w:bidi="en_US"/>
+        </w:rPr>
+      </w:r>
     </w:p>
     <w:p>
       <w:pPr>
@@ -3133,22 +5734,34 @@
         <w:spacing w:line="240" w:lineRule="auto"/>
         <w:ind w:left="720"/>
       </w:pPr>
-      <w:r/>
+      <w:r>
+        <w:rPr>
+          <w:lang w:val="en_US" w:bidi="en_US"/>
+        </w:rPr>
+      </w:r>
       <w:r>
         <w:rPr>
           <w:i/>
+          <w:lang w:val="en_US" w:bidi="en_US"/>
         </w:rPr>
         <w:t>my life...and the lives of my people</w:t>
       </w:r>
       <w:r>
+        <w:rPr>
+          <w:lang w:val="en_US" w:bidi="en_US"/>
+        </w:rPr>
         <w:t xml:space="preserve">: </w:t>
       </w:r>
       <w:r>
+        <w:rPr>
+          <w:lang w:val="en_US" w:bidi="en_US"/>
+        </w:rPr>
         <w:t>The statement that someone wanted to kill the queen and her family likely surprised and shocked the king.</w:t>
       </w:r>
       <w:r>
         <w:rPr>
           <w:i/>
+          <w:lang w:val="en_US" w:bidi="en_US"/>
         </w:rPr>
         <w:t xml:space="preserve"> </w:t>
       </w:r>
@@ -3159,21 +5772,35 @@
         <w:spacing w:line="240" w:lineRule="auto"/>
         <w:ind w:left="720"/>
       </w:pPr>
-      <w:r/>
+      <w:r>
+        <w:rPr>
+          <w:lang w:val="en_US" w:bidi="en_US"/>
+        </w:rPr>
+      </w:r>
       <w:r>
         <w:rPr>
           <w:i/>
+          <w:lang w:val="en_US" w:bidi="en_US"/>
         </w:rPr>
         <w:t>my people and I have been sold</w:t>
       </w:r>
       <w:r>
+        <w:rPr>
+          <w:lang w:val="en_US" w:bidi="en_US"/>
+        </w:rPr>
         <w:t>:</w:t>
       </w:r>
       <w:r>
+        <w:rPr>
+          <w:lang w:val="en_US" w:bidi="en_US"/>
+        </w:rPr>
         <w:t xml:space="preserve"> Esther carefully mentioned the large sum Haman paid the king to approve the decree (</w:t>
       </w:r>
       <w:hyperlink r:id="rId77">
         <w:r>
+          <w:rPr>
+            <w:lang w:val="en_US" w:bidi="en_US"/>
+          </w:rPr>
           <w:rPr>
             <w:color w:val="0000EE"/>
             <w:u w:val="single"/>
@@ -3182,19 +5809,29 @@
         </w:r>
       </w:hyperlink>
       <w:r>
+        <w:rPr>
+          <w:lang w:val="en_US" w:bidi="en_US"/>
+        </w:rPr>
         <w:t xml:space="preserve">). She also used the exact words from Haman’s decree, stating its purpose was </w:t>
       </w:r>
       <w:r>
         <w:rPr>
           <w:i/>
+          <w:lang w:val="en_US" w:bidi="en_US"/>
         </w:rPr>
         <w:t>to destroy, kill, and annihilate</w:t>
       </w:r>
       <w:r>
+        <w:rPr>
+          <w:lang w:val="en_US" w:bidi="en_US"/>
+        </w:rPr>
         <w:t xml:space="preserve"> (see </w:t>
       </w:r>
       <w:hyperlink r:id="rId78">
         <w:r>
+          <w:rPr>
+            <w:lang w:val="en_US" w:bidi="en_US"/>
+          </w:rPr>
           <w:rPr>
             <w:color w:val="0000EE"/>
             <w:u w:val="single"/>
@@ -3203,6 +5840,9 @@
         </w:r>
       </w:hyperlink>
       <w:r>
+        <w:rPr>
+          <w:lang w:val="en_US" w:bidi="en_US"/>
+        </w:rPr>
         <w:t xml:space="preserve">). </w:t>
       </w:r>
     </w:p>
@@ -3212,47 +5852,90 @@
         <w:spacing w:line="240" w:lineRule="auto"/>
         <w:ind w:left="720"/>
       </w:pPr>
-      <w:r/>
+      <w:r>
+        <w:rPr>
+          <w:lang w:val="en_US" w:bidi="en_US"/>
+        </w:rPr>
+      </w:r>
       <w:r>
         <w:rPr>
           <w:i/>
+          <w:lang w:val="en_US" w:bidi="en_US"/>
         </w:rPr>
         <w:t>If we had merely been sold as menservants and maidservants, I would have remained silent</w:t>
       </w:r>
       <w:r>
+        <w:rPr>
+          <w:lang w:val="en_US" w:bidi="en_US"/>
+        </w:rPr>
         <w:t>: Esther humbly explained her request was due to the severe threat against her and her people.</w:t>
       </w:r>
-      <w:r/>
-      <w:r/>
-    </w:p>
-    <w:p>
-      <w:r/>
+      <w:r>
+        <w:rPr>
+          <w:lang w:val="en_US" w:bidi="en_US"/>
+        </w:rPr>
+      </w:r>
+      <w:r>
+        <w:rPr>
+          <w:lang w:val="en_US" w:bidi="en_US"/>
+        </w:rPr>
+      </w:r>
+    </w:p>
+    <w:p>
+      <w:pPr/>
+      <w:r>
+        <w:rPr>
+          <w:lang w:val="en_US" w:bidi="en_US"/>
+        </w:rPr>
+      </w:r>
     </w:p>
     <w:p>
       <w:pPr>
         <w:pStyle w:val="Heading2"/>
       </w:pPr>
       <w:r>
+        <w:rPr>
+          <w:lang w:val="en_US" w:bidi="en_US"/>
+        </w:rPr>
         <w:t>Esther 7:5</w:t>
       </w:r>
-      <w:r/>
-    </w:p>
-    <w:p>
-      <w:r/>
+      <w:r>
+        <w:rPr>
+          <w:lang w:val="en_US" w:bidi="en_US"/>
+        </w:rPr>
+      </w:r>
+    </w:p>
+    <w:p>
+      <w:pPr/>
+      <w:r>
+        <w:rPr>
+          <w:lang w:val="en_US" w:bidi="en_US"/>
+        </w:rPr>
+      </w:r>
       <w:r>
         <w:rPr>
           <w:i/>
+          <w:lang w:val="en_US" w:bidi="en_US"/>
         </w:rPr>
         <w:t>where is the one who would devise such a scheme?</w:t>
       </w:r>
       <w:r>
+        <w:rPr>
+          <w:lang w:val="en_US" w:bidi="en_US"/>
+        </w:rPr>
         <w:t>:</w:t>
       </w:r>
       <w:r>
+        <w:rPr>
+          <w:lang w:val="en_US" w:bidi="en_US"/>
+        </w:rPr>
         <w:t xml:space="preserve"> The king could hardly believe what he heard and could not imagine someone attempting this terrible act. He did not ask for details about Esther’s accusations, assuming they were all true (compare </w:t>
       </w:r>
       <w:hyperlink r:id="rId79">
         <w:r>
+          <w:rPr>
+            <w:lang w:val="en_US" w:bidi="en_US"/>
+          </w:rPr>
           <w:rPr>
             <w:color w:val="0000EE"/>
             <w:u w:val="single"/>
@@ -3261,22 +5944,45 @@
         </w:r>
       </w:hyperlink>
       <w:r>
+        <w:rPr>
+          <w:lang w:val="en_US" w:bidi="en_US"/>
+        </w:rPr>
         <w:t>).</w:t>
       </w:r>
-      <w:r/>
-      <w:r/>
-    </w:p>
-    <w:p>
-      <w:r/>
+      <w:r>
+        <w:rPr>
+          <w:lang w:val="en_US" w:bidi="en_US"/>
+        </w:rPr>
+      </w:r>
+      <w:r>
+        <w:rPr>
+          <w:lang w:val="en_US" w:bidi="en_US"/>
+        </w:rPr>
+      </w:r>
+    </w:p>
+    <w:p>
+      <w:pPr/>
+      <w:r>
+        <w:rPr>
+          <w:lang w:val="en_US" w:bidi="en_US"/>
+        </w:rPr>
+      </w:r>
     </w:p>
     <w:p>
       <w:pPr>
         <w:pStyle w:val="Heading2"/>
       </w:pPr>
       <w:r>
+        <w:rPr>
+          <w:lang w:val="en_US" w:bidi="en_US"/>
+        </w:rPr>
         <w:t>Esther 7:6–7</w:t>
       </w:r>
-      <w:r/>
+      <w:r>
+        <w:rPr>
+          <w:lang w:val="en_US" w:bidi="en_US"/>
+        </w:rPr>
+      </w:r>
     </w:p>
     <w:p>
       <w:pPr>
@@ -3284,8 +5990,15 @@
         <w:spacing w:line="240" w:lineRule="auto"/>
         <w:ind w:left="720"/>
       </w:pPr>
-      <w:r/>
-      <w:r>
+      <w:r>
+        <w:rPr>
+          <w:lang w:val="en_US" w:bidi="en_US"/>
+        </w:rPr>
+      </w:r>
+      <w:r>
+        <w:rPr>
+          <w:lang w:val="en_US" w:bidi="en_US"/>
+        </w:rPr>
         <w:t xml:space="preserve">Esther identified wicked Haman as the enemy. </w:t>
       </w:r>
     </w:p>
@@ -3295,33 +6008,64 @@
         <w:spacing w:line="240" w:lineRule="auto"/>
         <w:ind w:left="720"/>
       </w:pPr>
-      <w:r/>
+      <w:r>
+        <w:rPr>
+          <w:lang w:val="en_US" w:bidi="en_US"/>
+        </w:rPr>
+      </w:r>
       <w:r>
         <w:rPr>
           <w:i/>
+          <w:lang w:val="en_US" w:bidi="en_US"/>
         </w:rPr>
         <w:t>Haman stood in terror</w:t>
       </w:r>
       <w:r>
+        <w:rPr>
+          <w:lang w:val="en_US" w:bidi="en_US"/>
+        </w:rPr>
         <w:t>:</w:t>
       </w:r>
       <w:r>
+        <w:rPr>
+          <w:lang w:val="en_US" w:bidi="en_US"/>
+        </w:rPr>
         <w:t xml:space="preserve"> The queen's accusation and the king's anger made Haman's fate clear.</w:t>
       </w:r>
-      <w:r/>
-      <w:r/>
-    </w:p>
-    <w:p>
-      <w:r/>
+      <w:r>
+        <w:rPr>
+          <w:lang w:val="en_US" w:bidi="en_US"/>
+        </w:rPr>
+      </w:r>
+      <w:r>
+        <w:rPr>
+          <w:lang w:val="en_US" w:bidi="en_US"/>
+        </w:rPr>
+      </w:r>
+    </w:p>
+    <w:p>
+      <w:pPr/>
+      <w:r>
+        <w:rPr>
+          <w:lang w:val="en_US" w:bidi="en_US"/>
+        </w:rPr>
+      </w:r>
     </w:p>
     <w:p>
       <w:pPr>
         <w:pStyle w:val="Heading2"/>
       </w:pPr>
       <w:r>
+        <w:rPr>
+          <w:lang w:val="en_US" w:bidi="en_US"/>
+        </w:rPr>
         <w:t>Esther 7:8</w:t>
       </w:r>
-      <w:r/>
+      <w:r>
+        <w:rPr>
+          <w:lang w:val="en_US" w:bidi="en_US"/>
+        </w:rPr>
+      </w:r>
     </w:p>
     <w:p>
       <w:pPr>
@@ -3329,17 +6073,28 @@
         <w:spacing w:line="240" w:lineRule="auto"/>
         <w:ind w:left="720"/>
       </w:pPr>
-      <w:r/>
+      <w:r>
+        <w:rPr>
+          <w:lang w:val="en_US" w:bidi="en_US"/>
+        </w:rPr>
+      </w:r>
       <w:r>
         <w:rPr>
           <w:i/>
+          <w:lang w:val="en_US" w:bidi="en_US"/>
         </w:rPr>
         <w:t>Haman was falling on the couch where Esther was reclining</w:t>
       </w:r>
       <w:r>
+        <w:rPr>
+          <w:lang w:val="en_US" w:bidi="en_US"/>
+        </w:rPr>
         <w:t>:</w:t>
       </w:r>
       <w:r>
+        <w:rPr>
+          <w:lang w:val="en_US" w:bidi="en_US"/>
+        </w:rPr>
         <w:t xml:space="preserve"> This was a major mistake because no one should touch the queen or be on the same couch with her. </w:t>
       </w:r>
     </w:p>
@@ -3349,33 +6104,64 @@
         <w:spacing w:line="240" w:lineRule="auto"/>
         <w:ind w:left="720"/>
       </w:pPr>
-      <w:r/>
+      <w:r>
+        <w:rPr>
+          <w:lang w:val="en_US" w:bidi="en_US"/>
+        </w:rPr>
+      </w:r>
       <w:r>
         <w:rPr>
           <w:i/>
+          <w:lang w:val="en_US" w:bidi="en_US"/>
         </w:rPr>
         <w:t>Would he actually assault the queen while I am in the palace?</w:t>
       </w:r>
       <w:r>
+        <w:rPr>
+          <w:lang w:val="en_US" w:bidi="en_US"/>
+        </w:rPr>
         <w:t>:</w:t>
       </w:r>
       <w:r>
+        <w:rPr>
+          <w:lang w:val="en_US" w:bidi="en_US"/>
+        </w:rPr>
         <w:t xml:space="preserve"> This exaggerated rhetorical question suggests Haman has the worst possible motives.</w:t>
       </w:r>
-      <w:r/>
-      <w:r/>
-    </w:p>
-    <w:p>
-      <w:r/>
+      <w:r>
+        <w:rPr>
+          <w:lang w:val="en_US" w:bidi="en_US"/>
+        </w:rPr>
+      </w:r>
+      <w:r>
+        <w:rPr>
+          <w:lang w:val="en_US" w:bidi="en_US"/>
+        </w:rPr>
+      </w:r>
+    </w:p>
+    <w:p>
+      <w:pPr/>
+      <w:r>
+        <w:rPr>
+          <w:lang w:val="en_US" w:bidi="en_US"/>
+        </w:rPr>
+      </w:r>
     </w:p>
     <w:p>
       <w:pPr>
         <w:pStyle w:val="Heading2"/>
       </w:pPr>
       <w:r>
+        <w:rPr>
+          <w:lang w:val="en_US" w:bidi="en_US"/>
+        </w:rPr>
         <w:t>Esther 7:9</w:t>
       </w:r>
-      <w:r/>
+      <w:r>
+        <w:rPr>
+          <w:lang w:val="en_US" w:bidi="en_US"/>
+        </w:rPr>
+      </w:r>
     </w:p>
     <w:p>
       <w:pPr>
@@ -3383,24 +6169,36 @@
         <w:spacing w:line="240" w:lineRule="auto"/>
         <w:ind w:left="720"/>
       </w:pPr>
-      <w:r/>
+      <w:r>
+        <w:rPr>
+          <w:lang w:val="en_US" w:bidi="en_US"/>
+        </w:rPr>
+      </w:r>
       <w:r>
         <w:rPr>
           <w:i/>
+          <w:lang w:val="en_US" w:bidi="en_US"/>
         </w:rPr>
         <w:t>He had it built for Mordeca</w:t>
       </w:r>
       <w:r>
         <w:rPr>
           <w:i/>
+          <w:lang w:val="en_US" w:bidi="en_US"/>
         </w:rPr>
         <w:t>i</w:t>
       </w:r>
       <w:r>
+        <w:rPr>
+          <w:lang w:val="en_US" w:bidi="en_US"/>
+        </w:rPr>
         <w:t>: Harbona, one of the king’s seven eunuchs (</w:t>
       </w:r>
       <w:hyperlink r:id="rId35">
         <w:r>
+          <w:rPr>
+            <w:lang w:val="en_US" w:bidi="en_US"/>
+          </w:rPr>
           <w:rPr>
             <w:color w:val="0000EE"/>
             <w:u w:val="single"/>
@@ -3409,6 +6207,9 @@
         </w:r>
       </w:hyperlink>
       <w:r>
+        <w:rPr>
+          <w:lang w:val="en_US" w:bidi="en_US"/>
+        </w:rPr>
         <w:t xml:space="preserve">), did not seem to be Haman's friend and already knew about Haman’s plot. </w:t>
       </w:r>
     </w:p>
@@ -3418,47 +6219,95 @@
         <w:spacing w:line="240" w:lineRule="auto"/>
         <w:ind w:left="720"/>
       </w:pPr>
-      <w:r/>
+      <w:r>
+        <w:rPr>
+          <w:lang w:val="en_US" w:bidi="en_US"/>
+        </w:rPr>
+      </w:r>
       <w:r>
         <w:rPr>
           <w:i/>
+          <w:lang w:val="en_US" w:bidi="en_US"/>
         </w:rPr>
         <w:t>Hang him on it!</w:t>
       </w:r>
       <w:r>
+        <w:rPr>
+          <w:lang w:val="en_US" w:bidi="en_US"/>
+        </w:rPr>
         <w:t>:</w:t>
       </w:r>
       <w:r>
+        <w:rPr>
+          <w:lang w:val="en_US" w:bidi="en_US"/>
+        </w:rPr>
         <w:t xml:space="preserve"> This major reversal of fortunes shows God's guiding hand. For more on impalement, see </w:t>
       </w:r>
       <w:r>
+        <w:rPr>
+          <w:lang w:val="en_US" w:bidi="en_US"/>
+        </w:rPr>
         <w:t>study note on Esther 2:23</w:t>
       </w:r>
       <w:r>
+        <w:rPr>
+          <w:lang w:val="en_US" w:bidi="en_US"/>
+        </w:rPr>
         <w:t>.</w:t>
       </w:r>
-      <w:r/>
-      <w:r/>
-    </w:p>
-    <w:p>
-      <w:r/>
+      <w:r>
+        <w:rPr>
+          <w:lang w:val="en_US" w:bidi="en_US"/>
+        </w:rPr>
+      </w:r>
+      <w:r>
+        <w:rPr>
+          <w:lang w:val="en_US" w:bidi="en_US"/>
+        </w:rPr>
+      </w:r>
+    </w:p>
+    <w:p>
+      <w:pPr/>
+      <w:r>
+        <w:rPr>
+          <w:lang w:val="en_US" w:bidi="en_US"/>
+        </w:rPr>
+      </w:r>
     </w:p>
     <w:p>
       <w:pPr>
         <w:pStyle w:val="Heading2"/>
       </w:pPr>
       <w:r>
+        <w:rPr>
+          <w:lang w:val="en_US" w:bidi="en_US"/>
+        </w:rPr>
         <w:t>Esther 8:1</w:t>
       </w:r>
-      <w:r/>
-    </w:p>
-    <w:p>
-      <w:r/>
-      <w:r>
+      <w:r>
+        <w:rPr>
+          <w:lang w:val="en_US" w:bidi="en_US"/>
+        </w:rPr>
+      </w:r>
+    </w:p>
+    <w:p>
+      <w:pPr/>
+      <w:r>
+        <w:rPr>
+          <w:lang w:val="en_US" w:bidi="en_US"/>
+        </w:rPr>
+      </w:r>
+      <w:r>
+        <w:rPr>
+          <w:lang w:val="en_US" w:bidi="en_US"/>
+        </w:rPr>
         <w:t>Haman had promised the wealth of the Jews to those who would kill them (</w:t>
       </w:r>
       <w:hyperlink r:id="rId78">
         <w:r>
+          <w:rPr>
+            <w:lang w:val="en_US" w:bidi="en_US"/>
+          </w:rPr>
           <w:rPr>
             <w:color w:val="0000EE"/>
             <w:u w:val="single"/>
@@ -3467,30 +6316,64 @@
         </w:r>
       </w:hyperlink>
       <w:r>
+        <w:rPr>
+          <w:lang w:val="en_US" w:bidi="en_US"/>
+        </w:rPr>
         <w:t>). In contrast, King Xerxes gave Haman's property, the enemy of the Jews, to Queen Esther.</w:t>
       </w:r>
-      <w:r/>
-      <w:r/>
-    </w:p>
-    <w:p>
-      <w:r/>
+      <w:r>
+        <w:rPr>
+          <w:lang w:val="en_US" w:bidi="en_US"/>
+        </w:rPr>
+      </w:r>
+      <w:r>
+        <w:rPr>
+          <w:lang w:val="en_US" w:bidi="en_US"/>
+        </w:rPr>
+      </w:r>
+    </w:p>
+    <w:p>
+      <w:pPr/>
+      <w:r>
+        <w:rPr>
+          <w:lang w:val="en_US" w:bidi="en_US"/>
+        </w:rPr>
+      </w:r>
     </w:p>
     <w:p>
       <w:pPr>
         <w:pStyle w:val="Heading2"/>
       </w:pPr>
       <w:r>
+        <w:rPr>
+          <w:lang w:val="en_US" w:bidi="en_US"/>
+        </w:rPr>
         <w:t>Esther 8:2</w:t>
       </w:r>
-      <w:r/>
-    </w:p>
-    <w:p>
-      <w:r/>
-      <w:r>
+      <w:r>
+        <w:rPr>
+          <w:lang w:val="en_US" w:bidi="en_US"/>
+        </w:rPr>
+      </w:r>
+    </w:p>
+    <w:p>
+      <w:pPr/>
+      <w:r>
+        <w:rPr>
+          <w:lang w:val="en_US" w:bidi="en_US"/>
+        </w:rPr>
+      </w:r>
+      <w:r>
+        <w:rPr>
+          <w:lang w:val="en_US" w:bidi="en_US"/>
+        </w:rPr>
         <w:t>The signet ring Haman used to seal the decree to destroy the Jewish people (</w:t>
       </w:r>
       <w:hyperlink r:id="rId79">
         <w:r>
+          <w:rPr>
+            <w:lang w:val="en_US" w:bidi="en_US"/>
+          </w:rPr>
           <w:rPr>
             <w:color w:val="0000EE"/>
             <w:u w:val="single"/>
@@ -3499,42 +6382,93 @@
         </w:r>
       </w:hyperlink>
       <w:r>
+        <w:rPr>
+          <w:lang w:val="en_US" w:bidi="en_US"/>
+        </w:rPr>
         <w:t>) was now given to the Jewish person he most wanted to destroy.</w:t>
       </w:r>
-      <w:r/>
-      <w:r/>
-    </w:p>
-    <w:p>
-      <w:r/>
+      <w:r>
+        <w:rPr>
+          <w:lang w:val="en_US" w:bidi="en_US"/>
+        </w:rPr>
+      </w:r>
+      <w:r>
+        <w:rPr>
+          <w:lang w:val="en_US" w:bidi="en_US"/>
+        </w:rPr>
+      </w:r>
+    </w:p>
+    <w:p>
+      <w:pPr/>
+      <w:r>
+        <w:rPr>
+          <w:lang w:val="en_US" w:bidi="en_US"/>
+        </w:rPr>
+      </w:r>
     </w:p>
     <w:p>
       <w:pPr>
         <w:pStyle w:val="Heading2"/>
       </w:pPr>
       <w:r>
+        <w:rPr>
+          <w:lang w:val="en_US" w:bidi="en_US"/>
+        </w:rPr>
         <w:t>Esther 8:3</w:t>
       </w:r>
-      <w:r/>
-    </w:p>
-    <w:p>
-      <w:r/>
-      <w:r>
+      <w:r>
+        <w:rPr>
+          <w:lang w:val="en_US" w:bidi="en_US"/>
+        </w:rPr>
+      </w:r>
+    </w:p>
+    <w:p>
+      <w:pPr/>
+      <w:r>
+        <w:rPr>
+          <w:lang w:val="en_US" w:bidi="en_US"/>
+        </w:rPr>
+      </w:r>
+      <w:r>
+        <w:rPr>
+          <w:lang w:val="en_US" w:bidi="en_US"/>
+        </w:rPr>
         <w:t>Esther likely thought the king would cancel Haman’s decree immediately after Haman died, but that did not occur. This time, she was more determined to address Haman’s plan against her people.</w:t>
       </w:r>
-      <w:r/>
-      <w:r/>
-    </w:p>
-    <w:p>
-      <w:r/>
+      <w:r>
+        <w:rPr>
+          <w:lang w:val="en_US" w:bidi="en_US"/>
+        </w:rPr>
+      </w:r>
+      <w:r>
+        <w:rPr>
+          <w:lang w:val="en_US" w:bidi="en_US"/>
+        </w:rPr>
+      </w:r>
+    </w:p>
+    <w:p>
+      <w:pPr/>
+      <w:r>
+        <w:rPr>
+          <w:lang w:val="en_US" w:bidi="en_US"/>
+        </w:rPr>
+      </w:r>
     </w:p>
     <w:p>
       <w:pPr>
         <w:pStyle w:val="Heading2"/>
       </w:pPr>
       <w:r>
+        <w:rPr>
+          <w:lang w:val="en_US" w:bidi="en_US"/>
+        </w:rPr>
         <w:t>Esther 8:5</w:t>
       </w:r>
-      <w:r/>
+      <w:r>
+        <w:rPr>
+          <w:lang w:val="en_US" w:bidi="en_US"/>
+        </w:rPr>
+      </w:r>
     </w:p>
     <w:p>
       <w:pPr>
@@ -3542,8 +6476,15 @@
         <w:spacing w:line="240" w:lineRule="auto"/>
         <w:ind w:left="720"/>
       </w:pPr>
-      <w:r/>
-      <w:r>
+      <w:r>
+        <w:rPr>
+          <w:lang w:val="en_US" w:bidi="en_US"/>
+        </w:rPr>
+      </w:r>
+      <w:r>
+        <w:rPr>
+          <w:lang w:val="en_US" w:bidi="en_US"/>
+        </w:rPr>
         <w:t xml:space="preserve">Esther asked for the unusual favor of reversing a law signed with the king’s seal. </w:t>
       </w:r>
     </w:p>
@@ -3553,38 +6494,77 @@
         <w:spacing w:line="240" w:lineRule="auto"/>
         <w:ind w:left="720"/>
       </w:pPr>
-      <w:r/>
+      <w:r>
+        <w:rPr>
+          <w:lang w:val="en_US" w:bidi="en_US"/>
+        </w:rPr>
+      </w:r>
       <w:r>
         <w:rPr>
           <w:i/>
+          <w:lang w:val="en_US" w:bidi="en_US"/>
         </w:rPr>
         <w:t>the letters that the scheming Haman</w:t>
       </w:r>
       <w:r>
+        <w:rPr>
+          <w:lang w:val="en_US" w:bidi="en_US"/>
+        </w:rPr>
         <w:t>: Esther diplomatically avoided implying that the king was responsible for Haman's orders.</w:t>
       </w:r>
-      <w:r/>
-      <w:r/>
-    </w:p>
-    <w:p>
-      <w:r/>
+      <w:r>
+        <w:rPr>
+          <w:lang w:val="en_US" w:bidi="en_US"/>
+        </w:rPr>
+      </w:r>
+      <w:r>
+        <w:rPr>
+          <w:lang w:val="en_US" w:bidi="en_US"/>
+        </w:rPr>
+      </w:r>
+    </w:p>
+    <w:p>
+      <w:pPr/>
+      <w:r>
+        <w:rPr>
+          <w:lang w:val="en_US" w:bidi="en_US"/>
+        </w:rPr>
+      </w:r>
     </w:p>
     <w:p>
       <w:pPr>
         <w:pStyle w:val="Heading2"/>
       </w:pPr>
       <w:r>
+        <w:rPr>
+          <w:lang w:val="en_US" w:bidi="en_US"/>
+        </w:rPr>
         <w:t>Esther 8:8</w:t>
       </w:r>
-      <w:r/>
-    </w:p>
-    <w:p>
-      <w:r/>
-      <w:r>
+      <w:r>
+        <w:rPr>
+          <w:lang w:val="en_US" w:bidi="en_US"/>
+        </w:rPr>
+      </w:r>
+    </w:p>
+    <w:p>
+      <w:pPr/>
+      <w:r>
+        <w:rPr>
+          <w:lang w:val="en_US" w:bidi="en_US"/>
+        </w:rPr>
+      </w:r>
+      <w:r>
+        <w:rPr>
+          <w:lang w:val="en_US" w:bidi="en_US"/>
+        </w:rPr>
         <w:t xml:space="preserve">According to Persian law, once something is written, it cannot be revoked (see </w:t>
       </w:r>
       <w:hyperlink r:id="rId80">
         <w:r>
+          <w:rPr>
+            <w:lang w:val="en_US" w:bidi="en_US"/>
+          </w:rPr>
           <w:rPr>
             <w:color w:val="0000EE"/>
             <w:u w:val="single"/>
@@ -3593,10 +6573,16 @@
         </w:r>
       </w:hyperlink>
       <w:r>
+        <w:rPr>
+          <w:lang w:val="en_US" w:bidi="en_US"/>
+        </w:rPr>
         <w:t xml:space="preserve">; </w:t>
       </w:r>
       <w:hyperlink r:id="rId28">
         <w:r>
+          <w:rPr>
+            <w:lang w:val="en_US" w:bidi="en_US"/>
+          </w:rPr>
           <w:rPr>
             <w:color w:val="0000EE"/>
             <w:u w:val="single"/>
@@ -3605,10 +6591,16 @@
         </w:r>
       </w:hyperlink>
       <w:r>
+        <w:rPr>
+          <w:lang w:val="en_US" w:bidi="en_US"/>
+        </w:rPr>
         <w:t xml:space="preserve">, </w:t>
       </w:r>
       <w:hyperlink r:id="rId29">
         <w:r>
+          <w:rPr>
+            <w:lang w:val="en_US" w:bidi="en_US"/>
+          </w:rPr>
           <w:rPr>
             <w:color w:val="0000EE"/>
             <w:u w:val="single"/>
@@ -3617,10 +6609,16 @@
         </w:r>
       </w:hyperlink>
       <w:r>
+        <w:rPr>
+          <w:lang w:val="en_US" w:bidi="en_US"/>
+        </w:rPr>
         <w:t xml:space="preserve">; compare </w:t>
       </w:r>
       <w:hyperlink r:id="rId81">
         <w:r>
+          <w:rPr>
+            <w:lang w:val="en_US" w:bidi="en_US"/>
+          </w:rPr>
           <w:rPr>
             <w:color w:val="0000EE"/>
             <w:u w:val="single"/>
@@ -3629,36 +6627,71 @@
         </w:r>
       </w:hyperlink>
       <w:r>
+        <w:rPr>
+          <w:lang w:val="en_US" w:bidi="en_US"/>
+        </w:rPr>
         <w:t>). However, a new decree with the king’s royal seal could provide different or competing instructions.</w:t>
       </w:r>
-      <w:r/>
-      <w:r/>
-    </w:p>
-    <w:p>
-      <w:r/>
+      <w:r>
+        <w:rPr>
+          <w:lang w:val="en_US" w:bidi="en_US"/>
+        </w:rPr>
+      </w:r>
+      <w:r>
+        <w:rPr>
+          <w:lang w:val="en_US" w:bidi="en_US"/>
+        </w:rPr>
+      </w:r>
+    </w:p>
+    <w:p>
+      <w:pPr/>
+      <w:r>
+        <w:rPr>
+          <w:lang w:val="en_US" w:bidi="en_US"/>
+        </w:rPr>
+      </w:r>
     </w:p>
     <w:p>
       <w:pPr>
         <w:pStyle w:val="Heading2"/>
       </w:pPr>
       <w:r>
+        <w:rPr>
+          <w:lang w:val="en_US" w:bidi="en_US"/>
+        </w:rPr>
         <w:t>Esther 8:9</w:t>
       </w:r>
-      <w:r/>
-    </w:p>
-    <w:p>
-      <w:r/>
+      <w:r>
+        <w:rPr>
+          <w:lang w:val="en_US" w:bidi="en_US"/>
+        </w:rPr>
+      </w:r>
+    </w:p>
+    <w:p>
+      <w:pPr/>
+      <w:r>
+        <w:rPr>
+          <w:lang w:val="en_US" w:bidi="en_US"/>
+        </w:rPr>
+      </w:r>
       <w:r>
         <w:rPr>
           <w:i/>
+          <w:lang w:val="en_US" w:bidi="en_US"/>
         </w:rPr>
         <w:t>on the twenty-third day of the third month</w:t>
       </w:r>
       <w:r>
+        <w:rPr>
+          <w:lang w:val="en_US" w:bidi="en_US"/>
+        </w:rPr>
         <w:t xml:space="preserve">: The process of writing and sending the new decree intentionally mirrors the account of sending the original decree in </w:t>
       </w:r>
       <w:hyperlink r:id="rId82">
         <w:r>
+          <w:rPr>
+            <w:lang w:val="en_US" w:bidi="en_US"/>
+          </w:rPr>
           <w:rPr>
             <w:color w:val="0000EE"/>
             <w:u w:val="single"/>
@@ -3667,22 +6700,45 @@
         </w:r>
       </w:hyperlink>
       <w:r>
+        <w:rPr>
+          <w:lang w:val="en_US" w:bidi="en_US"/>
+        </w:rPr>
         <w:t>.</w:t>
       </w:r>
-      <w:r/>
-      <w:r/>
-    </w:p>
-    <w:p>
-      <w:r/>
+      <w:r>
+        <w:rPr>
+          <w:lang w:val="en_US" w:bidi="en_US"/>
+        </w:rPr>
+      </w:r>
+      <w:r>
+        <w:rPr>
+          <w:lang w:val="en_US" w:bidi="en_US"/>
+        </w:rPr>
+      </w:r>
+    </w:p>
+    <w:p>
+      <w:pPr/>
+      <w:r>
+        <w:rPr>
+          <w:lang w:val="en_US" w:bidi="en_US"/>
+        </w:rPr>
+      </w:r>
     </w:p>
     <w:p>
       <w:pPr>
         <w:pStyle w:val="Heading2"/>
       </w:pPr>
       <w:r>
+        <w:rPr>
+          <w:lang w:val="en_US" w:bidi="en_US"/>
+        </w:rPr>
         <w:t>Esther 8:11</w:t>
       </w:r>
-      <w:r/>
+      <w:r>
+        <w:rPr>
+          <w:lang w:val="en_US" w:bidi="en_US"/>
+        </w:rPr>
+      </w:r>
     </w:p>
     <w:p>
       <w:pPr>
@@ -3690,12 +6746,22 @@
         <w:spacing w:line="240" w:lineRule="auto"/>
         <w:ind w:left="720"/>
       </w:pPr>
-      <w:r/>
-      <w:r>
+      <w:r>
+        <w:rPr>
+          <w:lang w:val="en_US" w:bidi="en_US"/>
+        </w:rPr>
+      </w:r>
+      <w:r>
+        <w:rPr>
+          <w:lang w:val="en_US" w:bidi="en_US"/>
+        </w:rPr>
         <w:t xml:space="preserve">The king's decree allowed the Jewish people to defend themselves and take the property of their attackers. This reversed the earlier decree in </w:t>
       </w:r>
       <w:hyperlink r:id="rId78">
         <w:r>
+          <w:rPr>
+            <w:lang w:val="en_US" w:bidi="en_US"/>
+          </w:rPr>
           <w:rPr>
             <w:color w:val="0000EE"/>
             <w:u w:val="single"/>
@@ -3704,6 +6770,9 @@
         </w:r>
       </w:hyperlink>
       <w:r>
+        <w:rPr>
+          <w:lang w:val="en_US" w:bidi="en_US"/>
+        </w:rPr>
         <w:t xml:space="preserve">. </w:t>
       </w:r>
     </w:p>
@@ -3713,24 +6782,41 @@
         <w:spacing w:line="240" w:lineRule="auto"/>
         <w:ind w:left="720"/>
       </w:pPr>
-      <w:r/>
-      <w:r>
+      <w:r>
+        <w:rPr>
+          <w:lang w:val="en_US" w:bidi="en_US"/>
+        </w:rPr>
+      </w:r>
+      <w:r>
+        <w:rPr>
+          <w:lang w:val="en_US" w:bidi="en_US"/>
+        </w:rPr>
         <w:t xml:space="preserve">The phrase </w:t>
       </w:r>
       <w:r>
         <w:rPr>
           <w:i/>
+          <w:lang w:val="en_US" w:bidi="en_US"/>
         </w:rPr>
         <w:t>destroy, kill, and annihilate</w:t>
       </w:r>
       <w:r>
+        <w:rPr>
+          <w:lang w:val="en_US" w:bidi="en_US"/>
+        </w:rPr>
         <w:t xml:space="preserve"> </w:t>
       </w:r>
       <w:r>
+        <w:rPr>
+          <w:lang w:val="en_US" w:bidi="en_US"/>
+        </w:rPr>
         <w:t>ironically repeats the words from Haman's original order (</w:t>
       </w:r>
       <w:hyperlink r:id="rId78">
         <w:r>
+          <w:rPr>
+            <w:lang w:val="en_US" w:bidi="en_US"/>
+          </w:rPr>
           <w:rPr>
             <w:color w:val="0000EE"/>
             <w:u w:val="single"/>
@@ -3739,10 +6825,16 @@
         </w:r>
       </w:hyperlink>
       <w:r>
+        <w:rPr>
+          <w:lang w:val="en_US" w:bidi="en_US"/>
+        </w:rPr>
         <w:t xml:space="preserve">; see also </w:t>
       </w:r>
       <w:hyperlink r:id="rId54">
         <w:r>
+          <w:rPr>
+            <w:lang w:val="en_US" w:bidi="en_US"/>
+          </w:rPr>
           <w:rPr>
             <w:color w:val="0000EE"/>
             <w:u w:val="single"/>
@@ -3751,36 +6843,71 @@
         </w:r>
       </w:hyperlink>
       <w:r>
+        <w:rPr>
+          <w:lang w:val="en_US" w:bidi="en_US"/>
+        </w:rPr>
         <w:t>).</w:t>
       </w:r>
-      <w:r/>
-      <w:r/>
-    </w:p>
-    <w:p>
-      <w:r/>
+      <w:r>
+        <w:rPr>
+          <w:lang w:val="en_US" w:bidi="en_US"/>
+        </w:rPr>
+      </w:r>
+      <w:r>
+        <w:rPr>
+          <w:lang w:val="en_US" w:bidi="en_US"/>
+        </w:rPr>
+      </w:r>
+    </w:p>
+    <w:p>
+      <w:pPr/>
+      <w:r>
+        <w:rPr>
+          <w:lang w:val="en_US" w:bidi="en_US"/>
+        </w:rPr>
+      </w:r>
     </w:p>
     <w:p>
       <w:pPr>
         <w:pStyle w:val="Heading2"/>
       </w:pPr>
       <w:r>
+        <w:rPr>
+          <w:lang w:val="en_US" w:bidi="en_US"/>
+        </w:rPr>
         <w:t>Esther 8:12</w:t>
       </w:r>
-      <w:r/>
-    </w:p>
-    <w:p>
-      <w:r/>
+      <w:r>
+        <w:rPr>
+          <w:lang w:val="en_US" w:bidi="en_US"/>
+        </w:rPr>
+      </w:r>
+    </w:p>
+    <w:p>
+      <w:pPr/>
+      <w:r>
+        <w:rPr>
+          <w:lang w:val="en_US" w:bidi="en_US"/>
+        </w:rPr>
+      </w:r>
       <w:r>
         <w:rPr>
           <w:i/>
+          <w:lang w:val="en_US" w:bidi="en_US"/>
         </w:rPr>
         <w:t>the thirteenth day of the twelfth month</w:t>
       </w:r>
       <w:r>
+        <w:rPr>
+          <w:lang w:val="en_US" w:bidi="en_US"/>
+        </w:rPr>
         <w:t>: This date was almost a year after Haman's first decree was announced (</w:t>
       </w:r>
       <w:hyperlink r:id="rId82">
         <w:r>
+          <w:rPr>
+            <w:lang w:val="en_US" w:bidi="en_US"/>
+          </w:rPr>
           <w:rPr>
             <w:color w:val="0000EE"/>
             <w:u w:val="single"/>
@@ -3789,68 +6916,138 @@
         </w:r>
       </w:hyperlink>
       <w:r>
+        <w:rPr>
+          <w:lang w:val="en_US" w:bidi="en_US"/>
+        </w:rPr>
         <w:t>).</w:t>
       </w:r>
-      <w:r/>
-      <w:r/>
-    </w:p>
-    <w:p>
-      <w:r/>
+      <w:r>
+        <w:rPr>
+          <w:lang w:val="en_US" w:bidi="en_US"/>
+        </w:rPr>
+      </w:r>
+      <w:r>
+        <w:rPr>
+          <w:lang w:val="en_US" w:bidi="en_US"/>
+        </w:rPr>
+      </w:r>
+    </w:p>
+    <w:p>
+      <w:pPr/>
+      <w:r>
+        <w:rPr>
+          <w:lang w:val="en_US" w:bidi="en_US"/>
+        </w:rPr>
+      </w:r>
     </w:p>
     <w:p>
       <w:pPr>
         <w:pStyle w:val="Heading2"/>
       </w:pPr>
       <w:r>
+        <w:rPr>
+          <w:lang w:val="en_US" w:bidi="en_US"/>
+        </w:rPr>
         <w:t>Esther 8:13</w:t>
       </w:r>
-      <w:r/>
-    </w:p>
-    <w:p>
-      <w:r/>
-      <w:r>
+      <w:r>
+        <w:rPr>
+          <w:lang w:val="en_US" w:bidi="en_US"/>
+        </w:rPr>
+      </w:r>
+    </w:p>
+    <w:p>
+      <w:pPr/>
+      <w:r>
+        <w:rPr>
+          <w:lang w:val="en_US" w:bidi="en_US"/>
+        </w:rPr>
+      </w:r>
+      <w:r>
+        <w:rPr>
+          <w:lang w:val="en_US" w:bidi="en_US"/>
+        </w:rPr>
         <w:t xml:space="preserve">The Hebrew word translated as </w:t>
       </w:r>
       <w:r>
         <w:rPr>
           <w:i/>
+          <w:lang w:val="en_US" w:bidi="en_US"/>
         </w:rPr>
         <w:t>avenge</w:t>
       </w:r>
       <w:r>
+        <w:rPr>
+          <w:lang w:val="en_US" w:bidi="en_US"/>
+        </w:rPr>
         <w:t xml:space="preserve"> can also mean </w:t>
       </w:r>
       <w:r>
         <w:rPr>
           <w:i/>
+          <w:lang w:val="en_US" w:bidi="en_US"/>
         </w:rPr>
         <w:t>to establish justice.</w:t>
       </w:r>
       <w:r>
+        <w:rPr>
+          <w:lang w:val="en_US" w:bidi="en_US"/>
+        </w:rPr>
         <w:t xml:space="preserve"> When civil government could not control all parties in a conflict, this law allowed those attacked to establish justice by addressing the wrongs done to them.</w:t>
       </w:r>
-      <w:r/>
-      <w:r/>
-    </w:p>
-    <w:p>
-      <w:r/>
+      <w:r>
+        <w:rPr>
+          <w:lang w:val="en_US" w:bidi="en_US"/>
+        </w:rPr>
+      </w:r>
+      <w:r>
+        <w:rPr>
+          <w:lang w:val="en_US" w:bidi="en_US"/>
+        </w:rPr>
+      </w:r>
+    </w:p>
+    <w:p>
+      <w:pPr/>
+      <w:r>
+        <w:rPr>
+          <w:lang w:val="en_US" w:bidi="en_US"/>
+        </w:rPr>
+      </w:r>
     </w:p>
     <w:p>
       <w:pPr>
         <w:pStyle w:val="Heading2"/>
       </w:pPr>
       <w:r>
+        <w:rPr>
+          <w:lang w:val="en_US" w:bidi="en_US"/>
+        </w:rPr>
         <w:t>Esther 8:15</w:t>
       </w:r>
-      <w:r/>
-    </w:p>
-    <w:p>
-      <w:r/>
-      <w:r>
+      <w:r>
+        <w:rPr>
+          <w:lang w:val="en_US" w:bidi="en_US"/>
+        </w:rPr>
+      </w:r>
+    </w:p>
+    <w:p>
+      <w:pPr/>
+      <w:r>
+        <w:rPr>
+          <w:lang w:val="en_US" w:bidi="en_US"/>
+        </w:rPr>
+      </w:r>
+      <w:r>
+        <w:rPr>
+          <w:lang w:val="en_US" w:bidi="en_US"/>
+        </w:rPr>
         <w:t>Just as the city of Susa was in chaos after Haman's first decree (</w:t>
       </w:r>
       <w:hyperlink r:id="rId83">
         <w:r>
+          <w:rPr>
+            <w:lang w:val="en_US" w:bidi="en_US"/>
+          </w:rPr>
           <w:rPr>
             <w:color w:val="0000EE"/>
             <w:u w:val="single"/>
@@ -3859,117 +7056,247 @@
         </w:r>
       </w:hyperlink>
       <w:r>
+        <w:rPr>
+          <w:lang w:val="en_US" w:bidi="en_US"/>
+        </w:rPr>
         <w:t>), now everyone celebrated. They understood the unfairness of the first decree and the fairness of the new one.</w:t>
       </w:r>
-      <w:r/>
-      <w:r/>
-    </w:p>
-    <w:p>
-      <w:r/>
+      <w:r>
+        <w:rPr>
+          <w:lang w:val="en_US" w:bidi="en_US"/>
+        </w:rPr>
+      </w:r>
+      <w:r>
+        <w:rPr>
+          <w:lang w:val="en_US" w:bidi="en_US"/>
+        </w:rPr>
+      </w:r>
+    </w:p>
+    <w:p>
+      <w:pPr/>
+      <w:r>
+        <w:rPr>
+          <w:lang w:val="en_US" w:bidi="en_US"/>
+        </w:rPr>
+      </w:r>
     </w:p>
     <w:p>
       <w:pPr>
         <w:pStyle w:val="Heading2"/>
       </w:pPr>
       <w:r>
+        <w:rPr>
+          <w:lang w:val="en_US" w:bidi="en_US"/>
+        </w:rPr>
         <w:t>Esther 8:17</w:t>
       </w:r>
-      <w:r/>
-    </w:p>
-    <w:p>
-      <w:r/>
+      <w:r>
+        <w:rPr>
+          <w:lang w:val="en_US" w:bidi="en_US"/>
+        </w:rPr>
+      </w:r>
+    </w:p>
+    <w:p>
+      <w:pPr/>
+      <w:r>
+        <w:rPr>
+          <w:lang w:val="en_US" w:bidi="en_US"/>
+        </w:rPr>
+      </w:r>
       <w:r>
         <w:rPr>
           <w:i/>
+          <w:lang w:val="en_US" w:bidi="en_US"/>
         </w:rPr>
         <w:t>many of the people of the land themselves became Jews</w:t>
       </w:r>
       <w:r>
+        <w:rPr>
+          <w:lang w:val="en_US" w:bidi="en_US"/>
+        </w:rPr>
         <w:t xml:space="preserve">: </w:t>
       </w:r>
       <w:r>
+        <w:rPr>
+          <w:lang w:val="en_US" w:bidi="en_US"/>
+        </w:rPr>
         <w:t>They converted to Judaism.</w:t>
       </w:r>
-      <w:r/>
-      <w:r/>
-    </w:p>
-    <w:p>
-      <w:r/>
+      <w:r>
+        <w:rPr>
+          <w:lang w:val="en_US" w:bidi="en_US"/>
+        </w:rPr>
+      </w:r>
+      <w:r>
+        <w:rPr>
+          <w:lang w:val="en_US" w:bidi="en_US"/>
+        </w:rPr>
+      </w:r>
+    </w:p>
+    <w:p>
+      <w:pPr/>
+      <w:r>
+        <w:rPr>
+          <w:lang w:val="en_US" w:bidi="en_US"/>
+        </w:rPr>
+      </w:r>
     </w:p>
     <w:p>
       <w:pPr>
         <w:pStyle w:val="Heading2"/>
       </w:pPr>
       <w:r>
+        <w:rPr>
+          <w:lang w:val="en_US" w:bidi="en_US"/>
+        </w:rPr>
         <w:t>Esther 9:1</w:t>
       </w:r>
-      <w:r/>
-    </w:p>
-    <w:p>
-      <w:r/>
+      <w:r>
+        <w:rPr>
+          <w:lang w:val="en_US" w:bidi="en_US"/>
+        </w:rPr>
+      </w:r>
+    </w:p>
+    <w:p>
+      <w:pPr/>
+      <w:r>
+        <w:rPr>
+          <w:lang w:val="en_US" w:bidi="en_US"/>
+        </w:rPr>
+      </w:r>
       <w:r>
         <w:rPr>
           <w:i/>
+          <w:lang w:val="en_US" w:bidi="en_US"/>
         </w:rPr>
         <w:t>On the thirteenth day of the twelfth month</w:t>
       </w:r>
       <w:r>
+        <w:rPr>
+          <w:lang w:val="en_US" w:bidi="en_US"/>
+        </w:rPr>
         <w:t>:</w:t>
       </w:r>
       <w:r>
+        <w:rPr>
+          <w:lang w:val="en_US" w:bidi="en_US"/>
+        </w:rPr>
         <w:t xml:space="preserve"> When the day came, many enemies of the Jews wanted to fulfill Haman's wishes.</w:t>
       </w:r>
-      <w:r/>
-      <w:r/>
-    </w:p>
-    <w:p>
-      <w:r/>
+      <w:r>
+        <w:rPr>
+          <w:lang w:val="en_US" w:bidi="en_US"/>
+        </w:rPr>
+      </w:r>
+      <w:r>
+        <w:rPr>
+          <w:lang w:val="en_US" w:bidi="en_US"/>
+        </w:rPr>
+      </w:r>
+    </w:p>
+    <w:p>
+      <w:pPr/>
+      <w:r>
+        <w:rPr>
+          <w:lang w:val="en_US" w:bidi="en_US"/>
+        </w:rPr>
+      </w:r>
     </w:p>
     <w:p>
       <w:pPr>
         <w:pStyle w:val="Heading2"/>
       </w:pPr>
       <w:r>
+        <w:rPr>
+          <w:lang w:val="en_US" w:bidi="en_US"/>
+        </w:rPr>
         <w:t>Esther 9:3–4</w:t>
       </w:r>
-      <w:r/>
-    </w:p>
-    <w:p>
-      <w:r/>
-      <w:r>
+      <w:r>
+        <w:rPr>
+          <w:lang w:val="en_US" w:bidi="en_US"/>
+        </w:rPr>
+      </w:r>
+    </w:p>
+    <w:p>
+      <w:pPr/>
+      <w:r>
+        <w:rPr>
+          <w:lang w:val="en_US" w:bidi="en_US"/>
+        </w:rPr>
+      </w:r>
+      <w:r>
+        <w:rPr>
+          <w:lang w:val="en_US" w:bidi="en_US"/>
+        </w:rPr>
         <w:t>People saw that Mordecai was the leader, so they knew opposing him was unwise.</w:t>
       </w:r>
-      <w:r/>
-      <w:r/>
-    </w:p>
-    <w:p>
-      <w:r/>
+      <w:r>
+        <w:rPr>
+          <w:lang w:val="en_US" w:bidi="en_US"/>
+        </w:rPr>
+      </w:r>
+      <w:r>
+        <w:rPr>
+          <w:lang w:val="en_US" w:bidi="en_US"/>
+        </w:rPr>
+      </w:r>
+    </w:p>
+    <w:p>
+      <w:pPr/>
+      <w:r>
+        <w:rPr>
+          <w:lang w:val="en_US" w:bidi="en_US"/>
+        </w:rPr>
+      </w:r>
     </w:p>
     <w:p>
       <w:pPr>
         <w:pStyle w:val="Heading2"/>
       </w:pPr>
       <w:r>
+        <w:rPr>
+          <w:lang w:val="en_US" w:bidi="en_US"/>
+        </w:rPr>
         <w:t>Esther 9:5</w:t>
       </w:r>
-      <w:r/>
-    </w:p>
-    <w:p>
-      <w:r/>
+      <w:r>
+        <w:rPr>
+          <w:lang w:val="en_US" w:bidi="en_US"/>
+        </w:rPr>
+      </w:r>
+    </w:p>
+    <w:p>
+      <w:pPr/>
+      <w:r>
+        <w:rPr>
+          <w:lang w:val="en_US" w:bidi="en_US"/>
+        </w:rPr>
+      </w:r>
       <w:r>
         <w:rPr>
           <w:i/>
+          <w:lang w:val="en_US" w:bidi="en_US"/>
         </w:rPr>
         <w:t>put all their enemies to the sword</w:t>
       </w:r>
       <w:r>
+        <w:rPr>
+          <w:lang w:val="en_US" w:bidi="en_US"/>
+        </w:rPr>
         <w:t>:</w:t>
       </w:r>
       <w:r>
+        <w:rPr>
+          <w:lang w:val="en_US" w:bidi="en_US"/>
+        </w:rPr>
         <w:t xml:space="preserve"> It was not an attack on defenseless people or a ruthless killing spree. Instead, it was a successful self-defense against their attackers. The phrase here echoes Haman’s original decree (</w:t>
       </w:r>
       <w:hyperlink r:id="rId82">
         <w:r>
+          <w:rPr>
+            <w:lang w:val="en_US" w:bidi="en_US"/>
+          </w:rPr>
           <w:rPr>
             <w:color w:val="0000EE"/>
             <w:u w:val="single"/>
@@ -3978,59 +7305,125 @@
         </w:r>
       </w:hyperlink>
       <w:r>
+        <w:rPr>
+          <w:lang w:val="en_US" w:bidi="en_US"/>
+        </w:rPr>
         <w:t>).</w:t>
       </w:r>
-      <w:r/>
-      <w:r/>
-    </w:p>
-    <w:p>
-      <w:r/>
+      <w:r>
+        <w:rPr>
+          <w:lang w:val="en_US" w:bidi="en_US"/>
+        </w:rPr>
+      </w:r>
+      <w:r>
+        <w:rPr>
+          <w:lang w:val="en_US" w:bidi="en_US"/>
+        </w:rPr>
+      </w:r>
+    </w:p>
+    <w:p>
+      <w:pPr/>
+      <w:r>
+        <w:rPr>
+          <w:lang w:val="en_US" w:bidi="en_US"/>
+        </w:rPr>
+      </w:r>
     </w:p>
     <w:p>
       <w:pPr>
         <w:pStyle w:val="Heading2"/>
       </w:pPr>
       <w:r>
+        <w:rPr>
+          <w:lang w:val="en_US" w:bidi="en_US"/>
+        </w:rPr>
         <w:t>Esther 9:6</w:t>
       </w:r>
-      <w:r/>
-    </w:p>
-    <w:p>
-      <w:r/>
-      <w:r>
+      <w:r>
+        <w:rPr>
+          <w:lang w:val="en_US" w:bidi="en_US"/>
+        </w:rPr>
+      </w:r>
+    </w:p>
+    <w:p>
+      <w:pPr/>
+      <w:r>
+        <w:rPr>
+          <w:lang w:val="en_US" w:bidi="en_US"/>
+        </w:rPr>
+      </w:r>
+      <w:r>
+        <w:rPr>
+          <w:lang w:val="en_US" w:bidi="en_US"/>
+        </w:rPr>
         <w:t>Most people in the fortress of Susa supported Mordecai. The Jews killed 500 men, likely including Haman's relatives and close supporters, in a small revolt.</w:t>
       </w:r>
-      <w:r/>
-      <w:r/>
-    </w:p>
-    <w:p>
-      <w:r/>
+      <w:r>
+        <w:rPr>
+          <w:lang w:val="en_US" w:bidi="en_US"/>
+        </w:rPr>
+      </w:r>
+      <w:r>
+        <w:rPr>
+          <w:lang w:val="en_US" w:bidi="en_US"/>
+        </w:rPr>
+      </w:r>
+    </w:p>
+    <w:p>
+      <w:pPr/>
+      <w:r>
+        <w:rPr>
+          <w:lang w:val="en_US" w:bidi="en_US"/>
+        </w:rPr>
+      </w:r>
     </w:p>
     <w:p>
       <w:pPr>
         <w:pStyle w:val="Heading2"/>
       </w:pPr>
       <w:r>
+        <w:rPr>
+          <w:lang w:val="en_US" w:bidi="en_US"/>
+        </w:rPr>
         <w:t>Esther 9:7–10</w:t>
       </w:r>
-      <w:r/>
-    </w:p>
-    <w:p>
-      <w:r/>
+      <w:r>
+        <w:rPr>
+          <w:lang w:val="en_US" w:bidi="en_US"/>
+        </w:rPr>
+      </w:r>
+    </w:p>
+    <w:p>
+      <w:pPr/>
+      <w:r>
+        <w:rPr>
+          <w:lang w:val="en_US" w:bidi="en_US"/>
+        </w:rPr>
+      </w:r>
       <w:r>
         <w:rPr>
           <w:i/>
+          <w:lang w:val="en_US" w:bidi="en_US"/>
         </w:rPr>
         <w:t>They killed these ten sons of Haman</w:t>
       </w:r>
       <w:r>
+        <w:rPr>
+          <w:lang w:val="en_US" w:bidi="en_US"/>
+        </w:rPr>
         <w:t xml:space="preserve">: </w:t>
       </w:r>
       <w:r>
+        <w:rPr>
+          <w:lang w:val="en_US" w:bidi="en_US"/>
+        </w:rPr>
         <w:t>Everything Haman had boasted about (</w:t>
       </w:r>
       <w:hyperlink r:id="rId84">
         <w:r>
+          <w:rPr>
+            <w:lang w:val="en_US" w:bidi="en_US"/>
+          </w:rPr>
           <w:rPr>
             <w:color w:val="0000EE"/>
             <w:u w:val="single"/>
@@ -4039,36 +7432,71 @@
         </w:r>
       </w:hyperlink>
       <w:r>
+        <w:rPr>
+          <w:lang w:val="en_US" w:bidi="en_US"/>
+        </w:rPr>
         <w:t>) was gone, including his ten sons.</w:t>
       </w:r>
-      <w:r/>
-      <w:r/>
-    </w:p>
-    <w:p>
-      <w:r/>
+      <w:r>
+        <w:rPr>
+          <w:lang w:val="en_US" w:bidi="en_US"/>
+        </w:rPr>
+      </w:r>
+      <w:r>
+        <w:rPr>
+          <w:lang w:val="en_US" w:bidi="en_US"/>
+        </w:rPr>
+      </w:r>
+    </w:p>
+    <w:p>
+      <w:pPr/>
+      <w:r>
+        <w:rPr>
+          <w:lang w:val="en_US" w:bidi="en_US"/>
+        </w:rPr>
+      </w:r>
     </w:p>
     <w:p>
       <w:pPr>
         <w:pStyle w:val="Heading2"/>
       </w:pPr>
       <w:r>
+        <w:rPr>
+          <w:lang w:val="en_US" w:bidi="en_US"/>
+        </w:rPr>
         <w:t>Esther 9:10</w:t>
       </w:r>
-      <w:r/>
-    </w:p>
-    <w:p>
-      <w:r/>
+      <w:r>
+        <w:rPr>
+          <w:lang w:val="en_US" w:bidi="en_US"/>
+        </w:rPr>
+      </w:r>
+    </w:p>
+    <w:p>
+      <w:pPr/>
+      <w:r>
+        <w:rPr>
+          <w:lang w:val="en_US" w:bidi="en_US"/>
+        </w:rPr>
+      </w:r>
       <w:r>
         <w:rPr>
           <w:i/>
+          <w:lang w:val="en_US" w:bidi="en_US"/>
         </w:rPr>
         <w:t>but they did not lay a hand on the plunder</w:t>
       </w:r>
       <w:r>
+        <w:rPr>
+          <w:lang w:val="en_US" w:bidi="en_US"/>
+        </w:rPr>
         <w:t>: Although taking plunder from attackers was allowed (</w:t>
       </w:r>
       <w:hyperlink r:id="rId53">
         <w:r>
+          <w:rPr>
+            <w:lang w:val="en_US" w:bidi="en_US"/>
+          </w:rPr>
           <w:rPr>
             <w:color w:val="0000EE"/>
             <w:u w:val="single"/>
@@ -4077,10 +7505,16 @@
         </w:r>
       </w:hyperlink>
       <w:r>
+        <w:rPr>
+          <w:lang w:val="en_US" w:bidi="en_US"/>
+        </w:rPr>
         <w:t>), the Jews did not want the tainted wealth of Haman’s sons. Many years earlier, Abram had refused his share of the plunder from the king of Sodom (</w:t>
       </w:r>
       <w:hyperlink r:id="rId85">
         <w:r>
+          <w:rPr>
+            <w:lang w:val="en_US" w:bidi="en_US"/>
+          </w:rPr>
           <w:rPr>
             <w:color w:val="0000EE"/>
             <w:u w:val="single"/>
@@ -4089,30 +7523,64 @@
         </w:r>
       </w:hyperlink>
       <w:r>
+        <w:rPr>
+          <w:lang w:val="en_US" w:bidi="en_US"/>
+        </w:rPr>
         <w:t>).</w:t>
       </w:r>
-      <w:r/>
-      <w:r/>
-    </w:p>
-    <w:p>
-      <w:r/>
+      <w:r>
+        <w:rPr>
+          <w:lang w:val="en_US" w:bidi="en_US"/>
+        </w:rPr>
+      </w:r>
+      <w:r>
+        <w:rPr>
+          <w:lang w:val="en_US" w:bidi="en_US"/>
+        </w:rPr>
+      </w:r>
+    </w:p>
+    <w:p>
+      <w:pPr/>
+      <w:r>
+        <w:rPr>
+          <w:lang w:val="en_US" w:bidi="en_US"/>
+        </w:rPr>
+      </w:r>
     </w:p>
     <w:p>
       <w:pPr>
         <w:pStyle w:val="Heading2"/>
       </w:pPr>
       <w:r>
+        <w:rPr>
+          <w:lang w:val="en_US" w:bidi="en_US"/>
+        </w:rPr>
         <w:t>Esther 9:12</w:t>
       </w:r>
-      <w:r/>
-    </w:p>
-    <w:p>
-      <w:r/>
-      <w:r>
+      <w:r>
+        <w:rPr>
+          <w:lang w:val="en_US" w:bidi="en_US"/>
+        </w:rPr>
+      </w:r>
+    </w:p>
+    <w:p>
+      <w:pPr/>
+      <w:r>
+        <w:rPr>
+          <w:lang w:val="en_US" w:bidi="en_US"/>
+        </w:rPr>
+      </w:r>
+      <w:r>
+        <w:rPr>
+          <w:lang w:val="en_US" w:bidi="en_US"/>
+        </w:rPr>
         <w:t>If the king had been upset by the high numbers, he would not have allowed more fighting (</w:t>
       </w:r>
       <w:hyperlink r:id="rId86">
         <w:r>
+          <w:rPr>
+            <w:lang w:val="en_US" w:bidi="en_US"/>
+          </w:rPr>
           <w:rPr>
             <w:color w:val="0000EE"/>
             <w:u w:val="single"/>
@@ -4121,88 +7589,186 @@
         </w:r>
       </w:hyperlink>
       <w:r>
+        <w:rPr>
+          <w:lang w:val="en_US" w:bidi="en_US"/>
+        </w:rPr>
         <w:t>). It is more likely that the king was surprised by how many people supported Haman and opposed Mordecai's new leadership. He was concerned about the empire's political stability.</w:t>
       </w:r>
-      <w:r/>
-      <w:r/>
-    </w:p>
-    <w:p>
-      <w:r/>
+      <w:r>
+        <w:rPr>
+          <w:lang w:val="en_US" w:bidi="en_US"/>
+        </w:rPr>
+      </w:r>
+      <w:r>
+        <w:rPr>
+          <w:lang w:val="en_US" w:bidi="en_US"/>
+        </w:rPr>
+      </w:r>
+    </w:p>
+    <w:p>
+      <w:pPr/>
+      <w:r>
+        <w:rPr>
+          <w:lang w:val="en_US" w:bidi="en_US"/>
+        </w:rPr>
+      </w:r>
     </w:p>
     <w:p>
       <w:pPr>
         <w:pStyle w:val="Heading2"/>
       </w:pPr>
       <w:r>
+        <w:rPr>
+          <w:lang w:val="en_US" w:bidi="en_US"/>
+        </w:rPr>
         <w:t>Esther 9:13</w:t>
       </w:r>
-      <w:r/>
-    </w:p>
-    <w:p>
-      <w:r/>
-      <w:r>
+      <w:r>
+        <w:rPr>
+          <w:lang w:val="en_US" w:bidi="en_US"/>
+        </w:rPr>
+      </w:r>
+    </w:p>
+    <w:p>
+      <w:pPr/>
+      <w:r>
+        <w:rPr>
+          <w:lang w:val="en_US" w:bidi="en_US"/>
+        </w:rPr>
+      </w:r>
+      <w:r>
+        <w:rPr>
+          <w:lang w:val="en_US" w:bidi="en_US"/>
+        </w:rPr>
         <w:t>Esther might have known that some people in Susa who attacked Jews on the first day escaped. They could be planning more attacks to avenge Haman's death.</w:t>
       </w:r>
-      <w:r/>
-      <w:r/>
-    </w:p>
-    <w:p>
-      <w:r/>
+      <w:r>
+        <w:rPr>
+          <w:lang w:val="en_US" w:bidi="en_US"/>
+        </w:rPr>
+      </w:r>
+      <w:r>
+        <w:rPr>
+          <w:lang w:val="en_US" w:bidi="en_US"/>
+        </w:rPr>
+      </w:r>
+    </w:p>
+    <w:p>
+      <w:pPr/>
+      <w:r>
+        <w:rPr>
+          <w:lang w:val="en_US" w:bidi="en_US"/>
+        </w:rPr>
+      </w:r>
     </w:p>
     <w:p>
       <w:pPr>
         <w:pStyle w:val="Heading2"/>
       </w:pPr>
       <w:r>
+        <w:rPr>
+          <w:lang w:val="en_US" w:bidi="en_US"/>
+        </w:rPr>
         <w:t>Esther 9:14</w:t>
       </w:r>
-      <w:r/>
-    </w:p>
-    <w:p>
-      <w:r/>
+      <w:r>
+        <w:rPr>
+          <w:lang w:val="en_US" w:bidi="en_US"/>
+        </w:rPr>
+      </w:r>
+    </w:p>
+    <w:p>
+      <w:pPr/>
+      <w:r>
+        <w:rPr>
+          <w:lang w:val="en_US" w:bidi="en_US"/>
+        </w:rPr>
+      </w:r>
       <w:r>
         <w:rPr>
           <w:i/>
+          <w:lang w:val="en_US" w:bidi="en_US"/>
         </w:rPr>
         <w:t>So the king commanded that this be done. An edict was issued in Susa</w:t>
       </w:r>
       <w:r>
+        <w:rPr>
+          <w:lang w:val="en_US" w:bidi="en_US"/>
+        </w:rPr>
         <w:t>:</w:t>
       </w:r>
       <w:r>
+        <w:rPr>
+          <w:lang w:val="en_US" w:bidi="en_US"/>
+        </w:rPr>
         <w:t xml:space="preserve"> The king did not want fighting groups in the palace planning to kill each other.</w:t>
       </w:r>
-      <w:r/>
-      <w:r/>
-    </w:p>
-    <w:p>
-      <w:r/>
+      <w:r>
+        <w:rPr>
+          <w:lang w:val="en_US" w:bidi="en_US"/>
+        </w:rPr>
+      </w:r>
+      <w:r>
+        <w:rPr>
+          <w:lang w:val="en_US" w:bidi="en_US"/>
+        </w:rPr>
+      </w:r>
+    </w:p>
+    <w:p>
+      <w:pPr/>
+      <w:r>
+        <w:rPr>
+          <w:lang w:val="en_US" w:bidi="en_US"/>
+        </w:rPr>
+      </w:r>
     </w:p>
     <w:p>
       <w:pPr>
         <w:pStyle w:val="Heading2"/>
       </w:pPr>
       <w:r>
+        <w:rPr>
+          <w:lang w:val="en_US" w:bidi="en_US"/>
+        </w:rPr>
         <w:t>Esther 9:15</w:t>
       </w:r>
-      <w:r/>
-    </w:p>
-    <w:p>
-      <w:r/>
-      <w:r>
+      <w:r>
+        <w:rPr>
+          <w:lang w:val="en_US" w:bidi="en_US"/>
+        </w:rPr>
+      </w:r>
+    </w:p>
+    <w:p>
+      <w:pPr/>
+      <w:r>
+        <w:rPr>
+          <w:lang w:val="en_US" w:bidi="en_US"/>
+        </w:rPr>
+      </w:r>
+      <w:r>
+        <w:rPr>
+          <w:lang w:val="en_US" w:bidi="en_US"/>
+        </w:rPr>
         <w:t>Once again</w:t>
       </w:r>
       <w:r>
         <w:rPr>
           <w:i/>
+          <w:lang w:val="en_US" w:bidi="en_US"/>
         </w:rPr>
         <w:t>,</w:t>
       </w:r>
       <w:r>
+        <w:rPr>
+          <w:lang w:val="en_US" w:bidi="en_US"/>
+        </w:rPr>
         <w:t xml:space="preserve"> the Jews chose the high moral ground and did not take any plunder from their enemies, even though it was legally allowed (</w:t>
       </w:r>
       <w:hyperlink r:id="rId53">
         <w:r>
+          <w:rPr>
+            <w:lang w:val="en_US" w:bidi="en_US"/>
+          </w:rPr>
           <w:rPr>
             <w:color w:val="0000EE"/>
             <w:u w:val="single"/>
@@ -4211,10 +7777,16 @@
         </w:r>
       </w:hyperlink>
       <w:r>
+        <w:rPr>
+          <w:lang w:val="en_US" w:bidi="en_US"/>
+        </w:rPr>
         <w:t xml:space="preserve">; </w:t>
       </w:r>
       <w:hyperlink r:id="rId48">
         <w:r>
+          <w:rPr>
+            <w:lang w:val="en_US" w:bidi="en_US"/>
+          </w:rPr>
           <w:rPr>
             <w:color w:val="0000EE"/>
             <w:u w:val="single"/>
@@ -4223,77 +7795,151 @@
         </w:r>
       </w:hyperlink>
       <w:r>
+        <w:rPr>
+          <w:lang w:val="en_US" w:bidi="en_US"/>
+        </w:rPr>
         <w:t>).</w:t>
       </w:r>
-      <w:r/>
-      <w:r/>
-    </w:p>
-    <w:p>
-      <w:r/>
+      <w:r>
+        <w:rPr>
+          <w:lang w:val="en_US" w:bidi="en_US"/>
+        </w:rPr>
+      </w:r>
+      <w:r>
+        <w:rPr>
+          <w:lang w:val="en_US" w:bidi="en_US"/>
+        </w:rPr>
+      </w:r>
+    </w:p>
+    <w:p>
+      <w:pPr/>
+      <w:r>
+        <w:rPr>
+          <w:lang w:val="en_US" w:bidi="en_US"/>
+        </w:rPr>
+      </w:r>
     </w:p>
     <w:p>
       <w:pPr>
         <w:pStyle w:val="Heading2"/>
       </w:pPr>
       <w:r>
+        <w:rPr>
+          <w:lang w:val="en_US" w:bidi="en_US"/>
+        </w:rPr>
         <w:t>Esther 9:16</w:t>
       </w:r>
-      <w:r/>
-    </w:p>
-    <w:p>
-      <w:r/>
-      <w:r>
+      <w:r>
+        <w:rPr>
+          <w:lang w:val="en_US" w:bidi="en_US"/>
+        </w:rPr>
+      </w:r>
+    </w:p>
+    <w:p>
+      <w:pPr/>
+      <w:r>
+        <w:rPr>
+          <w:lang w:val="en_US" w:bidi="en_US"/>
+        </w:rPr>
+      </w:r>
+      <w:r>
+        <w:rPr>
+          <w:lang w:val="en_US" w:bidi="en_US"/>
+        </w:rPr>
         <w:t xml:space="preserve">75,000 seems like a large number. The Old Greek translation mentions 15,000, and the Targum notes 10,107 men. The Hebrew word translated as </w:t>
       </w:r>
       <w:r>
         <w:rPr>
           <w:i/>
+          <w:lang w:val="en_US" w:bidi="en_US"/>
         </w:rPr>
         <w:t>thousands</w:t>
       </w:r>
       <w:r>
+        <w:rPr>
+          <w:lang w:val="en_US" w:bidi="en_US"/>
+        </w:rPr>
         <w:t xml:space="preserve"> can also mean an extended family or lineage. So, it is possible that 75 </w:t>
       </w:r>
       <w:r>
         <w:rPr>
           <w:i/>
+          <w:lang w:val="en_US" w:bidi="en_US"/>
         </w:rPr>
         <w:t>extended families</w:t>
       </w:r>
       <w:r>
+        <w:rPr>
+          <w:lang w:val="en_US" w:bidi="en_US"/>
+        </w:rPr>
         <w:t xml:space="preserve"> were killed.</w:t>
       </w:r>
-      <w:r/>
-      <w:r/>
-    </w:p>
-    <w:p>
-      <w:r/>
+      <w:r>
+        <w:rPr>
+          <w:lang w:val="en_US" w:bidi="en_US"/>
+        </w:rPr>
+      </w:r>
+      <w:r>
+        <w:rPr>
+          <w:lang w:val="en_US" w:bidi="en_US"/>
+        </w:rPr>
+      </w:r>
+    </w:p>
+    <w:p>
+      <w:pPr/>
+      <w:r>
+        <w:rPr>
+          <w:lang w:val="en_US" w:bidi="en_US"/>
+        </w:rPr>
+      </w:r>
     </w:p>
     <w:p>
       <w:pPr>
         <w:pStyle w:val="Heading2"/>
       </w:pPr>
       <w:r>
+        <w:rPr>
+          <w:lang w:val="en_US" w:bidi="en_US"/>
+        </w:rPr>
         <w:t>Esther 9:17</w:t>
       </w:r>
-      <w:r/>
-    </w:p>
-    <w:p>
-      <w:r/>
+      <w:r>
+        <w:rPr>
+          <w:lang w:val="en_US" w:bidi="en_US"/>
+        </w:rPr>
+      </w:r>
+    </w:p>
+    <w:p>
+      <w:pPr/>
+      <w:r>
+        <w:rPr>
+          <w:lang w:val="en_US" w:bidi="en_US"/>
+        </w:rPr>
+      </w:r>
       <w:r>
         <w:rPr>
           <w:i/>
+          <w:lang w:val="en_US" w:bidi="en_US"/>
         </w:rPr>
         <w:t>they rested, making it a day of feasting and joy</w:t>
       </w:r>
       <w:r>
+        <w:rPr>
+          <w:lang w:val="en_US" w:bidi="en_US"/>
+        </w:rPr>
         <w:t>:</w:t>
       </w:r>
       <w:r>
+        <w:rPr>
+          <w:lang w:val="en_US" w:bidi="en_US"/>
+        </w:rPr>
         <w:t xml:space="preserve"> Although God is not mentioned, they likely thanked God for their rescue. This marked the start of a new festival, later called Purim (</w:t>
       </w:r>
       <w:hyperlink r:id="rId87">
         <w:r>
+          <w:rPr>
+            <w:lang w:val="en_US" w:bidi="en_US"/>
+          </w:rPr>
           <w:rPr>
             <w:color w:val="0000EE"/>
             <w:u w:val="single"/>
@@ -4302,22 +7948,45 @@
         </w:r>
       </w:hyperlink>
       <w:r>
+        <w:rPr>
+          <w:lang w:val="en_US" w:bidi="en_US"/>
+        </w:rPr>
         <w:t>).</w:t>
       </w:r>
-      <w:r/>
-      <w:r/>
-    </w:p>
-    <w:p>
-      <w:r/>
+      <w:r>
+        <w:rPr>
+          <w:lang w:val="en_US" w:bidi="en_US"/>
+        </w:rPr>
+      </w:r>
+      <w:r>
+        <w:rPr>
+          <w:lang w:val="en_US" w:bidi="en_US"/>
+        </w:rPr>
+      </w:r>
+    </w:p>
+    <w:p>
+      <w:pPr/>
+      <w:r>
+        <w:rPr>
+          <w:lang w:val="en_US" w:bidi="en_US"/>
+        </w:rPr>
+      </w:r>
     </w:p>
     <w:p>
       <w:pPr>
         <w:pStyle w:val="Heading2"/>
       </w:pPr>
       <w:r>
+        <w:rPr>
+          <w:lang w:val="en_US" w:bidi="en_US"/>
+        </w:rPr>
         <w:t>Esther 9:19</w:t>
       </w:r>
-      <w:r/>
+      <w:r>
+        <w:rPr>
+          <w:lang w:val="en_US" w:bidi="en_US"/>
+        </w:rPr>
+      </w:r>
     </w:p>
     <w:p>
       <w:pPr>
@@ -4325,12 +7994,22 @@
         <w:spacing w:line="240" w:lineRule="auto"/>
         <w:ind w:left="720"/>
       </w:pPr>
-      <w:r/>
-      <w:r>
+      <w:r>
+        <w:rPr>
+          <w:lang w:val="en_US" w:bidi="en_US"/>
+        </w:rPr>
+      </w:r>
+      <w:r>
+        <w:rPr>
+          <w:lang w:val="en_US" w:bidi="en_US"/>
+        </w:rPr>
         <w:t xml:space="preserve">The annual festival and holiday of Purim celebrates God's blessing of peace from their enemies (see </w:t>
       </w:r>
       <w:hyperlink r:id="rId88">
         <w:r>
+          <w:rPr>
+            <w:lang w:val="en_US" w:bidi="en_US"/>
+          </w:rPr>
           <w:rPr>
             <w:color w:val="0000EE"/>
             <w:u w:val="single"/>
@@ -4339,10 +8018,16 @@
         </w:r>
       </w:hyperlink>
       <w:r>
+        <w:rPr>
+          <w:lang w:val="en_US" w:bidi="en_US"/>
+        </w:rPr>
         <w:t xml:space="preserve">; </w:t>
       </w:r>
       <w:hyperlink r:id="rId89">
         <w:r>
+          <w:rPr>
+            <w:lang w:val="en_US" w:bidi="en_US"/>
+          </w:rPr>
           <w:rPr>
             <w:color w:val="0000EE"/>
             <w:u w:val="single"/>
@@ -4351,10 +8036,16 @@
         </w:r>
       </w:hyperlink>
       <w:r>
+        <w:rPr>
+          <w:lang w:val="en_US" w:bidi="en_US"/>
+        </w:rPr>
         <w:t xml:space="preserve">; </w:t>
       </w:r>
       <w:hyperlink r:id="rId90">
         <w:r>
+          <w:rPr>
+            <w:lang w:val="en_US" w:bidi="en_US"/>
+          </w:rPr>
           <w:rPr>
             <w:color w:val="0000EE"/>
             <w:u w:val="single"/>
@@ -4363,6 +8054,9 @@
         </w:r>
       </w:hyperlink>
       <w:r>
+        <w:rPr>
+          <w:lang w:val="en_US" w:bidi="en_US"/>
+        </w:rPr>
         <w:t xml:space="preserve">). The narrator notes that the festival was celebrated up to that time. Now, more than 2,400 years later, Jewish people still celebrate it every year. </w:t>
       </w:r>
     </w:p>
@@ -4372,72 +8066,166 @@
         <w:spacing w:line="240" w:lineRule="auto"/>
         <w:ind w:left="720"/>
       </w:pPr>
-      <w:r/>
-      <w:r>
+      <w:r>
+        <w:rPr>
+          <w:lang w:val="en_US" w:bidi="en_US"/>
+        </w:rPr>
+      </w:r>
+      <w:r>
+        <w:rPr>
+          <w:lang w:val="en_US" w:bidi="en_US"/>
+        </w:rPr>
         <w:t>The exchange of food gifts showed the people's unity and care for each other. It also helped spread joy during the festival.</w:t>
       </w:r>
-      <w:r/>
-      <w:r/>
-    </w:p>
-    <w:p>
-      <w:r/>
+      <w:r>
+        <w:rPr>
+          <w:lang w:val="en_US" w:bidi="en_US"/>
+        </w:rPr>
+      </w:r>
+      <w:r>
+        <w:rPr>
+          <w:lang w:val="en_US" w:bidi="en_US"/>
+        </w:rPr>
+      </w:r>
+    </w:p>
+    <w:p>
+      <w:pPr/>
+      <w:r>
+        <w:rPr>
+          <w:lang w:val="en_US" w:bidi="en_US"/>
+        </w:rPr>
+      </w:r>
     </w:p>
     <w:p>
       <w:pPr>
         <w:pStyle w:val="Heading2"/>
       </w:pPr>
       <w:r>
+        <w:rPr>
+          <w:lang w:val="en_US" w:bidi="en_US"/>
+        </w:rPr>
         <w:t>Esther 9:23–26</w:t>
       </w:r>
-      <w:r/>
-    </w:p>
-    <w:p>
-      <w:r/>
-      <w:r>
+      <w:r>
+        <w:rPr>
+          <w:lang w:val="en_US" w:bidi="en_US"/>
+        </w:rPr>
+      </w:r>
+    </w:p>
+    <w:p>
+      <w:pPr/>
+      <w:r>
+        <w:rPr>
+          <w:lang w:val="en_US" w:bidi="en_US"/>
+        </w:rPr>
+      </w:r>
+      <w:r>
+        <w:rPr>
+          <w:lang w:val="en_US" w:bidi="en_US"/>
+        </w:rPr>
         <w:t>These verses summarize the events that lead to the Festival of Purim.</w:t>
       </w:r>
-      <w:r/>
-      <w:r/>
-    </w:p>
-    <w:p>
-      <w:r/>
+      <w:r>
+        <w:rPr>
+          <w:lang w:val="en_US" w:bidi="en_US"/>
+        </w:rPr>
+      </w:r>
+      <w:r>
+        <w:rPr>
+          <w:lang w:val="en_US" w:bidi="en_US"/>
+        </w:rPr>
+      </w:r>
+    </w:p>
+    <w:p>
+      <w:pPr/>
+      <w:r>
+        <w:rPr>
+          <w:lang w:val="en_US" w:bidi="en_US"/>
+        </w:rPr>
+      </w:r>
     </w:p>
     <w:p>
       <w:pPr>
         <w:pStyle w:val="Heading2"/>
       </w:pPr>
       <w:r>
+        <w:rPr>
+          <w:lang w:val="en_US" w:bidi="en_US"/>
+        </w:rPr>
         <w:t>Esther 9:26–28</w:t>
       </w:r>
-      <w:r/>
-    </w:p>
-    <w:p>
-      <w:r/>
-      <w:r>
+      <w:r>
+        <w:rPr>
+          <w:lang w:val="en_US" w:bidi="en_US"/>
+        </w:rPr>
+      </w:r>
+    </w:p>
+    <w:p>
+      <w:pPr/>
+      <w:r>
+        <w:rPr>
+          <w:lang w:val="en_US" w:bidi="en_US"/>
+        </w:rPr>
+      </w:r>
+      <w:r>
+        <w:rPr>
+          <w:lang w:val="en_US" w:bidi="en_US"/>
+        </w:rPr>
         <w:t>This paragraph explains why Purim is an accepted Jewish festival, even though Moses did not authorize it with other festival days.</w:t>
       </w:r>
-      <w:r/>
-      <w:r/>
-    </w:p>
-    <w:p>
-      <w:r/>
+      <w:r>
+        <w:rPr>
+          <w:lang w:val="en_US" w:bidi="en_US"/>
+        </w:rPr>
+      </w:r>
+      <w:r>
+        <w:rPr>
+          <w:lang w:val="en_US" w:bidi="en_US"/>
+        </w:rPr>
+      </w:r>
+    </w:p>
+    <w:p>
+      <w:pPr/>
+      <w:r>
+        <w:rPr>
+          <w:lang w:val="en_US" w:bidi="en_US"/>
+        </w:rPr>
+      </w:r>
     </w:p>
     <w:p>
       <w:pPr>
         <w:pStyle w:val="Heading2"/>
       </w:pPr>
       <w:r>
+        <w:rPr>
+          <w:lang w:val="en_US" w:bidi="en_US"/>
+        </w:rPr>
         <w:t>Esther 9:29–32</w:t>
       </w:r>
-      <w:r/>
-    </w:p>
-    <w:p>
-      <w:r/>
-      <w:r>
+      <w:r>
+        <w:rPr>
+          <w:lang w:val="en_US" w:bidi="en_US"/>
+        </w:rPr>
+      </w:r>
+    </w:p>
+    <w:p>
+      <w:pPr/>
+      <w:r>
+        <w:rPr>
+          <w:lang w:val="en_US" w:bidi="en_US"/>
+        </w:rPr>
+      </w:r>
+      <w:r>
+        <w:rPr>
+          <w:lang w:val="en_US" w:bidi="en_US"/>
+        </w:rPr>
         <w:t>The letter that Queen Esther wrote officially supported Mordecai's proposal (</w:t>
       </w:r>
       <w:hyperlink r:id="rId91">
         <w:r>
+          <w:rPr>
+            <w:lang w:val="en_US" w:bidi="en_US"/>
+          </w:rPr>
           <w:rPr>
             <w:color w:val="0000EE"/>
             <w:u w:val="single"/>
@@ -4446,70 +8234,160 @@
         </w:r>
       </w:hyperlink>
       <w:r>
+        <w:rPr>
+          <w:lang w:val="en_US" w:bidi="en_US"/>
+        </w:rPr>
         <w:t>).</w:t>
       </w:r>
-      <w:r/>
-      <w:r/>
-    </w:p>
-    <w:p>
-      <w:r/>
+      <w:r>
+        <w:rPr>
+          <w:lang w:val="en_US" w:bidi="en_US"/>
+        </w:rPr>
+      </w:r>
+      <w:r>
+        <w:rPr>
+          <w:lang w:val="en_US" w:bidi="en_US"/>
+        </w:rPr>
+      </w:r>
+    </w:p>
+    <w:p>
+      <w:pPr/>
+      <w:r>
+        <w:rPr>
+          <w:lang w:val="en_US" w:bidi="en_US"/>
+        </w:rPr>
+      </w:r>
     </w:p>
     <w:p>
       <w:pPr>
         <w:pStyle w:val="Heading2"/>
       </w:pPr>
       <w:r>
+        <w:rPr>
+          <w:lang w:val="en_US" w:bidi="en_US"/>
+        </w:rPr>
         <w:t>Esther 10:1–2</w:t>
       </w:r>
-      <w:r/>
-    </w:p>
-    <w:p>
-      <w:r/>
-      <w:r>
+      <w:r>
+        <w:rPr>
+          <w:lang w:val="en_US" w:bidi="en_US"/>
+        </w:rPr>
+      </w:r>
+    </w:p>
+    <w:p>
+      <w:pPr/>
+      <w:r>
+        <w:rPr>
+          <w:lang w:val="en_US" w:bidi="en_US"/>
+        </w:rPr>
+      </w:r>
+      <w:r>
+        <w:rPr>
+          <w:lang w:val="en_US" w:bidi="en_US"/>
+        </w:rPr>
         <w:t>King Xerxes imposed heavy taxes on the provinces. These taxes funded the Persian government's high spending.</w:t>
       </w:r>
-      <w:r/>
-      <w:r/>
-    </w:p>
-    <w:p>
-      <w:r/>
+      <w:r>
+        <w:rPr>
+          <w:lang w:val="en_US" w:bidi="en_US"/>
+        </w:rPr>
+      </w:r>
+      <w:r>
+        <w:rPr>
+          <w:lang w:val="en_US" w:bidi="en_US"/>
+        </w:rPr>
+      </w:r>
+    </w:p>
+    <w:p>
+      <w:pPr/>
+      <w:r>
+        <w:rPr>
+          <w:lang w:val="en_US" w:bidi="en_US"/>
+        </w:rPr>
+      </w:r>
     </w:p>
     <w:p>
       <w:pPr>
         <w:pStyle w:val="Heading2"/>
       </w:pPr>
       <w:r>
+        <w:rPr>
+          <w:lang w:val="en_US" w:bidi="en_US"/>
+        </w:rPr>
         <w:t>Esther 10:2</w:t>
       </w:r>
-      <w:r/>
-    </w:p>
-    <w:p>
-      <w:r/>
-      <w:r>
+      <w:r>
+        <w:rPr>
+          <w:lang w:val="en_US" w:bidi="en_US"/>
+        </w:rPr>
+      </w:r>
+    </w:p>
+    <w:p>
+      <w:pPr/>
+      <w:r>
+        <w:rPr>
+          <w:lang w:val="en_US" w:bidi="en_US"/>
+        </w:rPr>
+      </w:r>
+      <w:r>
+        <w:rPr>
+          <w:lang w:val="en_US" w:bidi="en_US"/>
+        </w:rPr>
         <w:t>The Book of the History of the Kings of Media and Persia was the official record of Persian royalty. Although many ancient Persian records still exist, we have not found any mention of Mordecai's greatness in the records discovered so far.</w:t>
       </w:r>
-      <w:r/>
-      <w:r/>
-    </w:p>
-    <w:p>
-      <w:r/>
+      <w:r>
+        <w:rPr>
+          <w:lang w:val="en_US" w:bidi="en_US"/>
+        </w:rPr>
+      </w:r>
+      <w:r>
+        <w:rPr>
+          <w:lang w:val="en_US" w:bidi="en_US"/>
+        </w:rPr>
+      </w:r>
+    </w:p>
+    <w:p>
+      <w:pPr/>
+      <w:r>
+        <w:rPr>
+          <w:lang w:val="en_US" w:bidi="en_US"/>
+        </w:rPr>
+      </w:r>
     </w:p>
     <w:p>
       <w:pPr>
         <w:pStyle w:val="Heading2"/>
       </w:pPr>
       <w:r>
+        <w:rPr>
+          <w:lang w:val="en_US" w:bidi="en_US"/>
+        </w:rPr>
         <w:t>Esther 10:3</w:t>
       </w:r>
-      <w:r/>
-    </w:p>
-    <w:p>
-      <w:r/>
-      <w:r>
+      <w:r>
+        <w:rPr>
+          <w:lang w:val="en_US" w:bidi="en_US"/>
+        </w:rPr>
+      </w:r>
+    </w:p>
+    <w:p>
+      <w:pPr/>
+      <w:r>
+        <w:rPr>
+          <w:lang w:val="en_US" w:bidi="en_US"/>
+        </w:rPr>
+      </w:r>
+      <w:r>
+        <w:rPr>
+          <w:lang w:val="en_US" w:bidi="en_US"/>
+        </w:rPr>
         <w:t>Mordecai the Jew did not boast like Haman did (</w:t>
       </w:r>
       <w:hyperlink r:id="rId92">
         <w:r>
+          <w:rPr>
+            <w:lang w:val="en_US" w:bidi="en_US"/>
+          </w:rPr>
           <w:rPr>
             <w:color w:val="0000EE"/>
             <w:u w:val="single"/>
@@ -4518,10 +8396,21 @@
         </w:r>
       </w:hyperlink>
       <w:r>
+        <w:rPr>
+          <w:lang w:val="en_US" w:bidi="en_US"/>
+        </w:rPr>
         <w:t>). Instead, this righteous man always cared for others. He was rewarded with a high government position as prime minister and earned the respect of his people. He was very great among the Jews.</w:t>
       </w:r>
-      <w:r/>
-      <w:r/>
+      <w:r>
+        <w:rPr>
+          <w:lang w:val="en_US" w:bidi="en_US"/>
+        </w:rPr>
+      </w:r>
+      <w:r>
+        <w:rPr>
+          <w:lang w:val="en_US" w:bidi="en_US"/>
+        </w:rPr>
+      </w:r>
     </w:p>
     <w:sectPr>
       <w:footnotePr>
@@ -6423,7 +10312,7 @@
     <w:rPrDefault>
       <w:rPr>
         <w:rFonts w:ascii="Times New Roman" w:eastAsia="Times New Roman" w:hAnsi="Times New Roman" w:cs="Times New Roman"/>
-        <w:lang w:val="en-US" w:eastAsia="en-US" w:bidi="ar-SA"/>
+        <w:lang w:val="en_US" w:eastAsia="en-US" w:bidi="ar-SA"/>
       </w:rPr>
     </w:rPrDefault>
     <w:pPrDefault/>

--- a/eng/docx/17.content.docx
+++ b/eng/docx/17.content.docx
@@ -163,13 +163,6 @@
         <w:rPr>
           <w:lang w:val="en_US" w:bidi="en_US"/>
         </w:rPr>
-      </w:r>
-      <w:r>
-        <w:rPr>
-          <w:i/>
-          <w:lang w:val="en_US" w:bidi="en_US"/>
-        </w:rPr>
-        <w:t>Esther 1:1, Esther 1:2, Esther 1:4, Esther 1:5, Esther 1:6, Esther 1:8, Esther 1:9, Esther 1:10, Esther 1:11, Esther 1:12, Esther 1:13, Esther 1:15, Esther 1:16–18, Esther 1:17, Esther 1:19, Esther 1:22, Esther 2:6, Esther 2:7, Esther 2:9, Esther 2:10, Esther 2:12, Esther 2:14, Esther 2:15, Esther 2:17, Esther 2:18, Esther 2:19, Esther 2:20, Esther 2:21, Esther 2:22, Esther 2:23, Esther 3:1–15, Esther 3:2, Esther 3:6, Esther 3:7, Esther 3:8, Esther 3:9, Esther 3:10–11, Esther 3:12, Esther 3:13, Esther 3:14–15, Esther 4:1, Esther 4:2, Esther 4:3, Esther 4:8, Esther 4:11, Esther 4:13–14, Esther 4:16, Esther 5:2, Esther 5:3, Esther 5:4, Esther 5:8, Esther 5:9, Esther 5:9–14, Esther 5:14, Esther 6:1, Esther 6:2, Esther 6:3, Esther 6:4–6, Esther 6:7–9, Esther 6:10–12, Esther 6:13, Esther 7:3–4, Esther 7:5, Esther 7:6–7, Esther 7:8, Esther 7:9, Esther 8:1, Esther 8:2, Esther 8:3, Esther 8:5, Esther 8:8, Esther 8:9, Esther 8:11, Esther 8:12, Esther 8:13, Esther 8:15, Esther 8:17, Esther 9:1, Esther 9:3–4, Esther 9:5, Esther 9:6, Esther 9:7–10, Esther 9:10, Esther 9:12, Esther 9:13, Esther 9:14, Esther 9:15, Esther 9:16, Esther 9:17, Esther 9:19, Esther 9:23–26, Esther 9:26–28, Esther 9:29–32, Esther 10:1–2, Esther 10:2, Esther 10:3</w:t>
       </w:r>
       <w:r>
         <w:rPr>

--- a/eng/docx/17.content.docx
+++ b/eng/docx/17.content.docx
@@ -150,19 +150,6 @@
           <w:lang w:val="en_US" w:bidi="en_US"/>
         </w:rPr>
         <w:t>EST</w:t>
-      </w:r>
-      <w:r>
-        <w:rPr>
-          <w:lang w:val="en_US" w:bidi="en_US"/>
-        </w:rPr>
-      </w:r>
-    </w:p>
-    <w:p>
-      <w:pPr/>
-      <w:r>
-        <w:rPr>
-          <w:lang w:val="en_US" w:bidi="en_US"/>
-        </w:rPr>
       </w:r>
       <w:r>
         <w:rPr>

--- a/eng/docx/17.content.docx
+++ b/eng/docx/17.content.docx
@@ -19,7 +19,7 @@
         <w:rPr>
           <w:lang w:val="en_US" w:bidi="en_US"/>
         </w:rPr>
-        <w:t>Resource: Study Notes (Tyndale)</w:t>
+        <w:t>Resource: Tyndale Open Study Notes</w:t>
       </w:r>
       <w:r>
         <w:rPr>
@@ -112,7 +112,7 @@
         <w:rPr>
           <w:lang w:val="en_US" w:bidi="en_US"/>
         </w:rPr>
-        <w:t>Study Notes (Tyndale)</w:t>
+        <w:t>Tyndale Open Study Notes</w:t>
       </w:r>
     </w:p>
     <w:p>

--- a/eng/docx/17.content.docx
+++ b/eng/docx/17.content.docx
@@ -2196,7 +2196,7 @@
         <w:rPr>
           <w:lang w:val="en_US" w:bidi="en_US"/>
         </w:rPr>
-        <w:t>) relates to the verb meaning “rest” (</w:t>
+        <w:t>) is related to the verb meaning “rest” (</w:t>
       </w:r>
       <w:r>
         <w:rPr>

--- a/eng/docx/17.content.docx
+++ b/eng/docx/17.content.docx
@@ -19,7 +19,7 @@
         <w:rPr>
           <w:lang w:val="en_US" w:bidi="en_US"/>
         </w:rPr>
-        <w:t>Resource: Tyndale Open Study Notes</w:t>
+        <w:t>Resource: Aquifer Open Study Notes</w:t>
       </w:r>
       <w:r>
         <w:rPr>
@@ -112,7 +112,7 @@
         <w:rPr>
           <w:lang w:val="en_US" w:bidi="en_US"/>
         </w:rPr>
-        <w:t>Tyndale Open Study Notes</w:t>
+        <w:t>Aquifer Open Study Notes</w:t>
       </w:r>
     </w:p>
     <w:p>

--- a/eng/docx/17.content.docx
+++ b/eng/docx/17.content.docx
@@ -276,54 +276,36 @@
         </w:rPr>
         <w:t xml:space="preserve">). His father, Darius I, who ruled from 521 to 486 BC, was king when Haggai and Zechariah urged the people of Judah to complete the temple in Jerusalem (see </w:t>
       </w:r>
-      <w:hyperlink r:id="rId13">
-        <w:r>
-          <w:rPr>
-            <w:lang w:val="en_US" w:bidi="en_US"/>
-          </w:rPr>
-          <w:rPr>
-            <w:color w:val="0000EE"/>
-            <w:u w:val="single"/>
-          </w:rPr>
-          <w:t>Ezra 4:24–6:22</w:t>
-        </w:r>
-      </w:hyperlink>
+      <w:r>
+        <w:rPr>
+          <w:lang w:val="en_US" w:bidi="en_US"/>
+        </w:rPr>
+        <w:t>Ezra 4:24–6:22</w:t>
+      </w:r>
       <w:r>
         <w:rPr>
           <w:lang w:val="en_US" w:bidi="en_US"/>
         </w:rPr>
         <w:t xml:space="preserve">; </w:t>
       </w:r>
-      <w:hyperlink r:id="rId14">
-        <w:r>
-          <w:rPr>
-            <w:lang w:val="en_US" w:bidi="en_US"/>
-          </w:rPr>
-          <w:rPr>
-            <w:color w:val="0000EE"/>
-            <w:u w:val="single"/>
-          </w:rPr>
-          <w:t>Haggai 1:1</w:t>
-        </w:r>
-      </w:hyperlink>
+      <w:r>
+        <w:rPr>
+          <w:lang w:val="en_US" w:bidi="en_US"/>
+        </w:rPr>
+        <w:t>Haggai 1:1</w:t>
+      </w:r>
       <w:r>
         <w:rPr>
           <w:lang w:val="en_US" w:bidi="en_US"/>
         </w:rPr>
         <w:t xml:space="preserve">; </w:t>
       </w:r>
-      <w:hyperlink r:id="rId15">
-        <w:r>
-          <w:rPr>
-            <w:lang w:val="en_US" w:bidi="en_US"/>
-          </w:rPr>
-          <w:rPr>
-            <w:color w:val="0000EE"/>
-            <w:u w:val="single"/>
-          </w:rPr>
-          <w:t>Zechariah 1:1</w:t>
-        </w:r>
-      </w:hyperlink>
+      <w:r>
+        <w:rPr>
+          <w:lang w:val="en_US" w:bidi="en_US"/>
+        </w:rPr>
+        <w:t>Zechariah 1:1</w:t>
+      </w:r>
       <w:r>
         <w:rPr>
           <w:lang w:val="en_US" w:bidi="en_US"/>
@@ -756,180 +738,120 @@
         </w:rPr>
         <w:t xml:space="preserve"> 7.114). Her son, Artaxerxes I, became king of Persia and ruled from 465 to 424 BC, after Xerxes died (see </w:t>
       </w:r>
-      <w:hyperlink r:id="rId16">
-        <w:r>
-          <w:rPr>
-            <w:lang w:val="en_US" w:bidi="en_US"/>
-          </w:rPr>
-          <w:rPr>
-            <w:color w:val="0000EE"/>
-            <w:u w:val="single"/>
-          </w:rPr>
-          <w:t>Ezra 4:7–23</w:t>
-        </w:r>
-      </w:hyperlink>
+      <w:r>
+        <w:rPr>
+          <w:lang w:val="en_US" w:bidi="en_US"/>
+        </w:rPr>
+        <w:t>Ezra 4:7–23</w:t>
+      </w:r>
       <w:r>
         <w:rPr>
           <w:lang w:val="en_US" w:bidi="en_US"/>
         </w:rPr>
         <w:t xml:space="preserve">; </w:t>
       </w:r>
-      <w:hyperlink r:id="rId17">
-        <w:r>
-          <w:rPr>
-            <w:lang w:val="en_US" w:bidi="en_US"/>
-          </w:rPr>
-          <w:rPr>
-            <w:color w:val="0000EE"/>
-            <w:u w:val="single"/>
-          </w:rPr>
-          <w:t>6:14</w:t>
-        </w:r>
-      </w:hyperlink>
+      <w:r>
+        <w:rPr>
+          <w:lang w:val="en_US" w:bidi="en_US"/>
+        </w:rPr>
+        <w:t>6:14</w:t>
+      </w:r>
       <w:r>
         <w:rPr>
           <w:lang w:val="en_US" w:bidi="en_US"/>
         </w:rPr>
         <w:t xml:space="preserve">; </w:t>
       </w:r>
-      <w:hyperlink r:id="rId18">
-        <w:r>
-          <w:rPr>
-            <w:lang w:val="en_US" w:bidi="en_US"/>
-          </w:rPr>
-          <w:rPr>
-            <w:color w:val="0000EE"/>
-            <w:u w:val="single"/>
-          </w:rPr>
-          <w:t>7:1</w:t>
-        </w:r>
-      </w:hyperlink>
+      <w:r>
+        <w:rPr>
+          <w:lang w:val="en_US" w:bidi="en_US"/>
+        </w:rPr>
+        <w:t>7:1</w:t>
+      </w:r>
       <w:r>
         <w:rPr>
           <w:lang w:val="en_US" w:bidi="en_US"/>
         </w:rPr>
         <w:t xml:space="preserve">, </w:t>
       </w:r>
-      <w:hyperlink r:id="rId19">
-        <w:r>
-          <w:rPr>
-            <w:lang w:val="en_US" w:bidi="en_US"/>
-          </w:rPr>
-          <w:rPr>
-            <w:color w:val="0000EE"/>
-            <w:u w:val="single"/>
-          </w:rPr>
-          <w:t>7</w:t>
-        </w:r>
-      </w:hyperlink>
+      <w:r>
+        <w:rPr>
+          <w:lang w:val="en_US" w:bidi="en_US"/>
+        </w:rPr>
+        <w:t>7</w:t>
+      </w:r>
       <w:r>
         <w:rPr>
           <w:lang w:val="en_US" w:bidi="en_US"/>
         </w:rPr>
         <w:t xml:space="preserve">, </w:t>
       </w:r>
-      <w:hyperlink r:id="rId20">
-        <w:r>
-          <w:rPr>
-            <w:lang w:val="en_US" w:bidi="en_US"/>
-          </w:rPr>
-          <w:rPr>
-            <w:color w:val="0000EE"/>
-            <w:u w:val="single"/>
-          </w:rPr>
-          <w:t>11–26</w:t>
-        </w:r>
-      </w:hyperlink>
+      <w:r>
+        <w:rPr>
+          <w:lang w:val="en_US" w:bidi="en_US"/>
+        </w:rPr>
+        <w:t>11–26</w:t>
+      </w:r>
       <w:r>
         <w:rPr>
           <w:lang w:val="en_US" w:bidi="en_US"/>
         </w:rPr>
         <w:t xml:space="preserve">; </w:t>
       </w:r>
-      <w:hyperlink r:id="rId21">
-        <w:r>
-          <w:rPr>
-            <w:lang w:val="en_US" w:bidi="en_US"/>
-          </w:rPr>
-          <w:rPr>
-            <w:color w:val="0000EE"/>
-            <w:u w:val="single"/>
-          </w:rPr>
-          <w:t>8:1</w:t>
-        </w:r>
-      </w:hyperlink>
+      <w:r>
+        <w:rPr>
+          <w:lang w:val="en_US" w:bidi="en_US"/>
+        </w:rPr>
+        <w:t>8:1</w:t>
+      </w:r>
       <w:r>
         <w:rPr>
           <w:lang w:val="en_US" w:bidi="en_US"/>
         </w:rPr>
         <w:t xml:space="preserve">; </w:t>
       </w:r>
-      <w:hyperlink r:id="rId22">
-        <w:r>
-          <w:rPr>
-            <w:lang w:val="en_US" w:bidi="en_US"/>
-          </w:rPr>
-          <w:rPr>
-            <w:color w:val="0000EE"/>
-            <w:u w:val="single"/>
-          </w:rPr>
-          <w:t>Nehemiah 1:1</w:t>
-        </w:r>
-      </w:hyperlink>
+      <w:r>
+        <w:rPr>
+          <w:lang w:val="en_US" w:bidi="en_US"/>
+        </w:rPr>
+        <w:t>Nehemiah 1:1</w:t>
+      </w:r>
       <w:r>
         <w:rPr>
           <w:lang w:val="en_US" w:bidi="en_US"/>
         </w:rPr>
         <w:t xml:space="preserve">; </w:t>
       </w:r>
-      <w:hyperlink r:id="rId23">
-        <w:r>
-          <w:rPr>
-            <w:lang w:val="en_US" w:bidi="en_US"/>
-          </w:rPr>
-          <w:rPr>
-            <w:color w:val="0000EE"/>
-            <w:u w:val="single"/>
-          </w:rPr>
-          <w:t>2:1</w:t>
-        </w:r>
-      </w:hyperlink>
+      <w:r>
+        <w:rPr>
+          <w:lang w:val="en_US" w:bidi="en_US"/>
+        </w:rPr>
+        <w:t>2:1</w:t>
+      </w:r>
       <w:r>
         <w:rPr>
           <w:lang w:val="en_US" w:bidi="en_US"/>
         </w:rPr>
         <w:t xml:space="preserve">; </w:t>
       </w:r>
-      <w:hyperlink r:id="rId24">
-        <w:r>
-          <w:rPr>
-            <w:lang w:val="en_US" w:bidi="en_US"/>
-          </w:rPr>
-          <w:rPr>
-            <w:color w:val="0000EE"/>
-            <w:u w:val="single"/>
-          </w:rPr>
-          <w:t>5:14</w:t>
-        </w:r>
-      </w:hyperlink>
+      <w:r>
+        <w:rPr>
+          <w:lang w:val="en_US" w:bidi="en_US"/>
+        </w:rPr>
+        <w:t>5:14</w:t>
+      </w:r>
       <w:r>
         <w:rPr>
           <w:lang w:val="en_US" w:bidi="en_US"/>
         </w:rPr>
         <w:t xml:space="preserve">; </w:t>
       </w:r>
-      <w:hyperlink r:id="rId25">
-        <w:r>
-          <w:rPr>
-            <w:lang w:val="en_US" w:bidi="en_US"/>
-          </w:rPr>
-          <w:rPr>
-            <w:color w:val="0000EE"/>
-            <w:u w:val="single"/>
-          </w:rPr>
-          <w:t>13:6</w:t>
-        </w:r>
-      </w:hyperlink>
+      <w:r>
+        <w:rPr>
+          <w:lang w:val="en_US" w:bidi="en_US"/>
+        </w:rPr>
+        <w:t>13:6</w:t>
+      </w:r>
       <w:r>
         <w:rPr>
           <w:lang w:val="en_US" w:bidi="en_US"/>
@@ -1212,18 +1134,12 @@
         </w:rPr>
         <w:t>The king did not react immediately. He consulted his wise advisers, as he usually did. He checked with Persian legal experts to see what could be done about his disobedient wife (</w:t>
       </w:r>
-      <w:hyperlink r:id="rId26">
-        <w:r>
-          <w:rPr>
-            <w:lang w:val="en_US" w:bidi="en_US"/>
-          </w:rPr>
-          <w:rPr>
-            <w:color w:val="0000EE"/>
-            <w:u w:val="single"/>
-          </w:rPr>
-          <w:t>Esther 1:15</w:t>
-        </w:r>
-      </w:hyperlink>
+      <w:r>
+        <w:rPr>
+          <w:lang w:val="en_US" w:bidi="en_US"/>
+        </w:rPr>
+        <w:t>Esther 1:15</w:t>
+      </w:r>
       <w:r>
         <w:rPr>
           <w:lang w:val="en_US" w:bidi="en_US"/>
@@ -1468,54 +1384,36 @@
         </w:rPr>
         <w:t xml:space="preserve"> This decree would become an unchangeable law (</w:t>
       </w:r>
-      <w:hyperlink r:id="rId27">
-        <w:r>
-          <w:rPr>
-            <w:lang w:val="en_US" w:bidi="en_US"/>
-          </w:rPr>
-          <w:rPr>
-            <w:color w:val="0000EE"/>
-            <w:u w:val="single"/>
-          </w:rPr>
-          <w:t>Esther 8:8</w:t>
-        </w:r>
-      </w:hyperlink>
+      <w:r>
+        <w:rPr>
+          <w:lang w:val="en_US" w:bidi="en_US"/>
+        </w:rPr>
+        <w:t>Esther 8:8</w:t>
+      </w:r>
       <w:r>
         <w:rPr>
           <w:lang w:val="en_US" w:bidi="en_US"/>
         </w:rPr>
         <w:t xml:space="preserve">; </w:t>
       </w:r>
-      <w:hyperlink r:id="rId28">
-        <w:r>
-          <w:rPr>
-            <w:lang w:val="en_US" w:bidi="en_US"/>
-          </w:rPr>
-          <w:rPr>
-            <w:color w:val="0000EE"/>
-            <w:u w:val="single"/>
-          </w:rPr>
-          <w:t>Daniel 6:8</w:t>
-        </w:r>
-      </w:hyperlink>
+      <w:r>
+        <w:rPr>
+          <w:lang w:val="en_US" w:bidi="en_US"/>
+        </w:rPr>
+        <w:t>Daniel 6:8</w:t>
+      </w:r>
       <w:r>
         <w:rPr>
           <w:lang w:val="en_US" w:bidi="en_US"/>
         </w:rPr>
         <w:t xml:space="preserve">, </w:t>
       </w:r>
-      <w:hyperlink r:id="rId29">
-        <w:r>
-          <w:rPr>
-            <w:lang w:val="en_US" w:bidi="en_US"/>
-          </w:rPr>
-          <w:rPr>
-            <w:color w:val="0000EE"/>
-            <w:u w:val="single"/>
-          </w:rPr>
-          <w:t>12</w:t>
-        </w:r>
-      </w:hyperlink>
+      <w:r>
+        <w:rPr>
+          <w:lang w:val="en_US" w:bidi="en_US"/>
+        </w:rPr>
+        <w:t>12</w:t>
+      </w:r>
       <w:r>
         <w:rPr>
           <w:lang w:val="en_US" w:bidi="en_US"/>
@@ -1654,18 +1552,12 @@
         </w:rPr>
         <w:t>: King Jehoiachin was exiled in 597 BC (</w:t>
       </w:r>
-      <w:hyperlink r:id="rId30">
-        <w:r>
-          <w:rPr>
-            <w:lang w:val="en_US" w:bidi="en_US"/>
-          </w:rPr>
-          <w:rPr>
-            <w:color w:val="0000EE"/>
-            <w:u w:val="single"/>
-          </w:rPr>
-          <w:t>2 Kings 24:6–16</w:t>
-        </w:r>
-      </w:hyperlink>
+      <w:r>
+        <w:rPr>
+          <w:lang w:val="en_US" w:bidi="en_US"/>
+        </w:rPr>
+        <w:t>2 Kings 24:6–16</w:t>
+      </w:r>
       <w:r>
         <w:rPr>
           <w:lang w:val="en_US" w:bidi="en_US"/>
@@ -2142,18 +2034,12 @@
         </w:rPr>
         <w:t xml:space="preserve"> The king honored his wife instead of showing her off (compare </w:t>
       </w:r>
-      <w:hyperlink r:id="rId31">
-        <w:r>
-          <w:rPr>
-            <w:lang w:val="en_US" w:bidi="en_US"/>
-          </w:rPr>
-          <w:rPr>
-            <w:color w:val="0000EE"/>
-            <w:u w:val="single"/>
-          </w:rPr>
-          <w:t>Esther 1:11</w:t>
-        </w:r>
-      </w:hyperlink>
+      <w:r>
+        <w:rPr>
+          <w:lang w:val="en_US" w:bidi="en_US"/>
+        </w:rPr>
+        <w:t>Esther 1:11</w:t>
+      </w:r>
       <w:r>
         <w:rPr>
           <w:lang w:val="en_US" w:bidi="en_US"/>
@@ -2211,18 +2097,12 @@
         </w:rPr>
         <w:t xml:space="preserve">). The book describes how the Jewish people found rest from their enemies' threats (see </w:t>
       </w:r>
-      <w:hyperlink r:id="rId32">
-        <w:r>
-          <w:rPr>
-            <w:lang w:val="en_US" w:bidi="en_US"/>
-          </w:rPr>
-          <w:rPr>
-            <w:color w:val="0000EE"/>
-            <w:u w:val="single"/>
-          </w:rPr>
-          <w:t>Esther 9:16–22</w:t>
-        </w:r>
-      </w:hyperlink>
+      <w:r>
+        <w:rPr>
+          <w:lang w:val="en_US" w:bidi="en_US"/>
+        </w:rPr>
+        <w:t>Esther 9:16–22</w:t>
+      </w:r>
       <w:r>
         <w:rPr>
           <w:lang w:val="en_US" w:bidi="en_US"/>
@@ -2325,18 +2205,12 @@
         </w:rPr>
         <w:t xml:space="preserve"> Court cases and official business took place at the gate. There, Mordecai heard about the plot against the king (</w:t>
       </w:r>
-      <w:hyperlink r:id="rId33">
-        <w:r>
-          <w:rPr>
-            <w:lang w:val="en_US" w:bidi="en_US"/>
-          </w:rPr>
-          <w:rPr>
-            <w:color w:val="0000EE"/>
-            <w:u w:val="single"/>
-          </w:rPr>
-          <w:t>Esther 2:21–23</w:t>
-        </w:r>
-      </w:hyperlink>
+      <w:r>
+        <w:rPr>
+          <w:lang w:val="en_US" w:bidi="en_US"/>
+        </w:rPr>
+        <w:t>Esther 2:21–23</w:t>
+      </w:r>
       <w:r>
         <w:rPr>
           <w:lang w:val="en_US" w:bidi="en_US"/>
@@ -2408,18 +2282,12 @@
         </w:rPr>
         <w:t xml:space="preserve"> The repetition of this point (see also </w:t>
       </w:r>
-      <w:hyperlink r:id="rId34">
-        <w:r>
-          <w:rPr>
-            <w:lang w:val="en_US" w:bidi="en_US"/>
-          </w:rPr>
-          <w:rPr>
-            <w:color w:val="0000EE"/>
-            <w:u w:val="single"/>
-          </w:rPr>
-          <w:t>Esther 2:10</w:t>
-        </w:r>
-      </w:hyperlink>
+      <w:r>
+        <w:rPr>
+          <w:lang w:val="en_US" w:bidi="en_US"/>
+        </w:rPr>
+        <w:t>Esther 2:10</w:t>
+      </w:r>
       <w:r>
         <w:rPr>
           <w:lang w:val="en_US" w:bidi="en_US"/>
@@ -2492,18 +2360,12 @@
         </w:rPr>
         <w:t xml:space="preserve">Bigthana might be the same person as Bigtha from </w:t>
       </w:r>
-      <w:hyperlink r:id="rId35">
-        <w:r>
-          <w:rPr>
-            <w:lang w:val="en_US" w:bidi="en_US"/>
-          </w:rPr>
-          <w:rPr>
-            <w:color w:val="0000EE"/>
-            <w:u w:val="single"/>
-          </w:rPr>
-          <w:t>Esther 1:10</w:t>
-        </w:r>
-      </w:hyperlink>
+      <w:r>
+        <w:rPr>
+          <w:lang w:val="en_US" w:bidi="en_US"/>
+        </w:rPr>
+        <w:t>Esther 1:10</w:t>
+      </w:r>
       <w:r>
         <w:rPr>
           <w:lang w:val="en_US" w:bidi="en_US"/>
@@ -2580,18 +2442,12 @@
         </w:rPr>
         <w:t>Although Esther could have taken credit for the information to promote herself, she credited Mordecai for the report, which becomes important later in the story (</w:t>
       </w:r>
-      <w:hyperlink r:id="rId36">
-        <w:r>
-          <w:rPr>
-            <w:lang w:val="en_US" w:bidi="en_US"/>
-          </w:rPr>
-          <w:rPr>
-            <w:color w:val="0000EE"/>
-            <w:u w:val="single"/>
-          </w:rPr>
-          <w:t>Esther 6:1–3</w:t>
-        </w:r>
-      </w:hyperlink>
+      <w:r>
+        <w:rPr>
+          <w:lang w:val="en_US" w:bidi="en_US"/>
+        </w:rPr>
+        <w:t>Esther 6:1–3</w:t>
+      </w:r>
       <w:r>
         <w:rPr>
           <w:lang w:val="en_US" w:bidi="en_US"/>
@@ -2670,18 +2526,12 @@
         </w:rPr>
         <w:t>, inscriptions from ancient Persia show that impalement was a common execution method. Xerxes’ father, Darius I, claimed he impaled 3,000 Babylonians when he conquered Babylon. Sometimes, authorities executed criminals first and then displayed them on a stake, as with the execution of Haman’s sons (</w:t>
       </w:r>
-      <w:hyperlink r:id="rId37">
-        <w:r>
-          <w:rPr>
-            <w:lang w:val="en_US" w:bidi="en_US"/>
-          </w:rPr>
-          <w:rPr>
-            <w:color w:val="0000EE"/>
-            <w:u w:val="single"/>
-          </w:rPr>
-          <w:t>Esther 9:5–14</w:t>
-        </w:r>
-      </w:hyperlink>
+      <w:r>
+        <w:rPr>
+          <w:lang w:val="en_US" w:bidi="en_US"/>
+        </w:rPr>
+        <w:t>Esther 9:5–14</w:t>
+      </w:r>
       <w:r>
         <w:rPr>
           <w:lang w:val="en_US" w:bidi="en_US"/>
@@ -2706,18 +2556,12 @@
         </w:rPr>
         <w:t>This was all recorded, but Mordecai was not rewarded until much later (</w:t>
       </w:r>
-      <w:hyperlink r:id="rId38">
-        <w:r>
-          <w:rPr>
-            <w:lang w:val="en_US" w:bidi="en_US"/>
-          </w:rPr>
-          <w:rPr>
-            <w:color w:val="0000EE"/>
-            <w:u w:val="single"/>
-          </w:rPr>
-          <w:t>Esther 6:1–14</w:t>
-        </w:r>
-      </w:hyperlink>
+      <w:r>
+        <w:rPr>
+          <w:lang w:val="en_US" w:bidi="en_US"/>
+        </w:rPr>
+        <w:t>Esther 6:1–14</w:t>
+      </w:r>
       <w:r>
         <w:rPr>
           <w:lang w:val="en_US" w:bidi="en_US"/>
@@ -2838,18 +2682,12 @@
         </w:rPr>
         <w:t xml:space="preserve">People often bowed to those in higher positions (for example, </w:t>
       </w:r>
-      <w:hyperlink r:id="rId39">
-        <w:r>
-          <w:rPr>
-            <w:lang w:val="en_US" w:bidi="en_US"/>
-          </w:rPr>
-          <w:rPr>
-            <w:color w:val="0000EE"/>
-            <w:u w:val="single"/>
-          </w:rPr>
-          <w:t>Genesis 33:3</w:t>
-        </w:r>
-      </w:hyperlink>
+      <w:r>
+        <w:rPr>
+          <w:lang w:val="en_US" w:bidi="en_US"/>
+        </w:rPr>
+        <w:t>Genesis 33:3</w:t>
+      </w:r>
       <w:r>
         <w:rPr>
           <w:lang w:val="en_US" w:bidi="en_US"/>
@@ -2972,36 +2810,24 @@
         </w:rPr>
         <w:t xml:space="preserve"> was like throwing dice. The Hebrews used lots to understand God's will (</w:t>
       </w:r>
-      <w:hyperlink r:id="rId40">
-        <w:r>
-          <w:rPr>
-            <w:lang w:val="en_US" w:bidi="en_US"/>
-          </w:rPr>
-          <w:rPr>
-            <w:color w:val="0000EE"/>
-            <w:u w:val="single"/>
-          </w:rPr>
-          <w:t>Leviticus 16:8–10</w:t>
-        </w:r>
-      </w:hyperlink>
+      <w:r>
+        <w:rPr>
+          <w:lang w:val="en_US" w:bidi="en_US"/>
+        </w:rPr>
+        <w:t>Leviticus 16:8–10</w:t>
+      </w:r>
       <w:r>
         <w:rPr>
           <w:lang w:val="en_US" w:bidi="en_US"/>
         </w:rPr>
         <w:t xml:space="preserve">; </w:t>
       </w:r>
-      <w:hyperlink r:id="rId41">
-        <w:r>
-          <w:rPr>
-            <w:lang w:val="en_US" w:bidi="en_US"/>
-          </w:rPr>
-          <w:rPr>
-            <w:color w:val="0000EE"/>
-            <w:u w:val="single"/>
-          </w:rPr>
-          <w:t>Nehemiah 10:34</w:t>
-        </w:r>
-      </w:hyperlink>
+      <w:r>
+        <w:rPr>
+          <w:lang w:val="en_US" w:bidi="en_US"/>
+        </w:rPr>
+        <w:t>Nehemiah 10:34</w:t>
+      </w:r>
       <w:r>
         <w:rPr>
           <w:lang w:val="en_US" w:bidi="en_US"/>
@@ -3111,72 +2937,48 @@
         </w:rPr>
         <w:t>: They followed unique laws, including eating and religious customs, to remain separate from the sinful practices of surrounding people (</w:t>
       </w:r>
-      <w:hyperlink r:id="rId42">
-        <w:r>
-          <w:rPr>
-            <w:lang w:val="en_US" w:bidi="en_US"/>
-          </w:rPr>
-          <w:rPr>
-            <w:color w:val="0000EE"/>
-            <w:u w:val="single"/>
-          </w:rPr>
-          <w:t>Leviticus 14:42–45</w:t>
-        </w:r>
-      </w:hyperlink>
+      <w:r>
+        <w:rPr>
+          <w:lang w:val="en_US" w:bidi="en_US"/>
+        </w:rPr>
+        <w:t>Leviticus 14:42–45</w:t>
+      </w:r>
       <w:r>
         <w:rPr>
           <w:lang w:val="en_US" w:bidi="en_US"/>
         </w:rPr>
         <w:t xml:space="preserve">; </w:t>
       </w:r>
-      <w:hyperlink r:id="rId43">
-        <w:r>
-          <w:rPr>
-            <w:lang w:val="en_US" w:bidi="en_US"/>
-          </w:rPr>
-          <w:rPr>
-            <w:color w:val="0000EE"/>
-            <w:u w:val="single"/>
-          </w:rPr>
-          <w:t>15:31</w:t>
-        </w:r>
-      </w:hyperlink>
+      <w:r>
+        <w:rPr>
+          <w:lang w:val="en_US" w:bidi="en_US"/>
+        </w:rPr>
+        <w:t>15:31</w:t>
+      </w:r>
       <w:r>
         <w:rPr>
           <w:lang w:val="en_US" w:bidi="en_US"/>
         </w:rPr>
         <w:t xml:space="preserve">; </w:t>
       </w:r>
-      <w:hyperlink r:id="rId44">
-        <w:r>
-          <w:rPr>
-            <w:lang w:val="en_US" w:bidi="en_US"/>
-          </w:rPr>
-          <w:rPr>
-            <w:color w:val="0000EE"/>
-            <w:u w:val="single"/>
-          </w:rPr>
-          <w:t>19:2</w:t>
-        </w:r>
-      </w:hyperlink>
+      <w:r>
+        <w:rPr>
+          <w:lang w:val="en_US" w:bidi="en_US"/>
+        </w:rPr>
+        <w:t>19:2</w:t>
+      </w:r>
       <w:r>
         <w:rPr>
           <w:lang w:val="en_US" w:bidi="en_US"/>
         </w:rPr>
         <w:t xml:space="preserve">, </w:t>
       </w:r>
-      <w:hyperlink r:id="rId45">
-        <w:r>
-          <w:rPr>
-            <w:lang w:val="en_US" w:bidi="en_US"/>
-          </w:rPr>
-          <w:rPr>
-            <w:color w:val="0000EE"/>
-            <w:u w:val="single"/>
-          </w:rPr>
-          <w:t>26–37</w:t>
-        </w:r>
-      </w:hyperlink>
+      <w:r>
+        <w:rPr>
+          <w:lang w:val="en_US" w:bidi="en_US"/>
+        </w:rPr>
+        <w:t>26–37</w:t>
+      </w:r>
       <w:r>
         <w:rPr>
           <w:lang w:val="en_US" w:bidi="en_US"/>
@@ -3239,18 +3041,12 @@
         </w:rPr>
         <w:t xml:space="preserve"> Haman exploited the king’s fears and interests, similar to what Memucan did in </w:t>
       </w:r>
-      <w:hyperlink r:id="rId46">
-        <w:r>
-          <w:rPr>
-            <w:lang w:val="en_US" w:bidi="en_US"/>
-          </w:rPr>
-          <w:rPr>
-            <w:color w:val="0000EE"/>
-            <w:u w:val="single"/>
-          </w:rPr>
-          <w:t>Esther 1:16</w:t>
-        </w:r>
-      </w:hyperlink>
+      <w:r>
+        <w:rPr>
+          <w:lang w:val="en_US" w:bidi="en_US"/>
+        </w:rPr>
+        <w:t>Esther 1:16</w:t>
+      </w:r>
       <w:r>
         <w:rPr>
           <w:lang w:val="en_US" w:bidi="en_US"/>
@@ -3382,54 +3178,36 @@
         </w:rPr>
         <w:t xml:space="preserve">: The narrator's new title for Haman hints at his power to harm the Jews (see also </w:t>
       </w:r>
-      <w:hyperlink r:id="rId47">
-        <w:r>
-          <w:rPr>
-            <w:lang w:val="en_US" w:bidi="en_US"/>
-          </w:rPr>
-          <w:rPr>
-            <w:color w:val="0000EE"/>
-            <w:u w:val="single"/>
-          </w:rPr>
-          <w:t>Esther 8:1</w:t>
-        </w:r>
-      </w:hyperlink>
+      <w:r>
+        <w:rPr>
+          <w:lang w:val="en_US" w:bidi="en_US"/>
+        </w:rPr>
+        <w:t>Esther 8:1</w:t>
+      </w:r>
       <w:r>
         <w:rPr>
           <w:lang w:val="en_US" w:bidi="en_US"/>
         </w:rPr>
         <w:t xml:space="preserve">; </w:t>
       </w:r>
-      <w:hyperlink r:id="rId48">
-        <w:r>
-          <w:rPr>
-            <w:lang w:val="en_US" w:bidi="en_US"/>
-          </w:rPr>
-          <w:rPr>
-            <w:color w:val="0000EE"/>
-            <w:u w:val="single"/>
-          </w:rPr>
-          <w:t>9:10</w:t>
-        </w:r>
-      </w:hyperlink>
+      <w:r>
+        <w:rPr>
+          <w:lang w:val="en_US" w:bidi="en_US"/>
+        </w:rPr>
+        <w:t>9:10</w:t>
+      </w:r>
       <w:r>
         <w:rPr>
           <w:lang w:val="en_US" w:bidi="en_US"/>
         </w:rPr>
         <w:t xml:space="preserve">, </w:t>
       </w:r>
-      <w:hyperlink r:id="rId49">
-        <w:r>
-          <w:rPr>
-            <w:lang w:val="en_US" w:bidi="en_US"/>
-          </w:rPr>
-          <w:rPr>
-            <w:color w:val="0000EE"/>
-            <w:u w:val="single"/>
-          </w:rPr>
-          <w:t>24</w:t>
-        </w:r>
-      </w:hyperlink>
+      <w:r>
+        <w:rPr>
+          <w:lang w:val="en_US" w:bidi="en_US"/>
+        </w:rPr>
+        <w:t>24</w:t>
+      </w:r>
       <w:r>
         <w:rPr>
           <w:lang w:val="en_US" w:bidi="en_US"/>
@@ -3467,36 +3245,24 @@
         </w:rPr>
         <w:t xml:space="preserve"> It seems the king did not want the bribe, but </w:t>
       </w:r>
-      <w:hyperlink r:id="rId50">
-        <w:r>
-          <w:rPr>
-            <w:lang w:val="en_US" w:bidi="en_US"/>
-          </w:rPr>
-          <w:rPr>
-            <w:color w:val="0000EE"/>
-            <w:u w:val="single"/>
-          </w:rPr>
-          <w:t>Genesis 4:7</w:t>
-        </w:r>
-      </w:hyperlink>
+      <w:r>
+        <w:rPr>
+          <w:lang w:val="en_US" w:bidi="en_US"/>
+        </w:rPr>
+        <w:t>Genesis 4:7</w:t>
+      </w:r>
       <w:r>
         <w:rPr>
           <w:lang w:val="en_US" w:bidi="en_US"/>
         </w:rPr>
         <w:t xml:space="preserve"> suggests Haman did give the money. The king followed a common practice to make the bribe and his greed less obvious (compare </w:t>
       </w:r>
-      <w:hyperlink r:id="rId51">
-        <w:r>
-          <w:rPr>
-            <w:lang w:val="en_US" w:bidi="en_US"/>
-          </w:rPr>
-          <w:rPr>
-            <w:color w:val="0000EE"/>
-            <w:u w:val="single"/>
-          </w:rPr>
-          <w:t>Genesis 23:10–16</w:t>
-        </w:r>
-      </w:hyperlink>
+      <w:r>
+        <w:rPr>
+          <w:lang w:val="en_US" w:bidi="en_US"/>
+        </w:rPr>
+        <w:t>Genesis 23:10–16</w:t>
+      </w:r>
       <w:r>
         <w:rPr>
           <w:lang w:val="en_US" w:bidi="en_US"/>
@@ -3564,18 +3330,12 @@
         </w:rPr>
         <w:t xml:space="preserve">Haman chose the day before the Jewish Passover (see </w:t>
       </w:r>
-      <w:hyperlink r:id="rId52">
-        <w:r>
-          <w:rPr>
-            <w:lang w:val="en_US" w:bidi="en_US"/>
-          </w:rPr>
-          <w:rPr>
-            <w:color w:val="0000EE"/>
-            <w:u w:val="single"/>
-          </w:rPr>
-          <w:t>Exodus 12:6</w:t>
-        </w:r>
-      </w:hyperlink>
+      <w:r>
+        <w:rPr>
+          <w:lang w:val="en_US" w:bidi="en_US"/>
+        </w:rPr>
+        <w:t>Exodus 12:6</w:t>
+      </w:r>
       <w:r>
         <w:rPr>
           <w:lang w:val="en_US" w:bidi="en_US"/>
@@ -3647,36 +3407,24 @@
         </w:rPr>
         <w:t xml:space="preserve"> is repeated with irony in </w:t>
       </w:r>
-      <w:hyperlink r:id="rId53">
-        <w:r>
-          <w:rPr>
-            <w:lang w:val="en_US" w:bidi="en_US"/>
-          </w:rPr>
-          <w:rPr>
-            <w:color w:val="0000EE"/>
-            <w:u w:val="single"/>
-          </w:rPr>
-          <w:t>Esther 8:11</w:t>
-        </w:r>
-      </w:hyperlink>
+      <w:r>
+        <w:rPr>
+          <w:lang w:val="en_US" w:bidi="en_US"/>
+        </w:rPr>
+        <w:t>Esther 8:11</w:t>
+      </w:r>
       <w:r>
         <w:rPr>
           <w:lang w:val="en_US" w:bidi="en_US"/>
         </w:rPr>
         <w:t xml:space="preserve"> and </w:t>
       </w:r>
-      <w:hyperlink r:id="rId54">
-        <w:r>
-          <w:rPr>
-            <w:lang w:val="en_US" w:bidi="en_US"/>
-          </w:rPr>
-          <w:rPr>
-            <w:color w:val="0000EE"/>
-            <w:u w:val="single"/>
-          </w:rPr>
-          <w:t>9:5</w:t>
-        </w:r>
-      </w:hyperlink>
+      <w:r>
+        <w:rPr>
+          <w:lang w:val="en_US" w:bidi="en_US"/>
+        </w:rPr>
+        <w:t>9:5</w:t>
+      </w:r>
       <w:r>
         <w:rPr>
           <w:lang w:val="en_US" w:bidi="en_US"/>
@@ -3714,18 +3462,12 @@
         </w:rPr>
         <w:t xml:space="preserve"> Haman's "lucky day," chosen by casting lots (</w:t>
       </w:r>
-      <w:hyperlink r:id="rId55">
-        <w:r>
-          <w:rPr>
-            <w:lang w:val="en_US" w:bidi="en_US"/>
-          </w:rPr>
-          <w:rPr>
-            <w:color w:val="0000EE"/>
-            <w:u w:val="single"/>
-          </w:rPr>
-          <w:t>Esther 3:7</w:t>
-        </w:r>
-      </w:hyperlink>
+      <w:r>
+        <w:rPr>
+          <w:lang w:val="en_US" w:bidi="en_US"/>
+        </w:rPr>
+        <w:t>Esther 3:7</w:t>
+      </w:r>
       <w:r>
         <w:rPr>
           <w:lang w:val="en_US" w:bidi="en_US"/>
@@ -3868,54 +3610,36 @@
         </w:rPr>
         <w:t xml:space="preserve">Mordecai's intense reaction showed deep sorrow and mourning (see </w:t>
       </w:r>
-      <w:hyperlink r:id="rId56">
-        <w:r>
-          <w:rPr>
-            <w:lang w:val="en_US" w:bidi="en_US"/>
-          </w:rPr>
-          <w:rPr>
-            <w:color w:val="0000EE"/>
-            <w:u w:val="single"/>
-          </w:rPr>
-          <w:t>2 Samuel 1:11</w:t>
-        </w:r>
-      </w:hyperlink>
+      <w:r>
+        <w:rPr>
+          <w:lang w:val="en_US" w:bidi="en_US"/>
+        </w:rPr>
+        <w:t>2 Samuel 1:11</w:t>
+      </w:r>
       <w:r>
         <w:rPr>
           <w:lang w:val="en_US" w:bidi="en_US"/>
         </w:rPr>
         <w:t xml:space="preserve">; </w:t>
       </w:r>
-      <w:hyperlink r:id="rId57">
-        <w:r>
-          <w:rPr>
-            <w:lang w:val="en_US" w:bidi="en_US"/>
-          </w:rPr>
-          <w:rPr>
-            <w:color w:val="0000EE"/>
-            <w:u w:val="single"/>
-          </w:rPr>
-          <w:t>Ezra 9</w:t>
-        </w:r>
-      </w:hyperlink>
+      <w:r>
+        <w:rPr>
+          <w:lang w:val="en_US" w:bidi="en_US"/>
+        </w:rPr>
+        <w:t>Ezra 9</w:t>
+      </w:r>
       <w:r>
         <w:rPr>
           <w:lang w:val="en_US" w:bidi="en_US"/>
         </w:rPr>
         <w:t xml:space="preserve">; </w:t>
       </w:r>
-      <w:hyperlink r:id="rId58">
-        <w:r>
-          <w:rPr>
-            <w:lang w:val="en_US" w:bidi="en_US"/>
-          </w:rPr>
-          <w:rPr>
-            <w:color w:val="0000EE"/>
-            <w:u w:val="single"/>
-          </w:rPr>
-          <w:t>Jonah 3:5–9</w:t>
-        </w:r>
-      </w:hyperlink>
+      <w:r>
+        <w:rPr>
+          <w:lang w:val="en_US" w:bidi="en_US"/>
+        </w:rPr>
+        <w:t>Jonah 3:5–9</w:t>
+      </w:r>
       <w:r>
         <w:rPr>
           <w:lang w:val="en_US" w:bidi="en_US"/>
@@ -4044,54 +3768,36 @@
         </w:rPr>
         <w:t xml:space="preserve"> Although these reports of lamenting do not mention God's name, the lamenting and fasting suggest they were praying for God to intervene and save his people (</w:t>
       </w:r>
-      <w:hyperlink r:id="rId59">
-        <w:r>
-          <w:rPr>
-            <w:lang w:val="en_US" w:bidi="en_US"/>
-          </w:rPr>
-          <w:rPr>
-            <w:color w:val="0000EE"/>
-            <w:u w:val="single"/>
-          </w:rPr>
-          <w:t>Exodus 2:23–25</w:t>
-        </w:r>
-      </w:hyperlink>
+      <w:r>
+        <w:rPr>
+          <w:lang w:val="en_US" w:bidi="en_US"/>
+        </w:rPr>
+        <w:t>Exodus 2:23–25</w:t>
+      </w:r>
       <w:r>
         <w:rPr>
           <w:lang w:val="en_US" w:bidi="en_US"/>
         </w:rPr>
         <w:t xml:space="preserve">; </w:t>
       </w:r>
-      <w:hyperlink r:id="rId60">
-        <w:r>
-          <w:rPr>
-            <w:lang w:val="en_US" w:bidi="en_US"/>
-          </w:rPr>
-          <w:rPr>
-            <w:color w:val="0000EE"/>
-            <w:u w:val="single"/>
-          </w:rPr>
-          <w:t>Ezra 9:5–15</w:t>
-        </w:r>
-      </w:hyperlink>
+      <w:r>
+        <w:rPr>
+          <w:lang w:val="en_US" w:bidi="en_US"/>
+        </w:rPr>
+        <w:t>Ezra 9:5–15</w:t>
+      </w:r>
       <w:r>
         <w:rPr>
           <w:lang w:val="en_US" w:bidi="en_US"/>
         </w:rPr>
         <w:t xml:space="preserve">; </w:t>
       </w:r>
-      <w:hyperlink r:id="rId61">
-        <w:r>
-          <w:rPr>
-            <w:lang w:val="en_US" w:bidi="en_US"/>
-          </w:rPr>
-          <w:rPr>
-            <w:color w:val="0000EE"/>
-            <w:u w:val="single"/>
-          </w:rPr>
-          <w:t>Daniel 9:1–19</w:t>
-        </w:r>
-      </w:hyperlink>
+      <w:r>
+        <w:rPr>
+          <w:lang w:val="en_US" w:bidi="en_US"/>
+        </w:rPr>
+        <w:t>Daniel 9:1–19</w:t>
+      </w:r>
       <w:r>
         <w:rPr>
           <w:lang w:val="en_US" w:bidi="en_US"/>
@@ -4355,72 +4061,48 @@
         </w:rPr>
         <w:t xml:space="preserve">: Mordecai knew God's promises and understood that God would not allow his chosen people to be destroyed (see </w:t>
       </w:r>
-      <w:hyperlink r:id="rId62">
-        <w:r>
-          <w:rPr>
-            <w:lang w:val="en_US" w:bidi="en_US"/>
-          </w:rPr>
-          <w:rPr>
-            <w:color w:val="0000EE"/>
-            <w:u w:val="single"/>
-          </w:rPr>
-          <w:t>Genesis 12:3</w:t>
-        </w:r>
-      </w:hyperlink>
+      <w:r>
+        <w:rPr>
+          <w:lang w:val="en_US" w:bidi="en_US"/>
+        </w:rPr>
+        <w:t>Genesis 12:3</w:t>
+      </w:r>
       <w:r>
         <w:rPr>
           <w:lang w:val="en_US" w:bidi="en_US"/>
         </w:rPr>
         <w:t xml:space="preserve">; </w:t>
       </w:r>
-      <w:hyperlink r:id="rId63">
-        <w:r>
-          <w:rPr>
-            <w:lang w:val="en_US" w:bidi="en_US"/>
-          </w:rPr>
-          <w:rPr>
-            <w:color w:val="0000EE"/>
-            <w:u w:val="single"/>
-          </w:rPr>
-          <w:t>22:18</w:t>
-        </w:r>
-      </w:hyperlink>
+      <w:r>
+        <w:rPr>
+          <w:lang w:val="en_US" w:bidi="en_US"/>
+        </w:rPr>
+        <w:t>22:18</w:t>
+      </w:r>
       <w:r>
         <w:rPr>
           <w:lang w:val="en_US" w:bidi="en_US"/>
         </w:rPr>
         <w:t xml:space="preserve">; </w:t>
       </w:r>
-      <w:hyperlink r:id="rId64">
-        <w:r>
-          <w:rPr>
-            <w:lang w:val="en_US" w:bidi="en_US"/>
-          </w:rPr>
-          <w:rPr>
-            <w:color w:val="0000EE"/>
-            <w:u w:val="single"/>
-          </w:rPr>
-          <w:t>28:14</w:t>
-        </w:r>
-      </w:hyperlink>
+      <w:r>
+        <w:rPr>
+          <w:lang w:val="en_US" w:bidi="en_US"/>
+        </w:rPr>
+        <w:t>28:14</w:t>
+      </w:r>
       <w:r>
         <w:rPr>
           <w:lang w:val="en_US" w:bidi="en_US"/>
         </w:rPr>
         <w:t xml:space="preserve">; </w:t>
       </w:r>
-      <w:hyperlink r:id="rId65">
-        <w:r>
-          <w:rPr>
-            <w:lang w:val="en_US" w:bidi="en_US"/>
-          </w:rPr>
-          <w:rPr>
-            <w:color w:val="0000EE"/>
-            <w:u w:val="single"/>
-          </w:rPr>
-          <w:t>Isaiah 60:1–5</w:t>
-        </w:r>
-      </w:hyperlink>
+      <w:r>
+        <w:rPr>
+          <w:lang w:val="en_US" w:bidi="en_US"/>
+        </w:rPr>
+        <w:t>Isaiah 60:1–5</w:t>
+      </w:r>
       <w:r>
         <w:rPr>
           <w:lang w:val="en_US" w:bidi="en_US"/>
@@ -4536,36 +4218,24 @@
         </w:rPr>
         <w:t>: A complete fast without any food or water usually lasted only one day (</w:t>
       </w:r>
-      <w:hyperlink r:id="rId66">
-        <w:r>
-          <w:rPr>
-            <w:lang w:val="en_US" w:bidi="en_US"/>
-          </w:rPr>
-          <w:rPr>
-            <w:color w:val="0000EE"/>
-            <w:u w:val="single"/>
-          </w:rPr>
-          <w:t>Leviticus 16:29–31</w:t>
-        </w:r>
-      </w:hyperlink>
+      <w:r>
+        <w:rPr>
+          <w:lang w:val="en_US" w:bidi="en_US"/>
+        </w:rPr>
+        <w:t>Leviticus 16:29–31</w:t>
+      </w:r>
       <w:r>
         <w:rPr>
           <w:lang w:val="en_US" w:bidi="en_US"/>
         </w:rPr>
         <w:t xml:space="preserve">; </w:t>
       </w:r>
-      <w:hyperlink r:id="rId67">
-        <w:r>
-          <w:rPr>
-            <w:lang w:val="en_US" w:bidi="en_US"/>
-          </w:rPr>
-          <w:rPr>
-            <w:color w:val="0000EE"/>
-            <w:u w:val="single"/>
-          </w:rPr>
-          <w:t>Judges 20:26</w:t>
-        </w:r>
-      </w:hyperlink>
+      <w:r>
+        <w:rPr>
+          <w:lang w:val="en_US" w:bidi="en_US"/>
+        </w:rPr>
+        <w:t>Judges 20:26</w:t>
+      </w:r>
       <w:r>
         <w:rPr>
           <w:lang w:val="en_US" w:bidi="en_US"/>
@@ -4689,36 +4359,24 @@
         </w:rPr>
         <w:t>She was not killed for entering the king’s presence without an invitation (</w:t>
       </w:r>
-      <w:hyperlink r:id="rId68">
-        <w:r>
-          <w:rPr>
-            <w:lang w:val="en_US" w:bidi="en_US"/>
-          </w:rPr>
-          <w:rPr>
-            <w:color w:val="0000EE"/>
-            <w:u w:val="single"/>
-          </w:rPr>
-          <w:t>Esther 4:11</w:t>
-        </w:r>
-      </w:hyperlink>
+      <w:r>
+        <w:rPr>
+          <w:lang w:val="en_US" w:bidi="en_US"/>
+        </w:rPr>
+        <w:t>Esther 4:11</w:t>
+      </w:r>
       <w:r>
         <w:rPr>
           <w:lang w:val="en_US" w:bidi="en_US"/>
         </w:rPr>
         <w:t xml:space="preserve">, </w:t>
       </w:r>
-      <w:hyperlink r:id="rId69">
-        <w:r>
-          <w:rPr>
-            <w:lang w:val="en_US" w:bidi="en_US"/>
-          </w:rPr>
-          <w:rPr>
-            <w:color w:val="0000EE"/>
-            <w:u w:val="single"/>
-          </w:rPr>
-          <w:t>16</w:t>
-        </w:r>
-      </w:hyperlink>
+      <w:r>
+        <w:rPr>
+          <w:lang w:val="en_US" w:bidi="en_US"/>
+        </w:rPr>
+        <w:t>16</w:t>
+      </w:r>
       <w:r>
         <w:rPr>
           <w:lang w:val="en_US" w:bidi="en_US"/>
@@ -4841,18 +4499,12 @@
         </w:rPr>
         <w:t xml:space="preserve">: Esther showed proper respect (compare </w:t>
       </w:r>
-      <w:hyperlink r:id="rId70">
-        <w:r>
-          <w:rPr>
-            <w:lang w:val="en_US" w:bidi="en_US"/>
-          </w:rPr>
-          <w:rPr>
-            <w:color w:val="0000EE"/>
-            <w:u w:val="single"/>
-          </w:rPr>
-          <w:t>Esther 1:12</w:t>
-        </w:r>
-      </w:hyperlink>
+      <w:r>
+        <w:rPr>
+          <w:lang w:val="en_US" w:bidi="en_US"/>
+        </w:rPr>
+        <w:t>Esther 1:12</w:t>
+      </w:r>
       <w:r>
         <w:rPr>
           <w:lang w:val="en_US" w:bidi="en_US"/>
@@ -4920,18 +4572,12 @@
         </w:rPr>
         <w:t xml:space="preserve"> It was customary not to seem eager when asking for a favor or negotiating an agreement. The delay gave Xerxes time to learn about Mordecai's loyalty, which helped stop Haman's plot (see </w:t>
       </w:r>
-      <w:hyperlink r:id="rId38">
-        <w:r>
-          <w:rPr>
-            <w:lang w:val="en_US" w:bidi="en_US"/>
-          </w:rPr>
-          <w:rPr>
-            <w:color w:val="0000EE"/>
-            <w:u w:val="single"/>
-          </w:rPr>
-          <w:t>Esther 6:1–14</w:t>
-        </w:r>
-      </w:hyperlink>
+      <w:r>
+        <w:rPr>
+          <w:lang w:val="en_US" w:bidi="en_US"/>
+        </w:rPr>
+        <w:t>Esther 6:1–14</w:t>
+      </w:r>
       <w:r>
         <w:rPr>
           <w:lang w:val="en_US" w:bidi="en_US"/>
@@ -4986,18 +4632,12 @@
         </w:rPr>
         <w:t xml:space="preserve">Mordecai's fasting had ended, and he returned to his official duties at the gate. By not standing or trembling, he strongly refused to honor Haman (compare </w:t>
       </w:r>
-      <w:hyperlink r:id="rId71">
-        <w:r>
-          <w:rPr>
-            <w:lang w:val="en_US" w:bidi="en_US"/>
-          </w:rPr>
-          <w:rPr>
-            <w:color w:val="0000EE"/>
-            <w:u w:val="single"/>
-          </w:rPr>
-          <w:t>Esther 3:2–6</w:t>
-        </w:r>
-      </w:hyperlink>
+      <w:r>
+        <w:rPr>
+          <w:lang w:val="en_US" w:bidi="en_US"/>
+        </w:rPr>
+        <w:t>Esther 3:2–6</w:t>
+      </w:r>
       <w:r>
         <w:rPr>
           <w:lang w:val="en_US" w:bidi="en_US"/>
@@ -5104,72 +4744,48 @@
         </w:rPr>
         <w:t xml:space="preserve">A sharpened pole was a common execution device (see also </w:t>
       </w:r>
-      <w:hyperlink r:id="rId72">
-        <w:r>
-          <w:rPr>
-            <w:lang w:val="en_US" w:bidi="en_US"/>
-          </w:rPr>
-          <w:rPr>
-            <w:color w:val="0000EE"/>
-            <w:u w:val="single"/>
-          </w:rPr>
-          <w:t>Esther 2:23</w:t>
-        </w:r>
-      </w:hyperlink>
+      <w:r>
+        <w:rPr>
+          <w:lang w:val="en_US" w:bidi="en_US"/>
+        </w:rPr>
+        <w:t>Esther 2:23</w:t>
+      </w:r>
       <w:r>
         <w:rPr>
           <w:lang w:val="en_US" w:bidi="en_US"/>
         </w:rPr>
         <w:t xml:space="preserve">; </w:t>
       </w:r>
-      <w:hyperlink r:id="rId73">
-        <w:r>
-          <w:rPr>
-            <w:lang w:val="en_US" w:bidi="en_US"/>
-          </w:rPr>
-          <w:rPr>
-            <w:color w:val="0000EE"/>
-            <w:u w:val="single"/>
-          </w:rPr>
-          <w:t>Genesis 40:19</w:t>
-        </w:r>
-      </w:hyperlink>
+      <w:r>
+        <w:rPr>
+          <w:lang w:val="en_US" w:bidi="en_US"/>
+        </w:rPr>
+        <w:t>Genesis 40:19</w:t>
+      </w:r>
       <w:r>
         <w:rPr>
           <w:lang w:val="en_US" w:bidi="en_US"/>
         </w:rPr>
         <w:t xml:space="preserve">, </w:t>
       </w:r>
-      <w:hyperlink r:id="rId74">
-        <w:r>
-          <w:rPr>
-            <w:lang w:val="en_US" w:bidi="en_US"/>
-          </w:rPr>
-          <w:rPr>
-            <w:color w:val="0000EE"/>
-            <w:u w:val="single"/>
-          </w:rPr>
-          <w:t>22</w:t>
-        </w:r>
-      </w:hyperlink>
+      <w:r>
+        <w:rPr>
+          <w:lang w:val="en_US" w:bidi="en_US"/>
+        </w:rPr>
+        <w:t>22</w:t>
+      </w:r>
       <w:r>
         <w:rPr>
           <w:lang w:val="en_US" w:bidi="en_US"/>
         </w:rPr>
         <w:t xml:space="preserve">; </w:t>
       </w:r>
-      <w:hyperlink r:id="rId75">
-        <w:r>
-          <w:rPr>
-            <w:lang w:val="en_US" w:bidi="en_US"/>
-          </w:rPr>
-          <w:rPr>
-            <w:color w:val="0000EE"/>
-            <w:u w:val="single"/>
-          </w:rPr>
-          <w:t>Joshua 8:29</w:t>
-        </w:r>
-      </w:hyperlink>
+      <w:r>
+        <w:rPr>
+          <w:lang w:val="en_US" w:bidi="en_US"/>
+        </w:rPr>
+        <w:t>Joshua 8:29</w:t>
+      </w:r>
       <w:r>
         <w:rPr>
           <w:lang w:val="en_US" w:bidi="en_US"/>
@@ -5358,18 +4974,12 @@
         </w:rPr>
         <w:t>Fortunately, the king's servant opened the royal records to the page where Mordecai revealed the plot (</w:t>
       </w:r>
-      <w:hyperlink r:id="rId33">
-        <w:r>
-          <w:rPr>
-            <w:lang w:val="en_US" w:bidi="en_US"/>
-          </w:rPr>
-          <w:rPr>
-            <w:color w:val="0000EE"/>
-            <w:u w:val="single"/>
-          </w:rPr>
-          <w:t>Esther 2:21–23</w:t>
-        </w:r>
-      </w:hyperlink>
+      <w:r>
+        <w:rPr>
+          <w:lang w:val="en_US" w:bidi="en_US"/>
+        </w:rPr>
+        <w:t>Esther 2:21–23</w:t>
+      </w:r>
       <w:r>
         <w:rPr>
           <w:lang w:val="en_US" w:bidi="en_US"/>
@@ -5533,18 +5143,12 @@
         </w:rPr>
         <w:t>Haman loved public praise and recognition. He wanted to be honored like a king, to wear royal clothes, and to ride the king’s horse. In short, he wanted to be king for a day. Haman believed another of the king’s top officials would honor him through the streets of Susa. Instead, Haman had to honor Mordecai in that role (</w:t>
       </w:r>
-      <w:hyperlink r:id="rId76">
-        <w:r>
-          <w:rPr>
-            <w:lang w:val="en_US" w:bidi="en_US"/>
-          </w:rPr>
-          <w:rPr>
-            <w:color w:val="0000EE"/>
-            <w:u w:val="single"/>
-          </w:rPr>
-          <w:t>Esther 6:10</w:t>
-        </w:r>
-      </w:hyperlink>
+      <w:r>
+        <w:rPr>
+          <w:lang w:val="en_US" w:bidi="en_US"/>
+        </w:rPr>
+        <w:t>Esther 6:10</w:t>
+      </w:r>
       <w:r>
         <w:rPr>
           <w:lang w:val="en_US" w:bidi="en_US"/>
@@ -5776,18 +5380,12 @@
         </w:rPr>
         <w:t xml:space="preserve"> Esther carefully mentioned the large sum Haman paid the king to approve the decree (</w:t>
       </w:r>
-      <w:hyperlink r:id="rId77">
-        <w:r>
-          <w:rPr>
-            <w:lang w:val="en_US" w:bidi="en_US"/>
-          </w:rPr>
-          <w:rPr>
-            <w:color w:val="0000EE"/>
-            <w:u w:val="single"/>
-          </w:rPr>
-          <w:t>Esther 3:8–11</w:t>
-        </w:r>
-      </w:hyperlink>
+      <w:r>
+        <w:rPr>
+          <w:lang w:val="en_US" w:bidi="en_US"/>
+        </w:rPr>
+        <w:t>Esther 3:8–11</w:t>
+      </w:r>
       <w:r>
         <w:rPr>
           <w:lang w:val="en_US" w:bidi="en_US"/>
@@ -5807,18 +5405,12 @@
         </w:rPr>
         <w:t xml:space="preserve"> (see </w:t>
       </w:r>
-      <w:hyperlink r:id="rId78">
-        <w:r>
-          <w:rPr>
-            <w:lang w:val="en_US" w:bidi="en_US"/>
-          </w:rPr>
-          <w:rPr>
-            <w:color w:val="0000EE"/>
-            <w:u w:val="single"/>
-          </w:rPr>
-          <w:t>Esther 3:13</w:t>
-        </w:r>
-      </w:hyperlink>
+      <w:r>
+        <w:rPr>
+          <w:lang w:val="en_US" w:bidi="en_US"/>
+        </w:rPr>
+        <w:t>Esther 3:13</w:t>
+      </w:r>
       <w:r>
         <w:rPr>
           <w:lang w:val="en_US" w:bidi="en_US"/>
@@ -5911,18 +5503,12 @@
         </w:rPr>
         <w:t xml:space="preserve"> The king could hardly believe what he heard and could not imagine someone attempting this terrible act. He did not ask for details about Esther’s accusations, assuming they were all true (compare </w:t>
       </w:r>
-      <w:hyperlink r:id="rId79">
-        <w:r>
-          <w:rPr>
-            <w:lang w:val="en_US" w:bidi="en_US"/>
-          </w:rPr>
-          <w:rPr>
-            <w:color w:val="0000EE"/>
-            <w:u w:val="single"/>
-          </w:rPr>
-          <w:t>Esther 3:10</w:t>
-        </w:r>
-      </w:hyperlink>
+      <w:r>
+        <w:rPr>
+          <w:lang w:val="en_US" w:bidi="en_US"/>
+        </w:rPr>
+        <w:t>Esther 3:10</w:t>
+      </w:r>
       <w:r>
         <w:rPr>
           <w:lang w:val="en_US" w:bidi="en_US"/>
@@ -6174,18 +5760,12 @@
         </w:rPr>
         <w:t>: Harbona, one of the king’s seven eunuchs (</w:t>
       </w:r>
-      <w:hyperlink r:id="rId35">
-        <w:r>
-          <w:rPr>
-            <w:lang w:val="en_US" w:bidi="en_US"/>
-          </w:rPr>
-          <w:rPr>
-            <w:color w:val="0000EE"/>
-            <w:u w:val="single"/>
-          </w:rPr>
-          <w:t>Esther 1:10</w:t>
-        </w:r>
-      </w:hyperlink>
+      <w:r>
+        <w:rPr>
+          <w:lang w:val="en_US" w:bidi="en_US"/>
+        </w:rPr>
+        <w:t>Esther 1:10</w:t>
+      </w:r>
       <w:r>
         <w:rPr>
           <w:lang w:val="en_US" w:bidi="en_US"/>
@@ -6283,18 +5863,12 @@
         </w:rPr>
         <w:t>Haman had promised the wealth of the Jews to those who would kill them (</w:t>
       </w:r>
-      <w:hyperlink r:id="rId78">
-        <w:r>
-          <w:rPr>
-            <w:lang w:val="en_US" w:bidi="en_US"/>
-          </w:rPr>
-          <w:rPr>
-            <w:color w:val="0000EE"/>
-            <w:u w:val="single"/>
-          </w:rPr>
-          <w:t>Esther 3:13</w:t>
-        </w:r>
-      </w:hyperlink>
+      <w:r>
+        <w:rPr>
+          <w:lang w:val="en_US" w:bidi="en_US"/>
+        </w:rPr>
+        <w:t>Esther 3:13</w:t>
+      </w:r>
       <w:r>
         <w:rPr>
           <w:lang w:val="en_US" w:bidi="en_US"/>
@@ -6349,18 +5923,12 @@
         </w:rPr>
         <w:t>The signet ring Haman used to seal the decree to destroy the Jewish people (</w:t>
       </w:r>
-      <w:hyperlink r:id="rId79">
-        <w:r>
-          <w:rPr>
-            <w:lang w:val="en_US" w:bidi="en_US"/>
-          </w:rPr>
-          <w:rPr>
-            <w:color w:val="0000EE"/>
-            <w:u w:val="single"/>
-          </w:rPr>
-          <w:t>Esther 3:10</w:t>
-        </w:r>
-      </w:hyperlink>
+      <w:r>
+        <w:rPr>
+          <w:lang w:val="en_US" w:bidi="en_US"/>
+        </w:rPr>
+        <w:t>Esther 3:10</w:t>
+      </w:r>
       <w:r>
         <w:rPr>
           <w:lang w:val="en_US" w:bidi="en_US"/>
@@ -6540,72 +6108,48 @@
         </w:rPr>
         <w:t xml:space="preserve">According to Persian law, once something is written, it cannot be revoked (see </w:t>
       </w:r>
-      <w:hyperlink r:id="rId80">
-        <w:r>
-          <w:rPr>
-            <w:lang w:val="en_US" w:bidi="en_US"/>
-          </w:rPr>
-          <w:rPr>
-            <w:color w:val="0000EE"/>
-            <w:u w:val="single"/>
-          </w:rPr>
-          <w:t>Esther 1:19</w:t>
-        </w:r>
-      </w:hyperlink>
+      <w:r>
+        <w:rPr>
+          <w:lang w:val="en_US" w:bidi="en_US"/>
+        </w:rPr>
+        <w:t>Esther 1:19</w:t>
+      </w:r>
       <w:r>
         <w:rPr>
           <w:lang w:val="en_US" w:bidi="en_US"/>
         </w:rPr>
         <w:t xml:space="preserve">; </w:t>
       </w:r>
-      <w:hyperlink r:id="rId28">
-        <w:r>
-          <w:rPr>
-            <w:lang w:val="en_US" w:bidi="en_US"/>
-          </w:rPr>
-          <w:rPr>
-            <w:color w:val="0000EE"/>
-            <w:u w:val="single"/>
-          </w:rPr>
-          <w:t>Daniel 6:8</w:t>
-        </w:r>
-      </w:hyperlink>
+      <w:r>
+        <w:rPr>
+          <w:lang w:val="en_US" w:bidi="en_US"/>
+        </w:rPr>
+        <w:t>Daniel 6:8</w:t>
+      </w:r>
       <w:r>
         <w:rPr>
           <w:lang w:val="en_US" w:bidi="en_US"/>
         </w:rPr>
         <w:t xml:space="preserve">, </w:t>
       </w:r>
-      <w:hyperlink r:id="rId29">
-        <w:r>
-          <w:rPr>
-            <w:lang w:val="en_US" w:bidi="en_US"/>
-          </w:rPr>
-          <w:rPr>
-            <w:color w:val="0000EE"/>
-            <w:u w:val="single"/>
-          </w:rPr>
-          <w:t>12</w:t>
-        </w:r>
-      </w:hyperlink>
+      <w:r>
+        <w:rPr>
+          <w:lang w:val="en_US" w:bidi="en_US"/>
+        </w:rPr>
+        <w:t>12</w:t>
+      </w:r>
       <w:r>
         <w:rPr>
           <w:lang w:val="en_US" w:bidi="en_US"/>
         </w:rPr>
         <w:t xml:space="preserve">; compare </w:t>
       </w:r>
-      <w:hyperlink r:id="rId81">
-        <w:r>
-          <w:rPr>
-            <w:lang w:val="en_US" w:bidi="en_US"/>
-          </w:rPr>
-          <w:rPr>
-            <w:color w:val="0000EE"/>
-            <w:u w:val="single"/>
-          </w:rPr>
-          <w:t>Psalm 148:6</w:t>
-        </w:r>
-      </w:hyperlink>
+      <w:r>
+        <w:rPr>
+          <w:lang w:val="en_US" w:bidi="en_US"/>
+        </w:rPr>
+        <w:t>Psalm 148:6</w:t>
+      </w:r>
       <w:r>
         <w:rPr>
           <w:lang w:val="en_US" w:bidi="en_US"/>
@@ -6667,18 +6211,12 @@
         </w:rPr>
         <w:t xml:space="preserve">: The process of writing and sending the new decree intentionally mirrors the account of sending the original decree in </w:t>
       </w:r>
-      <w:hyperlink r:id="rId82">
-        <w:r>
-          <w:rPr>
-            <w:lang w:val="en_US" w:bidi="en_US"/>
-          </w:rPr>
-          <w:rPr>
-            <w:color w:val="0000EE"/>
-            <w:u w:val="single"/>
-          </w:rPr>
-          <w:t>Esther 3:12</w:t>
-        </w:r>
-      </w:hyperlink>
+      <w:r>
+        <w:rPr>
+          <w:lang w:val="en_US" w:bidi="en_US"/>
+        </w:rPr>
+        <w:t>Esther 3:12</w:t>
+      </w:r>
       <w:r>
         <w:rPr>
           <w:lang w:val="en_US" w:bidi="en_US"/>
@@ -6737,18 +6275,12 @@
         </w:rPr>
         <w:t xml:space="preserve">The king's decree allowed the Jewish people to defend themselves and take the property of their attackers. This reversed the earlier decree in </w:t>
       </w:r>
-      <w:hyperlink r:id="rId78">
-        <w:r>
-          <w:rPr>
-            <w:lang w:val="en_US" w:bidi="en_US"/>
-          </w:rPr>
-          <w:rPr>
-            <w:color w:val="0000EE"/>
-            <w:u w:val="single"/>
-          </w:rPr>
-          <w:t>Esther 3:13</w:t>
-        </w:r>
-      </w:hyperlink>
+      <w:r>
+        <w:rPr>
+          <w:lang w:val="en_US" w:bidi="en_US"/>
+        </w:rPr>
+        <w:t>Esther 3:13</w:t>
+      </w:r>
       <w:r>
         <w:rPr>
           <w:lang w:val="en_US" w:bidi="en_US"/>
@@ -6792,36 +6324,24 @@
         </w:rPr>
         <w:t>ironically repeats the words from Haman's original order (</w:t>
       </w:r>
-      <w:hyperlink r:id="rId78">
-        <w:r>
-          <w:rPr>
-            <w:lang w:val="en_US" w:bidi="en_US"/>
-          </w:rPr>
-          <w:rPr>
-            <w:color w:val="0000EE"/>
-            <w:u w:val="single"/>
-          </w:rPr>
-          <w:t>Esther 3:13</w:t>
-        </w:r>
-      </w:hyperlink>
+      <w:r>
+        <w:rPr>
+          <w:lang w:val="en_US" w:bidi="en_US"/>
+        </w:rPr>
+        <w:t>Esther 3:13</w:t>
+      </w:r>
       <w:r>
         <w:rPr>
           <w:lang w:val="en_US" w:bidi="en_US"/>
         </w:rPr>
         <w:t xml:space="preserve">; see also </w:t>
       </w:r>
-      <w:hyperlink r:id="rId54">
-        <w:r>
-          <w:rPr>
-            <w:lang w:val="en_US" w:bidi="en_US"/>
-          </w:rPr>
-          <w:rPr>
-            <w:color w:val="0000EE"/>
-            <w:u w:val="single"/>
-          </w:rPr>
-          <w:t>9:5</w:t>
-        </w:r>
-      </w:hyperlink>
+      <w:r>
+        <w:rPr>
+          <w:lang w:val="en_US" w:bidi="en_US"/>
+        </w:rPr>
+        <w:t>9:5</w:t>
+      </w:r>
       <w:r>
         <w:rPr>
           <w:lang w:val="en_US" w:bidi="en_US"/>
@@ -6883,18 +6403,12 @@
         </w:rPr>
         <w:t>: This date was almost a year after Haman's first decree was announced (</w:t>
       </w:r>
-      <w:hyperlink r:id="rId82">
-        <w:r>
-          <w:rPr>
-            <w:lang w:val="en_US" w:bidi="en_US"/>
-          </w:rPr>
-          <w:rPr>
-            <w:color w:val="0000EE"/>
-            <w:u w:val="single"/>
-          </w:rPr>
-          <w:t>Esther 3:12</w:t>
-        </w:r>
-      </w:hyperlink>
+      <w:r>
+        <w:rPr>
+          <w:lang w:val="en_US" w:bidi="en_US"/>
+        </w:rPr>
+        <w:t>Esther 3:12</w:t>
+      </w:r>
       <w:r>
         <w:rPr>
           <w:lang w:val="en_US" w:bidi="en_US"/>
@@ -7023,18 +6537,12 @@
         </w:rPr>
         <w:t>Just as the city of Susa was in chaos after Haman's first decree (</w:t>
       </w:r>
-      <w:hyperlink r:id="rId83">
-        <w:r>
-          <w:rPr>
-            <w:lang w:val="en_US" w:bidi="en_US"/>
-          </w:rPr>
-          <w:rPr>
-            <w:color w:val="0000EE"/>
-            <w:u w:val="single"/>
-          </w:rPr>
-          <w:t>Esther 3:15</w:t>
-        </w:r>
-      </w:hyperlink>
+      <w:r>
+        <w:rPr>
+          <w:lang w:val="en_US" w:bidi="en_US"/>
+        </w:rPr>
+        <w:t>Esther 3:15</w:t>
+      </w:r>
       <w:r>
         <w:rPr>
           <w:lang w:val="en_US" w:bidi="en_US"/>
@@ -7272,18 +6780,12 @@
         </w:rPr>
         <w:t xml:space="preserve"> It was not an attack on defenseless people or a ruthless killing spree. Instead, it was a successful self-defense against their attackers. The phrase here echoes Haman’s original decree (</w:t>
       </w:r>
-      <w:hyperlink r:id="rId82">
-        <w:r>
-          <w:rPr>
-            <w:lang w:val="en_US" w:bidi="en_US"/>
-          </w:rPr>
-          <w:rPr>
-            <w:color w:val="0000EE"/>
-            <w:u w:val="single"/>
-          </w:rPr>
-          <w:t>Esther 3:12</w:t>
-        </w:r>
-      </w:hyperlink>
+      <w:r>
+        <w:rPr>
+          <w:lang w:val="en_US" w:bidi="en_US"/>
+        </w:rPr>
+        <w:t>Esther 3:12</w:t>
+      </w:r>
       <w:r>
         <w:rPr>
           <w:lang w:val="en_US" w:bidi="en_US"/>
@@ -7399,18 +6901,12 @@
         </w:rPr>
         <w:t>Everything Haman had boasted about (</w:t>
       </w:r>
-      <w:hyperlink r:id="rId84">
-        <w:r>
-          <w:rPr>
-            <w:lang w:val="en_US" w:bidi="en_US"/>
-          </w:rPr>
-          <w:rPr>
-            <w:color w:val="0000EE"/>
-            <w:u w:val="single"/>
-          </w:rPr>
-          <w:t>Esther 5:11</w:t>
-        </w:r>
-      </w:hyperlink>
+      <w:r>
+        <w:rPr>
+          <w:lang w:val="en_US" w:bidi="en_US"/>
+        </w:rPr>
+        <w:t>Esther 5:11</w:t>
+      </w:r>
       <w:r>
         <w:rPr>
           <w:lang w:val="en_US" w:bidi="en_US"/>
@@ -7472,36 +6968,24 @@
         </w:rPr>
         <w:t>: Although taking plunder from attackers was allowed (</w:t>
       </w:r>
-      <w:hyperlink r:id="rId53">
-        <w:r>
-          <w:rPr>
-            <w:lang w:val="en_US" w:bidi="en_US"/>
-          </w:rPr>
-          <w:rPr>
-            <w:color w:val="0000EE"/>
-            <w:u w:val="single"/>
-          </w:rPr>
-          <w:t>Esther 8:11</w:t>
-        </w:r>
-      </w:hyperlink>
+      <w:r>
+        <w:rPr>
+          <w:lang w:val="en_US" w:bidi="en_US"/>
+        </w:rPr>
+        <w:t>Esther 8:11</w:t>
+      </w:r>
       <w:r>
         <w:rPr>
           <w:lang w:val="en_US" w:bidi="en_US"/>
         </w:rPr>
         <w:t>), the Jews did not want the tainted wealth of Haman’s sons. Many years earlier, Abram had refused his share of the plunder from the king of Sodom (</w:t>
       </w:r>
-      <w:hyperlink r:id="rId85">
-        <w:r>
-          <w:rPr>
-            <w:lang w:val="en_US" w:bidi="en_US"/>
-          </w:rPr>
-          <w:rPr>
-            <w:color w:val="0000EE"/>
-            <w:u w:val="single"/>
-          </w:rPr>
-          <w:t>Genesis 14:21–23</w:t>
-        </w:r>
-      </w:hyperlink>
+      <w:r>
+        <w:rPr>
+          <w:lang w:val="en_US" w:bidi="en_US"/>
+        </w:rPr>
+        <w:t>Genesis 14:21–23</w:t>
+      </w:r>
       <w:r>
         <w:rPr>
           <w:lang w:val="en_US" w:bidi="en_US"/>
@@ -7556,18 +7040,12 @@
         </w:rPr>
         <w:t>If the king had been upset by the high numbers, he would not have allowed more fighting (</w:t>
       </w:r>
-      <w:hyperlink r:id="rId86">
-        <w:r>
-          <w:rPr>
-            <w:lang w:val="en_US" w:bidi="en_US"/>
-          </w:rPr>
-          <w:rPr>
-            <w:color w:val="0000EE"/>
-            <w:u w:val="single"/>
-          </w:rPr>
-          <w:t>Esther 9:14–15</w:t>
-        </w:r>
-      </w:hyperlink>
+      <w:r>
+        <w:rPr>
+          <w:lang w:val="en_US" w:bidi="en_US"/>
+        </w:rPr>
+        <w:t>Esther 9:14–15</w:t>
+      </w:r>
       <w:r>
         <w:rPr>
           <w:lang w:val="en_US" w:bidi="en_US"/>
@@ -7744,36 +7222,24 @@
         </w:rPr>
         <w:t xml:space="preserve"> the Jews chose the high moral ground and did not take any plunder from their enemies, even though it was legally allowed (</w:t>
       </w:r>
-      <w:hyperlink r:id="rId53">
-        <w:r>
-          <w:rPr>
-            <w:lang w:val="en_US" w:bidi="en_US"/>
-          </w:rPr>
-          <w:rPr>
-            <w:color w:val="0000EE"/>
-            <w:u w:val="single"/>
-          </w:rPr>
-          <w:t>Esther 8:11</w:t>
-        </w:r>
-      </w:hyperlink>
+      <w:r>
+        <w:rPr>
+          <w:lang w:val="en_US" w:bidi="en_US"/>
+        </w:rPr>
+        <w:t>Esther 8:11</w:t>
+      </w:r>
       <w:r>
         <w:rPr>
           <w:lang w:val="en_US" w:bidi="en_US"/>
         </w:rPr>
         <w:t xml:space="preserve">; </w:t>
       </w:r>
-      <w:hyperlink r:id="rId48">
-        <w:r>
-          <w:rPr>
-            <w:lang w:val="en_US" w:bidi="en_US"/>
-          </w:rPr>
-          <w:rPr>
-            <w:color w:val="0000EE"/>
-            <w:u w:val="single"/>
-          </w:rPr>
-          <w:t>9:10</w:t>
-        </w:r>
-      </w:hyperlink>
+      <w:r>
+        <w:rPr>
+          <w:lang w:val="en_US" w:bidi="en_US"/>
+        </w:rPr>
+        <w:t>9:10</w:t>
+      </w:r>
       <w:r>
         <w:rPr>
           <w:lang w:val="en_US" w:bidi="en_US"/>
@@ -7915,18 +7381,12 @@
         </w:rPr>
         <w:t xml:space="preserve"> Although God is not mentioned, they likely thanked God for their rescue. This marked the start of a new festival, later called Purim (</w:t>
       </w:r>
-      <w:hyperlink r:id="rId87">
-        <w:r>
-          <w:rPr>
-            <w:lang w:val="en_US" w:bidi="en_US"/>
-          </w:rPr>
-          <w:rPr>
-            <w:color w:val="0000EE"/>
-            <w:u w:val="single"/>
-          </w:rPr>
-          <w:t>Esther 9:19–32</w:t>
-        </w:r>
-      </w:hyperlink>
+      <w:r>
+        <w:rPr>
+          <w:lang w:val="en_US" w:bidi="en_US"/>
+        </w:rPr>
+        <w:t>Esther 9:19–32</w:t>
+      </w:r>
       <w:r>
         <w:rPr>
           <w:lang w:val="en_US" w:bidi="en_US"/>
@@ -7985,54 +7445,36 @@
         </w:rPr>
         <w:t xml:space="preserve">The annual festival and holiday of Purim celebrates God's blessing of peace from their enemies (see </w:t>
       </w:r>
-      <w:hyperlink r:id="rId88">
-        <w:r>
-          <w:rPr>
-            <w:lang w:val="en_US" w:bidi="en_US"/>
-          </w:rPr>
-          <w:rPr>
-            <w:color w:val="0000EE"/>
-            <w:u w:val="single"/>
-          </w:rPr>
-          <w:t>Deuteronomy 25:19</w:t>
-        </w:r>
-      </w:hyperlink>
+      <w:r>
+        <w:rPr>
+          <w:lang w:val="en_US" w:bidi="en_US"/>
+        </w:rPr>
+        <w:t>Deuteronomy 25:19</w:t>
+      </w:r>
       <w:r>
         <w:rPr>
           <w:lang w:val="en_US" w:bidi="en_US"/>
         </w:rPr>
         <w:t xml:space="preserve">; </w:t>
       </w:r>
-      <w:hyperlink r:id="rId89">
-        <w:r>
-          <w:rPr>
-            <w:lang w:val="en_US" w:bidi="en_US"/>
-          </w:rPr>
-          <w:rPr>
-            <w:color w:val="0000EE"/>
-            <w:u w:val="single"/>
-          </w:rPr>
-          <w:t>Joshua 21:44</w:t>
-        </w:r>
-      </w:hyperlink>
+      <w:r>
+        <w:rPr>
+          <w:lang w:val="en_US" w:bidi="en_US"/>
+        </w:rPr>
+        <w:t>Joshua 21:44</w:t>
+      </w:r>
       <w:r>
         <w:rPr>
           <w:lang w:val="en_US" w:bidi="en_US"/>
         </w:rPr>
         <w:t xml:space="preserve">; </w:t>
       </w:r>
-      <w:hyperlink r:id="rId90">
-        <w:r>
-          <w:rPr>
-            <w:lang w:val="en_US" w:bidi="en_US"/>
-          </w:rPr>
-          <w:rPr>
-            <w:color w:val="0000EE"/>
-            <w:u w:val="single"/>
-          </w:rPr>
-          <w:t>1 Samuel 7:11–14</w:t>
-        </w:r>
-      </w:hyperlink>
+      <w:r>
+        <w:rPr>
+          <w:lang w:val="en_US" w:bidi="en_US"/>
+        </w:rPr>
+        <w:t>1 Samuel 7:11–14</w:t>
+      </w:r>
       <w:r>
         <w:rPr>
           <w:lang w:val="en_US" w:bidi="en_US"/>
@@ -8201,18 +7643,12 @@
         </w:rPr>
         <w:t>The letter that Queen Esther wrote officially supported Mordecai's proposal (</w:t>
       </w:r>
-      <w:hyperlink r:id="rId91">
-        <w:r>
-          <w:rPr>
-            <w:lang w:val="en_US" w:bidi="en_US"/>
-          </w:rPr>
-          <w:rPr>
-            <w:color w:val="0000EE"/>
-            <w:u w:val="single"/>
-          </w:rPr>
-          <w:t>Esther 9:20–23</w:t>
-        </w:r>
-      </w:hyperlink>
+      <w:r>
+        <w:rPr>
+          <w:lang w:val="en_US" w:bidi="en_US"/>
+        </w:rPr>
+        <w:t>Esther 9:20–23</w:t>
+      </w:r>
       <w:r>
         <w:rPr>
           <w:lang w:val="en_US" w:bidi="en_US"/>
@@ -8363,18 +7799,12 @@
         </w:rPr>
         <w:t>Mordecai the Jew did not boast like Haman did (</w:t>
       </w:r>
-      <w:hyperlink r:id="rId92">
-        <w:r>
-          <w:rPr>
-            <w:lang w:val="en_US" w:bidi="en_US"/>
-          </w:rPr>
-          <w:rPr>
-            <w:color w:val="0000EE"/>
-            <w:u w:val="single"/>
-          </w:rPr>
-          <w:t>Esther 5:11–12</w:t>
-        </w:r>
-      </w:hyperlink>
+      <w:r>
+        <w:rPr>
+          <w:lang w:val="en_US" w:bidi="en_US"/>
+        </w:rPr>
+        <w:t>Esther 5:11–12</w:t>
+      </w:r>
       <w:r>
         <w:rPr>
           <w:lang w:val="en_US" w:bidi="en_US"/>
